--- a/test-plan/TP_Graduate_work.docx
+++ b/test-plan/TP_Graduate_work.docx
@@ -1,854 +1,124 @@
 
 <file path=word/document.xml><?xml version="1.0" encoding="utf-8"?>
-<w:document xmlns:wpc="http://schemas.microsoft.com/office/word/2010/wordprocessingCanvas" xmlns:mc="http://schemas.openxmlformats.org/markup-compatibility/2006" xmlns:o="urn:schemas-microsoft-com:office:office" xmlns:r="http://schemas.openxmlformats.org/officeDocument/2006/relationships" xmlns:m="http://schemas.openxmlformats.org/officeDocument/2006/math" xmlns:v="urn:schemas-microsoft-com:vml" xmlns:wp14="http://schemas.microsoft.com/office/word/2010/wordprocessingDrawing" xmlns:wp="http://schemas.openxmlformats.org/drawingml/2006/wordprocessingDrawing" xmlns:w10="urn:schemas-microsoft-com:office:word" xmlns:w="http://schemas.openxmlformats.org/wordprocessingml/2006/main" xmlns:w14="http://schemas.microsoft.com/office/word/2010/wordml" xmlns:wpg="http://schemas.microsoft.com/office/word/2010/wordprocessingGroup" xmlns:wpi="http://schemas.microsoft.com/office/word/2010/wordprocessingInk" xmlns:wne="http://schemas.microsoft.com/office/word/2006/wordml" xmlns:wps="http://schemas.microsoft.com/office/word/2010/wordprocessingShape" mc:Ignorable="w14 wp14">
+<w:document xmlns:wpc="http://schemas.microsoft.com/office/word/2010/wordprocessingCanvas" xmlns:cx="http://schemas.microsoft.com/office/drawing/2014/chartex" xmlns:mc="http://schemas.openxmlformats.org/markup-compatibility/2006" xmlns:o="urn:schemas-microsoft-com:office:office" xmlns:r="http://schemas.openxmlformats.org/officeDocument/2006/relationships" xmlns:m="http://schemas.openxmlformats.org/officeDocument/2006/math" xmlns:v="urn:schemas-microsoft-com:vml" xmlns:wp14="http://schemas.microsoft.com/office/word/2010/wordprocessingDrawing" xmlns:wp="http://schemas.openxmlformats.org/drawingml/2006/wordprocessingDrawing" xmlns:w10="urn:schemas-microsoft-com:office:word" xmlns:w="http://schemas.openxmlformats.org/wordprocessingml/2006/main" xmlns:w14="http://schemas.microsoft.com/office/word/2010/wordml" xmlns:w15="http://schemas.microsoft.com/office/word/2012/wordml" xmlns:w16se="http://schemas.microsoft.com/office/word/2015/wordml/symex" xmlns:wpg="http://schemas.microsoft.com/office/word/2010/wordprocessingGroup" xmlns:wpi="http://schemas.microsoft.com/office/word/2010/wordprocessingInk" xmlns:wne="http://schemas.microsoft.com/office/word/2006/wordml" xmlns:wps="http://schemas.microsoft.com/office/word/2010/wordprocessingShape" mc:Ignorable="w14 w15 w16se wp14">
   <w:body>
     <w:p>
       <w:pPr>
-        <w:rPr>
+        <w:spacing w:after="240" w:line="360" w:lineRule="auto"/>
+        <w:ind w:firstLine="709"/>
+        <w:jc w:val="center"/>
+        <w:rPr>
+          <w:rFonts w:ascii="Times New Roman" w:hAnsi="Times New Roman" w:cs="Times New Roman"/>
           <w:b/>
           <w:bCs/>
+          <w:sz w:val="32"/>
+          <w:szCs w:val="24"/>
         </w:rPr>
       </w:pPr>
       <w:r>
         <w:rPr>
+          <w:rFonts w:ascii="Times New Roman" w:hAnsi="Times New Roman" w:cs="Times New Roman"/>
           <w:b/>
           <w:bCs/>
-        </w:rPr>
-        <w:t xml:space="preserve">Часть 1. Общая структура </w:t>
-      </w:r>
-      <w:proofErr w:type="gramStart"/>
-      <w:r>
-        <w:rPr>
-          <w:b/>
-          <w:bCs/>
-        </w:rPr>
-        <w:t>тест-плана</w:t>
-      </w:r>
-      <w:proofErr w:type="gramEnd"/>
-    </w:p>
-    <w:p>
-      <w:r>
-        <w:t>Хороший тест-план для веб-сайта обычно содержит следующие разделы:</w:t>
-      </w:r>
-    </w:p>
-    <w:p>
-      <w:pPr>
-        <w:numPr>
-          <w:ilvl w:val="0"/>
-          <w:numId w:val="1"/>
-        </w:numPr>
-      </w:pPr>
-      <w:r>
-        <w:rPr>
-          <w:b/>
-          <w:bCs/>
-        </w:rPr>
-        <w:t>Введение (</w:t>
-      </w:r>
-      <w:proofErr w:type="spellStart"/>
-      <w:r>
-        <w:rPr>
-          <w:b/>
-          <w:bCs/>
-        </w:rPr>
-        <w:t>Introduction</w:t>
-      </w:r>
-      <w:proofErr w:type="spellEnd"/>
-      <w:r>
-        <w:rPr>
-          <w:b/>
-          <w:bCs/>
-        </w:rPr>
-        <w:t>):</w:t>
-      </w:r>
-      <w:r>
-        <w:t xml:space="preserve"> Краткое описание проекта, цели </w:t>
-      </w:r>
-      <w:proofErr w:type="gramStart"/>
-      <w:r>
-        <w:t>тест-плана</w:t>
-      </w:r>
-      <w:proofErr w:type="gramEnd"/>
-      <w:r>
-        <w:t xml:space="preserve"> и ссылки на документацию (ТЗ, макеты).</w:t>
-      </w:r>
-    </w:p>
-    <w:p>
-      <w:pPr>
-        <w:numPr>
-          <w:ilvl w:val="0"/>
-          <w:numId w:val="1"/>
-        </w:numPr>
-      </w:pPr>
-      <w:r>
-        <w:rPr>
-          <w:b/>
-          <w:bCs/>
-        </w:rPr>
-        <w:t>Объект тестирования (</w:t>
-      </w:r>
-      <w:proofErr w:type="spellStart"/>
-      <w:r>
-        <w:rPr>
-          <w:b/>
-          <w:bCs/>
-        </w:rPr>
-        <w:t>Test</w:t>
-      </w:r>
-      <w:proofErr w:type="spellEnd"/>
-      <w:r>
-        <w:rPr>
-          <w:b/>
-          <w:bCs/>
-        </w:rPr>
-        <w:t xml:space="preserve"> </w:t>
-      </w:r>
-      <w:proofErr w:type="spellStart"/>
-      <w:r>
-        <w:rPr>
-          <w:b/>
-          <w:bCs/>
-        </w:rPr>
-        <w:t>Items</w:t>
-      </w:r>
-      <w:proofErr w:type="spellEnd"/>
-      <w:r>
-        <w:rPr>
-          <w:b/>
-          <w:bCs/>
-        </w:rPr>
-        <w:t>):</w:t>
-      </w:r>
-      <w:r>
-        <w:t xml:space="preserve"> Что именно тестируем (URL, версии, модули).</w:t>
-      </w:r>
-    </w:p>
-    <w:p>
-      <w:pPr>
-        <w:numPr>
-          <w:ilvl w:val="0"/>
-          <w:numId w:val="1"/>
-        </w:numPr>
-      </w:pPr>
-      <w:r>
-        <w:rPr>
-          <w:b/>
-          <w:bCs/>
-        </w:rPr>
-        <w:t>Функционал для тестирования (</w:t>
-      </w:r>
-      <w:proofErr w:type="spellStart"/>
-      <w:r>
-        <w:rPr>
-          <w:b/>
-          <w:bCs/>
-        </w:rPr>
-        <w:t>Features</w:t>
-      </w:r>
-      <w:proofErr w:type="spellEnd"/>
-      <w:r>
-        <w:rPr>
-          <w:b/>
-          <w:bCs/>
-        </w:rPr>
-        <w:t xml:space="preserve"> </w:t>
-      </w:r>
-      <w:proofErr w:type="spellStart"/>
-      <w:r>
-        <w:rPr>
-          <w:b/>
-          <w:bCs/>
-        </w:rPr>
-        <w:t>to</w:t>
-      </w:r>
-      <w:proofErr w:type="spellEnd"/>
-      <w:r>
-        <w:rPr>
-          <w:b/>
-          <w:bCs/>
-        </w:rPr>
-        <w:t xml:space="preserve"> </w:t>
-      </w:r>
-      <w:proofErr w:type="spellStart"/>
-      <w:r>
-        <w:rPr>
-          <w:b/>
-          <w:bCs/>
-        </w:rPr>
-        <w:t>Test</w:t>
-      </w:r>
-      <w:proofErr w:type="spellEnd"/>
-      <w:r>
-        <w:rPr>
-          <w:b/>
-          <w:bCs/>
-        </w:rPr>
-        <w:t>):</w:t>
-      </w:r>
-      <w:r>
-        <w:t xml:space="preserve"> Список функций, которые будут проверяться.</w:t>
-      </w:r>
-    </w:p>
-    <w:p>
-      <w:pPr>
-        <w:numPr>
-          <w:ilvl w:val="0"/>
-          <w:numId w:val="1"/>
-        </w:numPr>
-      </w:pPr>
-      <w:r>
-        <w:rPr>
-          <w:b/>
-          <w:bCs/>
-        </w:rPr>
-        <w:t>Функционал вне тестирования (</w:t>
-      </w:r>
-      <w:proofErr w:type="spellStart"/>
-      <w:r>
-        <w:rPr>
-          <w:b/>
-          <w:bCs/>
-        </w:rPr>
-        <w:t>Features</w:t>
-      </w:r>
-      <w:proofErr w:type="spellEnd"/>
-      <w:r>
-        <w:rPr>
-          <w:b/>
-          <w:bCs/>
-        </w:rPr>
-        <w:t xml:space="preserve"> NOT </w:t>
-      </w:r>
-      <w:proofErr w:type="spellStart"/>
-      <w:r>
-        <w:rPr>
-          <w:b/>
-          <w:bCs/>
-        </w:rPr>
-        <w:t>to</w:t>
-      </w:r>
-      <w:proofErr w:type="spellEnd"/>
-      <w:r>
-        <w:rPr>
-          <w:b/>
-          <w:bCs/>
-        </w:rPr>
-        <w:t xml:space="preserve"> </w:t>
-      </w:r>
-      <w:proofErr w:type="spellStart"/>
-      <w:r>
-        <w:rPr>
-          <w:b/>
-          <w:bCs/>
-        </w:rPr>
-        <w:t>Test</w:t>
-      </w:r>
-      <w:proofErr w:type="spellEnd"/>
-      <w:r>
-        <w:rPr>
-          <w:b/>
-          <w:bCs/>
-        </w:rPr>
-        <w:t>):</w:t>
-      </w:r>
-      <w:r>
-        <w:t xml:space="preserve"> Что мы не трогаем (например, сторонние платежные шлюзы или функционал будущих версий).</w:t>
-      </w:r>
-    </w:p>
-    <w:p>
-      <w:pPr>
-        <w:numPr>
-          <w:ilvl w:val="0"/>
-          <w:numId w:val="1"/>
-        </w:numPr>
-      </w:pPr>
-      <w:r>
-        <w:rPr>
-          <w:b/>
-          <w:bCs/>
-        </w:rPr>
-        <w:t>Подход и стратегия (</w:t>
-      </w:r>
-      <w:proofErr w:type="spellStart"/>
-      <w:r>
-        <w:rPr>
-          <w:b/>
-          <w:bCs/>
-        </w:rPr>
-        <w:t>Test</w:t>
-      </w:r>
-      <w:proofErr w:type="spellEnd"/>
-      <w:r>
-        <w:rPr>
-          <w:b/>
-          <w:bCs/>
-        </w:rPr>
-        <w:t xml:space="preserve"> </w:t>
-      </w:r>
-      <w:proofErr w:type="spellStart"/>
-      <w:r>
-        <w:rPr>
-          <w:b/>
-          <w:bCs/>
-        </w:rPr>
-        <w:t>Approach</w:t>
-      </w:r>
-      <w:proofErr w:type="spellEnd"/>
-      <w:r>
-        <w:rPr>
-          <w:b/>
-          <w:bCs/>
-        </w:rPr>
-        <w:t>):</w:t>
-      </w:r>
-      <w:r>
-        <w:t xml:space="preserve"> Какие виды тестирования будут применяться (функциональное, нагрузочное, безопасность и т.д.).</w:t>
-      </w:r>
-    </w:p>
-    <w:p>
-      <w:pPr>
-        <w:numPr>
-          <w:ilvl w:val="0"/>
-          <w:numId w:val="1"/>
-        </w:numPr>
-      </w:pPr>
-      <w:r>
-        <w:rPr>
-          <w:b/>
-          <w:bCs/>
-        </w:rPr>
-        <w:t>Окружение и инструменты (</w:t>
-      </w:r>
-      <w:proofErr w:type="spellStart"/>
-      <w:r>
-        <w:rPr>
-          <w:b/>
-          <w:bCs/>
-        </w:rPr>
-        <w:t>Environment</w:t>
-      </w:r>
-      <w:proofErr w:type="spellEnd"/>
-      <w:r>
-        <w:rPr>
-          <w:b/>
-          <w:bCs/>
-        </w:rPr>
-        <w:t xml:space="preserve"> &amp; </w:t>
-      </w:r>
-      <w:proofErr w:type="spellStart"/>
-      <w:r>
-        <w:rPr>
-          <w:b/>
-          <w:bCs/>
-        </w:rPr>
-        <w:t>Tools</w:t>
-      </w:r>
-      <w:proofErr w:type="spellEnd"/>
-      <w:r>
-        <w:rPr>
-          <w:b/>
-          <w:bCs/>
-        </w:rPr>
-        <w:t>):</w:t>
-      </w:r>
-      <w:r>
-        <w:t xml:space="preserve"> Браузеры, устройства, ОС, софт для тестирования (баг-</w:t>
-      </w:r>
-      <w:proofErr w:type="spellStart"/>
-      <w:r>
-        <w:t>трекер</w:t>
-      </w:r>
-      <w:proofErr w:type="spellEnd"/>
-      <w:r>
-        <w:t xml:space="preserve">, </w:t>
-      </w:r>
-      <w:proofErr w:type="spellStart"/>
-      <w:r>
-        <w:t>автотесты</w:t>
-      </w:r>
-      <w:proofErr w:type="spellEnd"/>
-      <w:r>
-        <w:t>).</w:t>
-      </w:r>
-    </w:p>
-    <w:p>
-      <w:pPr>
-        <w:numPr>
-          <w:ilvl w:val="0"/>
-          <w:numId w:val="1"/>
-        </w:numPr>
-      </w:pPr>
-      <w:r>
-        <w:rPr>
-          <w:b/>
-          <w:bCs/>
-        </w:rPr>
-        <w:t>Роли и ответственность (</w:t>
-      </w:r>
-      <w:proofErr w:type="spellStart"/>
-      <w:r>
-        <w:rPr>
-          <w:b/>
-          <w:bCs/>
-        </w:rPr>
-        <w:t>Roles</w:t>
-      </w:r>
-      <w:proofErr w:type="spellEnd"/>
-      <w:r>
-        <w:rPr>
-          <w:b/>
-          <w:bCs/>
-        </w:rPr>
-        <w:t xml:space="preserve"> &amp; </w:t>
-      </w:r>
-      <w:proofErr w:type="spellStart"/>
-      <w:r>
-        <w:rPr>
-          <w:b/>
-          <w:bCs/>
-        </w:rPr>
-        <w:t>Responsibilities</w:t>
-      </w:r>
-      <w:proofErr w:type="spellEnd"/>
-      <w:r>
-        <w:rPr>
-          <w:b/>
-          <w:bCs/>
-        </w:rPr>
-        <w:t>):</w:t>
-      </w:r>
-      <w:r>
-        <w:t xml:space="preserve"> Кто тестирует, кто исправляет, кто принимает.</w:t>
-      </w:r>
-    </w:p>
-    <w:p>
-      <w:pPr>
-        <w:numPr>
-          <w:ilvl w:val="0"/>
-          <w:numId w:val="1"/>
-        </w:numPr>
-      </w:pPr>
-      <w:r>
-        <w:rPr>
-          <w:b/>
-          <w:bCs/>
-        </w:rPr>
-        <w:t>Расписание (</w:t>
-      </w:r>
-      <w:proofErr w:type="spellStart"/>
-      <w:r>
-        <w:rPr>
-          <w:b/>
-          <w:bCs/>
-        </w:rPr>
-        <w:t>Schedule</w:t>
-      </w:r>
-      <w:proofErr w:type="spellEnd"/>
-      <w:r>
-        <w:rPr>
-          <w:b/>
-          <w:bCs/>
-        </w:rPr>
-        <w:t>):</w:t>
-      </w:r>
-      <w:r>
-        <w:t xml:space="preserve"> Этапы и </w:t>
-      </w:r>
-      <w:proofErr w:type="spellStart"/>
-      <w:r>
-        <w:t>дедлайны</w:t>
-      </w:r>
-      <w:proofErr w:type="spellEnd"/>
-      <w:r>
-        <w:t>.</w:t>
-      </w:r>
-    </w:p>
-    <w:p>
-      <w:pPr>
-        <w:numPr>
-          <w:ilvl w:val="0"/>
-          <w:numId w:val="1"/>
-        </w:numPr>
-      </w:pPr>
-      <w:r>
-        <w:rPr>
-          <w:b/>
-          <w:bCs/>
-        </w:rPr>
-        <w:t>Риски (</w:t>
-      </w:r>
-      <w:proofErr w:type="spellStart"/>
-      <w:r>
-        <w:rPr>
-          <w:b/>
-          <w:bCs/>
-        </w:rPr>
-        <w:t>Risks</w:t>
-      </w:r>
-      <w:proofErr w:type="spellEnd"/>
-      <w:r>
-        <w:rPr>
-          <w:b/>
-          <w:bCs/>
-        </w:rPr>
-        <w:t>):</w:t>
-      </w:r>
-      <w:r>
-        <w:t xml:space="preserve"> Что может пойти не так и как это минимизировать.</w:t>
-      </w:r>
-    </w:p>
-    <w:p>
-      <w:pPr>
-        <w:numPr>
-          <w:ilvl w:val="0"/>
-          <w:numId w:val="1"/>
-        </w:numPr>
-      </w:pPr>
-      <w:r>
-        <w:rPr>
-          <w:b/>
-          <w:bCs/>
-        </w:rPr>
-        <w:t>Критерии входа и выхода (</w:t>
-      </w:r>
-      <w:proofErr w:type="spellStart"/>
-      <w:r>
-        <w:rPr>
-          <w:b/>
-          <w:bCs/>
-        </w:rPr>
-        <w:t>Entry</w:t>
-      </w:r>
-      <w:proofErr w:type="spellEnd"/>
-      <w:r>
-        <w:rPr>
-          <w:b/>
-          <w:bCs/>
-        </w:rPr>
-        <w:t>/</w:t>
-      </w:r>
-      <w:proofErr w:type="spellStart"/>
-      <w:r>
-        <w:rPr>
-          <w:b/>
-          <w:bCs/>
-        </w:rPr>
-        <w:t>Exit</w:t>
-      </w:r>
-      <w:proofErr w:type="spellEnd"/>
-      <w:r>
-        <w:rPr>
-          <w:b/>
-          <w:bCs/>
-        </w:rPr>
-        <w:t xml:space="preserve"> </w:t>
-      </w:r>
-      <w:proofErr w:type="spellStart"/>
-      <w:r>
-        <w:rPr>
-          <w:b/>
-          <w:bCs/>
-        </w:rPr>
-        <w:t>Criteria</w:t>
-      </w:r>
-      <w:proofErr w:type="spellEnd"/>
-      <w:r>
-        <w:rPr>
-          <w:b/>
-          <w:bCs/>
-        </w:rPr>
-        <w:t>):</w:t>
-      </w:r>
-      <w:r>
-        <w:t xml:space="preserve"> Условия начала тестирования и условия его успешного завершения.</w:t>
-      </w:r>
-    </w:p>
-    <w:p>
-      <w:pPr>
-        <w:numPr>
-          <w:ilvl w:val="0"/>
-          <w:numId w:val="1"/>
-        </w:numPr>
-      </w:pPr>
-      <w:r>
-        <w:rPr>
-          <w:b/>
-          <w:bCs/>
-        </w:rPr>
-        <w:t>Артефакты (</w:t>
-      </w:r>
-      <w:proofErr w:type="spellStart"/>
-      <w:r>
-        <w:rPr>
-          <w:b/>
-          <w:bCs/>
-        </w:rPr>
-        <w:t>Deliverables</w:t>
-      </w:r>
-      <w:proofErr w:type="spellEnd"/>
-      <w:r>
-        <w:rPr>
-          <w:b/>
-          <w:bCs/>
-        </w:rPr>
-        <w:t>):</w:t>
-      </w:r>
-      <w:r>
-        <w:t xml:space="preserve"> Что будет результатом (отчеты, баг-репорты).</w:t>
-      </w:r>
-    </w:p>
-    <w:p>
-      <w:r>
-        <w:pict>
-          <v:rect id="_x0000_i1037" style="width:0;height:1.5pt" o:hralign="center" o:hrstd="t" o:hr="t" fillcolor="#a0a0a0" stroked="f"/>
-        </w:pict>
-      </w:r>
-    </w:p>
-    <w:p>
-      <w:pPr>
-        <w:rPr>
-          <w:b/>
-          <w:bCs/>
-        </w:rPr>
-      </w:pPr>
-      <w:r>
-        <w:rPr>
-          <w:b/>
-          <w:bCs/>
-        </w:rPr>
-        <w:t xml:space="preserve">Советы по составлению </w:t>
-      </w:r>
-      <w:proofErr w:type="gramStart"/>
-      <w:r>
-        <w:rPr>
-          <w:b/>
-          <w:bCs/>
-        </w:rPr>
-        <w:t>тест-плана</w:t>
-      </w:r>
-      <w:proofErr w:type="gramEnd"/>
-      <w:r>
-        <w:rPr>
-          <w:b/>
-          <w:bCs/>
-        </w:rPr>
-        <w:t xml:space="preserve"> для сайта:</w:t>
-      </w:r>
-    </w:p>
-    <w:p>
-      <w:pPr>
-        <w:numPr>
-          <w:ilvl w:val="0"/>
-          <w:numId w:val="13"/>
-        </w:numPr>
-      </w:pPr>
-      <w:r>
-        <w:rPr>
-          <w:b/>
-          <w:bCs/>
-        </w:rPr>
-        <w:t>Не усложняйте.</w:t>
-      </w:r>
-      <w:r>
-        <w:t xml:space="preserve"> Для </w:t>
-      </w:r>
-      <w:proofErr w:type="gramStart"/>
-      <w:r>
-        <w:t>небольшого</w:t>
-      </w:r>
-      <w:proofErr w:type="gramEnd"/>
-      <w:r>
-        <w:t xml:space="preserve"> </w:t>
-      </w:r>
-      <w:proofErr w:type="spellStart"/>
-      <w:r>
-        <w:t>лендинга</w:t>
-      </w:r>
-      <w:proofErr w:type="spellEnd"/>
-      <w:r>
-        <w:t xml:space="preserve"> тест-план может уместиться на одну страницу в </w:t>
-      </w:r>
-      <w:proofErr w:type="spellStart"/>
-      <w:r>
-        <w:t>Confluence</w:t>
-      </w:r>
-      <w:proofErr w:type="spellEnd"/>
-      <w:r>
-        <w:t xml:space="preserve"> или даже в описание задачи в </w:t>
-      </w:r>
-      <w:proofErr w:type="spellStart"/>
-      <w:r>
-        <w:t>Jira</w:t>
-      </w:r>
-      <w:proofErr w:type="spellEnd"/>
-      <w:r>
-        <w:t>. Для крупного портала нужен отдельный документ.</w:t>
-      </w:r>
-    </w:p>
-    <w:p>
-      <w:pPr>
-        <w:numPr>
-          <w:ilvl w:val="0"/>
-          <w:numId w:val="13"/>
-        </w:numPr>
-      </w:pPr>
-      <w:r>
-        <w:rPr>
-          <w:b/>
-          <w:bCs/>
-        </w:rPr>
-        <w:t xml:space="preserve">Фокус на </w:t>
-      </w:r>
-      <w:proofErr w:type="spellStart"/>
-      <w:r>
-        <w:rPr>
-          <w:b/>
-          <w:bCs/>
-        </w:rPr>
-        <w:t>кроссбраузерности</w:t>
-      </w:r>
-      <w:proofErr w:type="spellEnd"/>
-      <w:r>
-        <w:rPr>
-          <w:b/>
-          <w:bCs/>
-        </w:rPr>
-        <w:t>.</w:t>
-      </w:r>
-      <w:r>
-        <w:t xml:space="preserve"> Для сайтов это критично. Четко пропишите, какие браузеры поддерживает заказчик (часто нет смысла тестировать IE11, если об этом не сказано в ТЗ).</w:t>
-      </w:r>
-    </w:p>
-    <w:p>
-      <w:pPr>
-        <w:numPr>
-          <w:ilvl w:val="0"/>
-          <w:numId w:val="13"/>
-        </w:numPr>
-      </w:pPr>
-      <w:r>
-        <w:rPr>
-          <w:b/>
-          <w:bCs/>
-        </w:rPr>
-        <w:t>Мобильная версия.</w:t>
-      </w:r>
-      <w:r>
-        <w:t xml:space="preserve"> Сейчас трафик с мобильных устройств часто превышает </w:t>
-      </w:r>
-      <w:proofErr w:type="spellStart"/>
-      <w:r>
-        <w:t>десктопный</w:t>
-      </w:r>
-      <w:proofErr w:type="spellEnd"/>
-      <w:r>
-        <w:t>. Уделите разделу адаптивности особое внимание.</w:t>
-      </w:r>
-    </w:p>
-    <w:p>
-      <w:pPr>
-        <w:numPr>
-          <w:ilvl w:val="0"/>
-          <w:numId w:val="13"/>
-        </w:numPr>
-      </w:pPr>
-      <w:r>
-        <w:rPr>
-          <w:b/>
-          <w:bCs/>
-        </w:rPr>
-        <w:t>Безопасность.</w:t>
-      </w:r>
-      <w:r>
-        <w:t xml:space="preserve"> Даже в простом плане укажите проверку на базовые уязвимости (SQL-инъекции в формах, XSS, доступ к </w:t>
-      </w:r>
-      <w:proofErr w:type="spellStart"/>
-      <w:r>
-        <w:t>админке</w:t>
-      </w:r>
-      <w:proofErr w:type="spellEnd"/>
-      <w:r>
-        <w:t xml:space="preserve"> без прав).</w:t>
-      </w:r>
-    </w:p>
-    <w:p>
-      <w:pPr>
-        <w:numPr>
-          <w:ilvl w:val="0"/>
-          <w:numId w:val="13"/>
-        </w:numPr>
-      </w:pPr>
-      <w:r>
-        <w:rPr>
-          <w:b/>
-          <w:bCs/>
-        </w:rPr>
-        <w:t>Актуальность.</w:t>
-      </w:r>
-      <w:r>
-        <w:t xml:space="preserve"> Тест-план должен обновляться. Если в процессе разработки функционал изменился, план должен это отражать.</w:t>
-      </w:r>
-    </w:p>
-    <w:p>
-      <w:pPr>
-        <w:rPr>
-          <w:b/>
-          <w:bCs/>
-        </w:rPr>
-      </w:pPr>
-    </w:p>
-    <w:p>
-      <w:pPr>
-        <w:rPr>
-          <w:b/>
-          <w:bCs/>
-        </w:rPr>
-      </w:pPr>
-      <w:r>
-        <w:rPr>
-          <w:b/>
-          <w:bCs/>
-        </w:rPr>
-        <w:lastRenderedPageBreak/>
+          <w:sz w:val="32"/>
+          <w:szCs w:val="24"/>
+        </w:rPr>
         <w:t>Тест-план для сайта сети пиццерий «</w:t>
       </w:r>
       <w:proofErr w:type="spellStart"/>
       <w:r>
         <w:rPr>
+          <w:rFonts w:ascii="Times New Roman" w:hAnsi="Times New Roman" w:cs="Times New Roman"/>
           <w:b/>
           <w:bCs/>
+          <w:sz w:val="32"/>
+          <w:szCs w:val="24"/>
         </w:rPr>
         <w:t>Додо</w:t>
       </w:r>
       <w:proofErr w:type="spellEnd"/>
       <w:r>
         <w:rPr>
+          <w:rFonts w:ascii="Times New Roman" w:hAnsi="Times New Roman" w:cs="Times New Roman"/>
           <w:b/>
           <w:bCs/>
-        </w:rPr>
-        <w:t xml:space="preserve"> пицца</w:t>
-      </w:r>
-      <w:r>
-        <w:rPr>
-          <w:b/>
-          <w:bCs/>
-        </w:rPr>
-        <w:t>»</w:t>
+          <w:sz w:val="32"/>
+          <w:szCs w:val="24"/>
+        </w:rPr>
+        <w:t xml:space="preserve"> пицца»</w:t>
       </w:r>
     </w:p>
     <w:p>
       <w:pPr>
-        <w:rPr>
+        <w:spacing w:after="240" w:line="360" w:lineRule="auto"/>
+        <w:ind w:firstLine="709"/>
+        <w:jc w:val="center"/>
+        <w:rPr>
+          <w:rFonts w:ascii="Times New Roman" w:hAnsi="Times New Roman" w:cs="Times New Roman"/>
           <w:b/>
           <w:bCs/>
+          <w:sz w:val="24"/>
+          <w:szCs w:val="24"/>
         </w:rPr>
       </w:pPr>
       <w:r>
         <w:rPr>
+          <w:rFonts w:ascii="Times New Roman" w:hAnsi="Times New Roman" w:cs="Times New Roman"/>
           <w:b/>
           <w:bCs/>
-        </w:rPr>
-        <w:t>1. Введение</w:t>
+          <w:sz w:val="24"/>
+          <w:szCs w:val="24"/>
+        </w:rPr>
+        <w:t xml:space="preserve">(Проект в </w:t>
+      </w:r>
+      <w:r>
+        <w:rPr>
+          <w:rFonts w:ascii="Times New Roman" w:hAnsi="Times New Roman" w:cs="Times New Roman"/>
+          <w:b/>
+          <w:bCs/>
+          <w:sz w:val="24"/>
+          <w:szCs w:val="24"/>
+          <w:lang w:val="en-US"/>
+        </w:rPr>
+        <w:t>GitHub</w:t>
+      </w:r>
+      <w:r>
+        <w:rPr>
+          <w:rFonts w:ascii="Times New Roman" w:hAnsi="Times New Roman" w:cs="Times New Roman"/>
+          <w:b/>
+          <w:bCs/>
+          <w:sz w:val="24"/>
+          <w:szCs w:val="24"/>
+        </w:rPr>
+        <w:t>: https://github.com/Irina-Mos/Mosunova_graduate_work.git)</w:t>
+      </w:r>
+    </w:p>
+    <w:p>
+      <w:pPr>
+        <w:pStyle w:val="a4"/>
+        <w:numPr>
+          <w:ilvl w:val="0"/>
+          <w:numId w:val="35"/>
+        </w:numPr>
+        <w:spacing w:after="0" w:line="360" w:lineRule="auto"/>
+        <w:ind w:left="709" w:hanging="709"/>
+        <w:rPr>
+          <w:rFonts w:ascii="Times New Roman" w:hAnsi="Times New Roman" w:cs="Times New Roman"/>
+          <w:b/>
+          <w:bCs/>
+          <w:sz w:val="28"/>
+          <w:szCs w:val="24"/>
+        </w:rPr>
+      </w:pPr>
+      <w:r>
+        <w:rPr>
+          <w:rFonts w:ascii="Times New Roman" w:hAnsi="Times New Roman" w:cs="Times New Roman"/>
+          <w:b/>
+          <w:bCs/>
+          <w:sz w:val="28"/>
+          <w:szCs w:val="24"/>
+        </w:rPr>
+        <w:t>Цели тестирования:</w:t>
       </w:r>
     </w:p>
     <w:p>
@@ -857,85 +127,182 @@
           <w:ilvl w:val="0"/>
           <w:numId w:val="14"/>
         </w:numPr>
+        <w:spacing w:after="0" w:line="360" w:lineRule="auto"/>
+        <w:ind w:hanging="11"/>
+        <w:rPr>
+          <w:rFonts w:ascii="Times New Roman" w:hAnsi="Times New Roman" w:cs="Times New Roman"/>
+          <w:sz w:val="24"/>
+          <w:szCs w:val="24"/>
+        </w:rPr>
       </w:pPr>
       <w:r>
         <w:rPr>
-          <w:b/>
-          <w:bCs/>
-        </w:rPr>
-        <w:t>Цель:</w:t>
+          <w:rFonts w:ascii="Times New Roman" w:hAnsi="Times New Roman" w:cs="Times New Roman"/>
+          <w:sz w:val="24"/>
+          <w:szCs w:val="24"/>
+        </w:rPr>
+        <w:t xml:space="preserve">Проверка </w:t>
       </w:r>
       <w:r>
-        <w:t xml:space="preserve"> Обеспечить стабильную работу сайта.</w:t>
+        <w:rPr>
+          <w:rFonts w:ascii="Times New Roman" w:hAnsi="Times New Roman" w:cs="Times New Roman"/>
+          <w:sz w:val="24"/>
+          <w:szCs w:val="24"/>
+        </w:rPr>
+        <w:t>функционала</w:t>
+      </w:r>
+      <w:r>
+        <w:rPr>
+          <w:rFonts w:ascii="Times New Roman" w:hAnsi="Times New Roman" w:cs="Times New Roman"/>
+          <w:sz w:val="24"/>
+          <w:szCs w:val="24"/>
+        </w:rPr>
+        <w:t xml:space="preserve"> главной страницы сайта;</w:t>
       </w:r>
     </w:p>
     <w:p>
       <w:pPr>
-        <w:rPr>
+        <w:numPr>
+          <w:ilvl w:val="0"/>
+          <w:numId w:val="14"/>
+        </w:numPr>
+        <w:spacing w:after="0" w:line="360" w:lineRule="auto"/>
+        <w:ind w:hanging="11"/>
+        <w:rPr>
+          <w:rFonts w:ascii="Times New Roman" w:hAnsi="Times New Roman" w:cs="Times New Roman"/>
+          <w:sz w:val="24"/>
+          <w:szCs w:val="24"/>
+        </w:rPr>
+      </w:pPr>
+      <w:r>
+        <w:rPr>
+          <w:rFonts w:ascii="Times New Roman" w:hAnsi="Times New Roman" w:cs="Times New Roman"/>
+          <w:sz w:val="24"/>
+          <w:szCs w:val="24"/>
+        </w:rPr>
+        <w:t>Выявление ошибок в работе</w:t>
+      </w:r>
+      <w:r>
+        <w:rPr>
+          <w:rFonts w:ascii="Times New Roman" w:hAnsi="Times New Roman" w:cs="Times New Roman"/>
+          <w:sz w:val="24"/>
+          <w:szCs w:val="24"/>
+        </w:rPr>
+        <w:t xml:space="preserve"> сайта</w:t>
+      </w:r>
+      <w:r>
+        <w:rPr>
+          <w:rFonts w:ascii="Times New Roman" w:hAnsi="Times New Roman" w:cs="Times New Roman"/>
+          <w:sz w:val="24"/>
+          <w:szCs w:val="24"/>
+        </w:rPr>
+        <w:t>;</w:t>
+      </w:r>
+    </w:p>
+    <w:p>
+      <w:pPr>
+        <w:numPr>
+          <w:ilvl w:val="0"/>
+          <w:numId w:val="14"/>
+        </w:numPr>
+        <w:spacing w:after="0" w:line="360" w:lineRule="auto"/>
+        <w:ind w:hanging="11"/>
+        <w:jc w:val="both"/>
+        <w:rPr>
+          <w:rFonts w:ascii="Times New Roman" w:hAnsi="Times New Roman" w:cs="Times New Roman"/>
+          <w:sz w:val="24"/>
+          <w:szCs w:val="24"/>
+        </w:rPr>
+      </w:pPr>
+      <w:r>
+        <w:rPr>
+          <w:rFonts w:ascii="Times New Roman" w:hAnsi="Times New Roman" w:cs="Times New Roman"/>
+          <w:sz w:val="24"/>
+          <w:szCs w:val="24"/>
+        </w:rPr>
+        <w:t>Проверка совместимости с целевыми платформами (браузеры, ОС, устройства).</w:t>
+      </w:r>
+    </w:p>
+    <w:p>
+      <w:pPr>
+        <w:pStyle w:val="a4"/>
+        <w:numPr>
+          <w:ilvl w:val="0"/>
+          <w:numId w:val="35"/>
+        </w:numPr>
+        <w:spacing w:after="0" w:line="360" w:lineRule="auto"/>
+        <w:ind w:left="709" w:hanging="709"/>
+        <w:rPr>
+          <w:rFonts w:ascii="Times New Roman" w:hAnsi="Times New Roman" w:cs="Times New Roman"/>
           <w:b/>
           <w:bCs/>
+          <w:sz w:val="28"/>
+          <w:szCs w:val="24"/>
           <w:lang w:val="en-US"/>
         </w:rPr>
       </w:pPr>
       <w:r>
         <w:rPr>
+          <w:rFonts w:ascii="Times New Roman" w:hAnsi="Times New Roman" w:cs="Times New Roman"/>
           <w:b/>
           <w:bCs/>
-        </w:rPr>
-        <w:t>2. Объект тестирования</w:t>
+          <w:sz w:val="28"/>
+          <w:szCs w:val="24"/>
+        </w:rPr>
+        <w:t>Объект тестирования</w:t>
+      </w:r>
+      <w:r>
+        <w:rPr>
+          <w:rFonts w:ascii="Times New Roman" w:hAnsi="Times New Roman" w:cs="Times New Roman"/>
+          <w:b/>
+          <w:bCs/>
+          <w:sz w:val="28"/>
+          <w:szCs w:val="24"/>
+        </w:rPr>
+        <w:t>:</w:t>
       </w:r>
     </w:p>
     <w:tbl>
       <w:tblPr>
+        <w:tblStyle w:val="a3"/>
         <w:tblW w:w="0" w:type="auto"/>
         <w:jc w:val="center"/>
-        <w:tblCellSpacing w:w="15" w:type="dxa"/>
-        <w:tblBorders>
-          <w:top w:val="single" w:sz="2" w:space="0" w:color="E3E3E3"/>
-          <w:left w:val="single" w:sz="2" w:space="0" w:color="E3E3E3"/>
-          <w:bottom w:val="single" w:sz="2" w:space="0" w:color="E3E3E3"/>
-          <w:right w:val="single" w:sz="2" w:space="0" w:color="E3E3E3"/>
-        </w:tblBorders>
-        <w:tblCellMar>
-          <w:left w:w="0" w:type="dxa"/>
-          <w:right w:w="0" w:type="dxa"/>
-        </w:tblCellMar>
         <w:tblLook w:val="04A0" w:firstRow="1" w:lastRow="0" w:firstColumn="1" w:lastColumn="0" w:noHBand="0" w:noVBand="1"/>
       </w:tblPr>
       <w:tblGrid>
-        <w:gridCol w:w="2020"/>
-        <w:gridCol w:w="3402"/>
+        <w:gridCol w:w="2275"/>
+        <w:gridCol w:w="2689"/>
       </w:tblGrid>
       <w:tr>
         <w:trPr>
-          <w:tblHeader/>
-          <w:tblCellSpacing w:w="15" w:type="dxa"/>
           <w:jc w:val="center"/>
         </w:trPr>
         <w:tc>
           <w:tcPr>
-            <w:tcW w:w="1975" w:type="dxa"/>
-            <w:tcBorders>
-              <w:top w:val="single" w:sz="2" w:space="0" w:color="E3E3E3"/>
-              <w:left w:val="single" w:sz="2" w:space="0" w:color="E3E3E3"/>
-              <w:bottom w:val="single" w:sz="6" w:space="0" w:color="2E2E33"/>
-              <w:right w:val="single" w:sz="6" w:space="0" w:color="2E2E33"/>
-            </w:tcBorders>
-            <w:shd w:val="clear" w:color="auto" w:fill="2E2E33"/>
+            <w:tcW w:w="0" w:type="auto"/>
+            <w:shd w:val="clear" w:color="auto" w:fill="C6D9F1" w:themeFill="text2" w:themeFillTint="33"/>
             <w:vAlign w:val="center"/>
             <w:hideMark/>
           </w:tcPr>
           <w:p>
             <w:pPr>
-              <w:rPr>
+              <w:spacing w:line="360" w:lineRule="auto"/>
+              <w:jc w:val="center"/>
+              <w:rPr>
+                <w:rFonts w:ascii="Times New Roman" w:hAnsi="Times New Roman" w:cs="Times New Roman"/>
                 <w:b/>
                 <w:bCs/>
+                <w:sz w:val="24"/>
+                <w:szCs w:val="24"/>
               </w:rPr>
             </w:pPr>
             <w:r>
               <w:rPr>
+                <w:rFonts w:ascii="Times New Roman" w:hAnsi="Times New Roman" w:cs="Times New Roman"/>
                 <w:b/>
                 <w:bCs/>
+                <w:sz w:val="24"/>
+                <w:szCs w:val="24"/>
               </w:rPr>
               <w:t>Компонент</w:t>
             </w:r>
@@ -943,28 +310,30 @@
         </w:tc>
         <w:tc>
           <w:tcPr>
-            <w:tcW w:w="3357" w:type="dxa"/>
-            <w:tcBorders>
-              <w:top w:val="single" w:sz="2" w:space="0" w:color="E3E3E3"/>
-              <w:left w:val="single" w:sz="2" w:space="0" w:color="E3E3E3"/>
-              <w:bottom w:val="single" w:sz="6" w:space="0" w:color="2E2E33"/>
-              <w:right w:val="nil"/>
-            </w:tcBorders>
-            <w:shd w:val="clear" w:color="auto" w:fill="2E2E33"/>
+            <w:tcW w:w="0" w:type="auto"/>
+            <w:shd w:val="clear" w:color="auto" w:fill="C6D9F1" w:themeFill="text2" w:themeFillTint="33"/>
             <w:vAlign w:val="center"/>
             <w:hideMark/>
           </w:tcPr>
           <w:p>
             <w:pPr>
-              <w:rPr>
+              <w:spacing w:line="360" w:lineRule="auto"/>
+              <w:jc w:val="center"/>
+              <w:rPr>
+                <w:rFonts w:ascii="Times New Roman" w:hAnsi="Times New Roman" w:cs="Times New Roman"/>
                 <w:b/>
                 <w:bCs/>
+                <w:sz w:val="24"/>
+                <w:szCs w:val="24"/>
               </w:rPr>
             </w:pPr>
             <w:r>
               <w:rPr>
+                <w:rFonts w:ascii="Times New Roman" w:hAnsi="Times New Roman" w:cs="Times New Roman"/>
                 <w:b/>
                 <w:bCs/>
+                <w:sz w:val="24"/>
+                <w:szCs w:val="24"/>
               </w:rPr>
               <w:t>Описание</w:t>
             </w:r>
@@ -973,27 +342,32 @@
       </w:tr>
       <w:tr>
         <w:trPr>
-          <w:tblCellSpacing w:w="15" w:type="dxa"/>
           <w:jc w:val="center"/>
         </w:trPr>
         <w:tc>
           <w:tcPr>
-            <w:tcW w:w="1975" w:type="dxa"/>
-            <w:tcBorders>
-              <w:top w:val="single" w:sz="2" w:space="0" w:color="E3E3E3"/>
-              <w:left w:val="single" w:sz="2" w:space="0" w:color="E3E3E3"/>
-              <w:bottom w:val="single" w:sz="6" w:space="0" w:color="2E2E33"/>
-              <w:right w:val="single" w:sz="6" w:space="0" w:color="2E2E33"/>
-            </w:tcBorders>
+            <w:tcW w:w="0" w:type="auto"/>
             <w:vAlign w:val="center"/>
             <w:hideMark/>
           </w:tcPr>
           <w:p>
+            <w:pPr>
+              <w:spacing w:line="360" w:lineRule="auto"/>
+              <w:jc w:val="center"/>
+              <w:rPr>
+                <w:rFonts w:ascii="Times New Roman" w:hAnsi="Times New Roman" w:cs="Times New Roman"/>
+                <w:sz w:val="24"/>
+                <w:szCs w:val="24"/>
+              </w:rPr>
+            </w:pPr>
             <w:proofErr w:type="spellStart"/>
             <w:r>
               <w:rPr>
+                <w:rFonts w:ascii="Times New Roman" w:hAnsi="Times New Roman" w:cs="Times New Roman"/>
                 <w:b/>
                 <w:bCs/>
+                <w:sz w:val="24"/>
+                <w:szCs w:val="24"/>
               </w:rPr>
               <w:t>Frontend</w:t>
             </w:r>
@@ -1002,24 +376,26 @@
         </w:tc>
         <w:tc>
           <w:tcPr>
-            <w:tcW w:w="3357" w:type="dxa"/>
-            <w:tcBorders>
-              <w:top w:val="single" w:sz="2" w:space="0" w:color="E3E3E3"/>
-              <w:left w:val="single" w:sz="2" w:space="0" w:color="E3E3E3"/>
-              <w:bottom w:val="single" w:sz="6" w:space="0" w:color="2E2E33"/>
-              <w:right w:val="nil"/>
-            </w:tcBorders>
+            <w:tcW w:w="0" w:type="auto"/>
             <w:vAlign w:val="center"/>
             <w:hideMark/>
           </w:tcPr>
           <w:p>
             <w:pPr>
-              <w:rPr>
+              <w:spacing w:line="360" w:lineRule="auto"/>
+              <w:jc w:val="center"/>
+              <w:rPr>
+                <w:rFonts w:ascii="Times New Roman" w:hAnsi="Times New Roman" w:cs="Times New Roman"/>
+                <w:sz w:val="24"/>
+                <w:szCs w:val="24"/>
                 <w:lang w:val="en-US"/>
               </w:rPr>
             </w:pPr>
             <w:r>
               <w:rPr>
+                <w:rFonts w:ascii="Times New Roman" w:hAnsi="Times New Roman" w:cs="Times New Roman"/>
+                <w:sz w:val="24"/>
+                <w:szCs w:val="24"/>
                 <w:lang w:val="en-US"/>
               </w:rPr>
               <w:t>https://dodopizza.ru/perm</w:t>
@@ -1029,26 +405,31 @@
       </w:tr>
       <w:tr>
         <w:trPr>
-          <w:tblCellSpacing w:w="15" w:type="dxa"/>
           <w:jc w:val="center"/>
         </w:trPr>
         <w:tc>
           <w:tcPr>
-            <w:tcW w:w="1975" w:type="dxa"/>
-            <w:tcBorders>
-              <w:top w:val="single" w:sz="2" w:space="0" w:color="E3E3E3"/>
-              <w:left w:val="single" w:sz="2" w:space="0" w:color="E3E3E3"/>
-              <w:bottom w:val="single" w:sz="6" w:space="0" w:color="2E2E33"/>
-              <w:right w:val="single" w:sz="6" w:space="0" w:color="2E2E33"/>
-            </w:tcBorders>
+            <w:tcW w:w="0" w:type="auto"/>
             <w:vAlign w:val="center"/>
             <w:hideMark/>
           </w:tcPr>
           <w:p>
+            <w:pPr>
+              <w:spacing w:line="360" w:lineRule="auto"/>
+              <w:jc w:val="center"/>
+              <w:rPr>
+                <w:rFonts w:ascii="Times New Roman" w:hAnsi="Times New Roman" w:cs="Times New Roman"/>
+                <w:sz w:val="24"/>
+                <w:szCs w:val="24"/>
+              </w:rPr>
+            </w:pPr>
             <w:r>
               <w:rPr>
+                <w:rFonts w:ascii="Times New Roman" w:hAnsi="Times New Roman" w:cs="Times New Roman"/>
                 <w:b/>
                 <w:bCs/>
+                <w:sz w:val="24"/>
+                <w:szCs w:val="24"/>
               </w:rPr>
               <w:t>Мобильная версия</w:t>
             </w:r>
@@ -1056,75 +437,107 @@
         </w:tc>
         <w:tc>
           <w:tcPr>
-            <w:tcW w:w="3357" w:type="dxa"/>
-            <w:tcBorders>
-              <w:top w:val="single" w:sz="2" w:space="0" w:color="E3E3E3"/>
-              <w:left w:val="single" w:sz="2" w:space="0" w:color="E3E3E3"/>
-              <w:bottom w:val="single" w:sz="6" w:space="0" w:color="2E2E33"/>
-              <w:right w:val="nil"/>
-            </w:tcBorders>
+            <w:tcW w:w="0" w:type="auto"/>
             <w:vAlign w:val="center"/>
             <w:hideMark/>
           </w:tcPr>
           <w:p>
+            <w:pPr>
+              <w:spacing w:line="360" w:lineRule="auto"/>
+              <w:jc w:val="center"/>
+              <w:rPr>
+                <w:rFonts w:ascii="Times New Roman" w:hAnsi="Times New Roman" w:cs="Times New Roman"/>
+                <w:sz w:val="24"/>
+                <w:szCs w:val="24"/>
+              </w:rPr>
+            </w:pPr>
             <w:r>
-              <w:t>Адаптивная вёрстка + PWA</w:t>
+              <w:rPr>
+                <w:rFonts w:ascii="Times New Roman" w:hAnsi="Times New Roman" w:cs="Times New Roman"/>
+                <w:sz w:val="24"/>
+                <w:szCs w:val="24"/>
+              </w:rPr>
+              <w:t xml:space="preserve">Адаптивная вёрстка </w:t>
             </w:r>
           </w:p>
         </w:tc>
       </w:tr>
     </w:tbl>
     <w:p>
+      <w:pPr>
+        <w:spacing w:after="0" w:line="360" w:lineRule="auto"/>
+        <w:ind w:firstLine="709"/>
+        <w:rPr>
+          <w:rFonts w:ascii="Times New Roman" w:hAnsi="Times New Roman" w:cs="Times New Roman"/>
+          <w:sz w:val="24"/>
+          <w:szCs w:val="24"/>
+        </w:rPr>
+      </w:pPr>
+    </w:p>
+    <w:p>
+      <w:pPr>
+        <w:pStyle w:val="a4"/>
+        <w:numPr>
+          <w:ilvl w:val="0"/>
+          <w:numId w:val="35"/>
+        </w:numPr>
+        <w:spacing w:after="0" w:line="360" w:lineRule="auto"/>
+        <w:ind w:left="709" w:hanging="709"/>
+        <w:rPr>
+          <w:rFonts w:ascii="Times New Roman" w:hAnsi="Times New Roman" w:cs="Times New Roman"/>
+          <w:b/>
+          <w:bCs/>
+          <w:sz w:val="28"/>
+          <w:szCs w:val="24"/>
+        </w:rPr>
+      </w:pPr>
       <w:r>
-        <w:pict>
-          <v:rect id="_x0000_i1043" style="width:0;height:1.5pt" o:hralign="center" o:hrstd="t" o:hr="t" fillcolor="#a0a0a0" stroked="f"/>
-        </w:pict>
+        <w:rPr>
+          <w:rFonts w:ascii="Times New Roman" w:hAnsi="Times New Roman" w:cs="Times New Roman"/>
+          <w:b/>
+          <w:bCs/>
+          <w:sz w:val="28"/>
+          <w:szCs w:val="24"/>
+        </w:rPr>
+        <w:t xml:space="preserve">Функционал для тестирования </w:t>
       </w:r>
     </w:p>
     <w:p>
       <w:pPr>
-        <w:rPr>
+        <w:pStyle w:val="a4"/>
+        <w:numPr>
+          <w:ilvl w:val="0"/>
+          <w:numId w:val="31"/>
+        </w:numPr>
+        <w:spacing w:after="0" w:line="360" w:lineRule="auto"/>
+        <w:ind w:left="709" w:firstLine="0"/>
+        <w:rPr>
+          <w:rFonts w:ascii="Times New Roman" w:hAnsi="Times New Roman" w:cs="Times New Roman"/>
           <w:b/>
           <w:bCs/>
+          <w:sz w:val="24"/>
+          <w:szCs w:val="24"/>
         </w:rPr>
       </w:pPr>
       <w:r>
         <w:rPr>
+          <w:rFonts w:ascii="Times New Roman" w:hAnsi="Times New Roman" w:cs="Times New Roman"/>
           <w:b/>
           <w:bCs/>
-        </w:rPr>
-        <w:t xml:space="preserve">3. Функционал для тестирования </w:t>
+          <w:sz w:val="24"/>
+          <w:szCs w:val="24"/>
+        </w:rPr>
+        <w:t>Каталог и меню</w:t>
       </w:r>
       <w:r>
         <w:rPr>
-          <w:rFonts w:ascii="Calibri" w:hAnsi="Calibri" w:cs="Calibri"/>
+          <w:rFonts w:ascii="Times New Roman" w:hAnsi="Times New Roman" w:cs="Times New Roman"/>
           <w:b/>
           <w:bCs/>
-        </w:rPr>
-        <w:t>🔍</w:t>
-      </w:r>
-    </w:p>
-    <w:p>
-      <w:pPr>
-        <w:rPr>
-          <w:b/>
-          <w:bCs/>
-        </w:rPr>
-      </w:pPr>
-      <w:r>
-        <w:rPr>
-          <w:rFonts w:ascii="Calibri" w:hAnsi="Calibri" w:cs="Calibri"/>
-          <w:b/>
-          <w:bCs/>
-        </w:rPr>
-        <w:t>🍕</w:t>
-      </w:r>
-      <w:r>
-        <w:rPr>
-          <w:b/>
-          <w:bCs/>
-        </w:rPr>
-        <w:t xml:space="preserve"> Каталог и меню</w:t>
+          <w:sz w:val="24"/>
+          <w:szCs w:val="24"/>
+        </w:rPr>
+        <w:t>:</w:t>
       </w:r>
     </w:p>
     <w:p>
@@ -1133,17 +546,41 @@
           <w:ilvl w:val="0"/>
           <w:numId w:val="15"/>
         </w:numPr>
+        <w:tabs>
+          <w:tab w:val="clear" w:pos="720"/>
+          <w:tab w:val="num" w:pos="1418"/>
+        </w:tabs>
+        <w:spacing w:after="0" w:line="360" w:lineRule="auto"/>
+        <w:ind w:left="1418" w:firstLine="0"/>
+        <w:rPr>
+          <w:rFonts w:ascii="Times New Roman" w:hAnsi="Times New Roman" w:cs="Times New Roman"/>
+          <w:sz w:val="24"/>
+          <w:szCs w:val="24"/>
+        </w:rPr>
       </w:pPr>
       <w:r>
+        <w:rPr>
+          <w:rFonts w:ascii="Times New Roman" w:hAnsi="Times New Roman" w:cs="Times New Roman"/>
+          <w:sz w:val="24"/>
+          <w:szCs w:val="24"/>
+        </w:rPr>
         <w:t>Отображение категорий</w:t>
       </w:r>
       <w:r>
         <w:rPr>
+          <w:rFonts w:ascii="Times New Roman" w:hAnsi="Times New Roman" w:cs="Times New Roman"/>
+          <w:sz w:val="24"/>
+          <w:szCs w:val="24"/>
           <w:lang w:val="en-US"/>
         </w:rPr>
         <w:t xml:space="preserve"> </w:t>
       </w:r>
       <w:r>
+        <w:rPr>
+          <w:rFonts w:ascii="Times New Roman" w:hAnsi="Times New Roman" w:cs="Times New Roman"/>
+          <w:sz w:val="24"/>
+          <w:szCs w:val="24"/>
+        </w:rPr>
         <w:t>меню</w:t>
       </w:r>
     </w:p>
@@ -1153,8 +590,24 @@
           <w:ilvl w:val="0"/>
           <w:numId w:val="15"/>
         </w:numPr>
+        <w:tabs>
+          <w:tab w:val="clear" w:pos="720"/>
+          <w:tab w:val="num" w:pos="1418"/>
+        </w:tabs>
+        <w:spacing w:after="0" w:line="360" w:lineRule="auto"/>
+        <w:ind w:left="1418" w:firstLine="0"/>
+        <w:rPr>
+          <w:rFonts w:ascii="Times New Roman" w:hAnsi="Times New Roman" w:cs="Times New Roman"/>
+          <w:sz w:val="24"/>
+          <w:szCs w:val="24"/>
+        </w:rPr>
       </w:pPr>
       <w:r>
+        <w:rPr>
+          <w:rFonts w:ascii="Times New Roman" w:hAnsi="Times New Roman" w:cs="Times New Roman"/>
+          <w:sz w:val="24"/>
+          <w:szCs w:val="24"/>
+        </w:rPr>
         <w:t>Карточка товара: фото, состав, КБЖУ, аллергены, размеры, цена</w:t>
       </w:r>
     </w:p>
@@ -1164,32 +617,63 @@
           <w:ilvl w:val="0"/>
           <w:numId w:val="15"/>
         </w:numPr>
+        <w:tabs>
+          <w:tab w:val="clear" w:pos="720"/>
+          <w:tab w:val="num" w:pos="1418"/>
+        </w:tabs>
+        <w:spacing w:after="0" w:line="360" w:lineRule="auto"/>
+        <w:ind w:left="1418" w:firstLine="0"/>
+        <w:rPr>
+          <w:rFonts w:ascii="Times New Roman" w:hAnsi="Times New Roman" w:cs="Times New Roman"/>
+          <w:sz w:val="24"/>
+          <w:szCs w:val="24"/>
+        </w:rPr>
       </w:pPr>
       <w:r>
+        <w:rPr>
+          <w:rFonts w:ascii="Times New Roman" w:hAnsi="Times New Roman" w:cs="Times New Roman"/>
+          <w:sz w:val="24"/>
+          <w:szCs w:val="24"/>
+        </w:rPr>
         <w:t>Конструктор пиццы: выбор размера, теста, добавление/удаление ингредиентов</w:t>
       </w:r>
     </w:p>
     <w:p>
       <w:pPr>
-        <w:rPr>
+        <w:pStyle w:val="a4"/>
+        <w:numPr>
+          <w:ilvl w:val="0"/>
+          <w:numId w:val="31"/>
+        </w:numPr>
+        <w:spacing w:after="0" w:line="360" w:lineRule="auto"/>
+        <w:ind w:left="709" w:firstLine="0"/>
+        <w:rPr>
+          <w:rFonts w:ascii="Times New Roman" w:hAnsi="Times New Roman" w:cs="Times New Roman"/>
           <w:b/>
           <w:bCs/>
+          <w:sz w:val="24"/>
+          <w:szCs w:val="24"/>
         </w:rPr>
       </w:pPr>
       <w:r>
         <w:rPr>
-          <w:rFonts w:ascii="Calibri" w:hAnsi="Calibri" w:cs="Calibri"/>
+          <w:rFonts w:ascii="Times New Roman" w:hAnsi="Times New Roman" w:cs="Times New Roman"/>
           <w:b/>
           <w:bCs/>
-        </w:rPr>
-        <w:t>🛒</w:t>
+          <w:sz w:val="24"/>
+          <w:szCs w:val="24"/>
+        </w:rPr>
+        <w:t>Корзина и оформление заказа</w:t>
       </w:r>
       <w:r>
         <w:rPr>
+          <w:rFonts w:ascii="Times New Roman" w:hAnsi="Times New Roman" w:cs="Times New Roman"/>
           <w:b/>
           <w:bCs/>
-        </w:rPr>
-        <w:t xml:space="preserve"> Корзина и оформление заказа</w:t>
+          <w:sz w:val="24"/>
+          <w:szCs w:val="24"/>
+        </w:rPr>
+        <w:t>:</w:t>
       </w:r>
     </w:p>
     <w:p>
@@ -1198,8 +682,23 @@
           <w:ilvl w:val="0"/>
           <w:numId w:val="16"/>
         </w:numPr>
+        <w:tabs>
+          <w:tab w:val="clear" w:pos="720"/>
+        </w:tabs>
+        <w:spacing w:after="0" w:line="360" w:lineRule="auto"/>
+        <w:ind w:left="1418" w:firstLine="0"/>
+        <w:rPr>
+          <w:rFonts w:ascii="Times New Roman" w:hAnsi="Times New Roman" w:cs="Times New Roman"/>
+          <w:sz w:val="24"/>
+          <w:szCs w:val="24"/>
+        </w:rPr>
       </w:pPr>
       <w:r>
+        <w:rPr>
+          <w:rFonts w:ascii="Times New Roman" w:hAnsi="Times New Roman" w:cs="Times New Roman"/>
+          <w:sz w:val="24"/>
+          <w:szCs w:val="24"/>
+        </w:rPr>
         <w:t>Добавление/удаление товаров, изменение количества</w:t>
       </w:r>
     </w:p>
@@ -1209,87 +708,117 @@
           <w:ilvl w:val="0"/>
           <w:numId w:val="16"/>
         </w:numPr>
+        <w:tabs>
+          <w:tab w:val="clear" w:pos="720"/>
+        </w:tabs>
+        <w:spacing w:after="0" w:line="360" w:lineRule="auto"/>
+        <w:ind w:left="1418" w:firstLine="0"/>
+        <w:rPr>
+          <w:rFonts w:ascii="Times New Roman" w:hAnsi="Times New Roman" w:cs="Times New Roman"/>
+          <w:sz w:val="24"/>
+          <w:szCs w:val="24"/>
+        </w:rPr>
       </w:pPr>
       <w:r>
+        <w:rPr>
+          <w:rFonts w:ascii="Times New Roman" w:hAnsi="Times New Roman" w:cs="Times New Roman"/>
+          <w:sz w:val="24"/>
+          <w:szCs w:val="24"/>
+        </w:rPr>
         <w:t xml:space="preserve">Расчёт стоимости: товары </w:t>
       </w:r>
       <w:r>
+        <w:rPr>
+          <w:rFonts w:ascii="Times New Roman" w:hAnsi="Times New Roman" w:cs="Times New Roman"/>
+          <w:sz w:val="24"/>
+          <w:szCs w:val="24"/>
+        </w:rPr>
         <w:t>+ скидка</w:t>
       </w:r>
       <w:r>
+        <w:rPr>
+          <w:rFonts w:ascii="Times New Roman" w:hAnsi="Times New Roman" w:cs="Times New Roman"/>
+          <w:sz w:val="24"/>
+          <w:szCs w:val="24"/>
+        </w:rPr>
         <w:t xml:space="preserve"> (акция)</w:t>
       </w:r>
     </w:p>
     <w:p>
       <w:pPr>
+        <w:pStyle w:val="a4"/>
         <w:numPr>
           <w:ilvl w:val="0"/>
-          <w:numId w:val="16"/>
+          <w:numId w:val="31"/>
         </w:numPr>
+        <w:spacing w:after="0" w:line="360" w:lineRule="auto"/>
+        <w:ind w:left="709" w:firstLine="0"/>
+        <w:rPr>
+          <w:rFonts w:ascii="Times New Roman" w:hAnsi="Times New Roman" w:cs="Times New Roman"/>
+          <w:b/>
+          <w:bCs/>
+          <w:sz w:val="24"/>
+          <w:szCs w:val="24"/>
+        </w:rPr>
       </w:pPr>
       <w:r>
-        <w:t>Оформление заказа без регистрации (гостевой режим)</w:t>
+        <w:rPr>
+          <w:rFonts w:ascii="Times New Roman" w:hAnsi="Times New Roman" w:cs="Times New Roman"/>
+          <w:b/>
+          <w:bCs/>
+          <w:sz w:val="24"/>
+          <w:szCs w:val="24"/>
+        </w:rPr>
+        <w:t>Проверка работы ссылок в хедере и футере</w:t>
+      </w:r>
+      <w:r>
+        <w:rPr>
+          <w:rFonts w:ascii="Times New Roman" w:hAnsi="Times New Roman" w:cs="Times New Roman"/>
+          <w:b/>
+          <w:bCs/>
+          <w:sz w:val="24"/>
+          <w:szCs w:val="24"/>
+        </w:rPr>
+        <w:t>.</w:t>
       </w:r>
     </w:p>
     <w:p>
       <w:pPr>
-        <w:rPr>
+        <w:spacing w:after="0" w:line="360" w:lineRule="auto"/>
+        <w:ind w:firstLine="709"/>
+        <w:rPr>
+          <w:rFonts w:ascii="Times New Roman" w:hAnsi="Times New Roman" w:cs="Times New Roman"/>
+          <w:sz w:val="24"/>
+          <w:szCs w:val="24"/>
+        </w:rPr>
+      </w:pPr>
+    </w:p>
+    <w:p>
+      <w:pPr>
+        <w:pStyle w:val="a4"/>
+        <w:numPr>
+          <w:ilvl w:val="0"/>
+          <w:numId w:val="35"/>
+        </w:numPr>
+        <w:spacing w:after="0" w:line="360" w:lineRule="auto"/>
+        <w:ind w:left="709" w:hanging="643"/>
+        <w:rPr>
+          <w:rFonts w:ascii="Times New Roman" w:hAnsi="Times New Roman" w:cs="Times New Roman"/>
           <w:b/>
           <w:bCs/>
+          <w:sz w:val="28"/>
+          <w:szCs w:val="24"/>
         </w:rPr>
       </w:pPr>
       <w:r>
         <w:rPr>
-          <w:rFonts w:ascii="Calibri" w:hAnsi="Calibri" w:cs="Calibri"/>
+          <w:rFonts w:ascii="Times New Roman" w:hAnsi="Times New Roman" w:cs="Times New Roman"/>
           <w:b/>
           <w:bCs/>
-        </w:rPr>
-        <w:t>🗺️</w:t>
-      </w:r>
-      <w:r>
-        <w:rPr>
-          <w:b/>
-          <w:bCs/>
-        </w:rPr>
-        <w:t xml:space="preserve"> </w:t>
-      </w:r>
-      <w:r>
-        <w:rPr>
-          <w:b/>
-          <w:bCs/>
-        </w:rPr>
-        <w:t>Проверка работы ссылок в хедере и футере</w:t>
-      </w:r>
-    </w:p>
-    <w:p/>
-    <w:p>
-      <w:r>
-        <w:pict>
-          <v:rect id="_x0000_i1044" style="width:0;height:1.5pt" o:hralign="center" o:hrstd="t" o:hr="t" fillcolor="#a0a0a0" stroked="f"/>
-        </w:pict>
-      </w:r>
-    </w:p>
-    <w:p>
-      <w:pPr>
-        <w:rPr>
-          <w:b/>
-          <w:bCs/>
-        </w:rPr>
-      </w:pPr>
-      <w:r>
-        <w:rPr>
-          <w:b/>
-          <w:bCs/>
-        </w:rPr>
-        <w:t xml:space="preserve">4. Функционал НЕ для тестирования </w:t>
-      </w:r>
-      <w:r>
-        <w:rPr>
-          <w:rFonts w:ascii="Calibri" w:hAnsi="Calibri" w:cs="Calibri"/>
-          <w:b/>
-          <w:bCs/>
-        </w:rPr>
-        <w:t>❌</w:t>
+          <w:sz w:val="28"/>
+          <w:szCs w:val="24"/>
+        </w:rPr>
+        <w:t xml:space="preserve">Функционал НЕ для тестирования </w:t>
       </w:r>
     </w:p>
     <w:p>
@@ -1298,9 +827,29 @@
           <w:ilvl w:val="0"/>
           <w:numId w:val="21"/>
         </w:numPr>
+        <w:spacing w:after="0" w:line="360" w:lineRule="auto"/>
+        <w:ind w:firstLine="709"/>
+        <w:rPr>
+          <w:rFonts w:ascii="Times New Roman" w:hAnsi="Times New Roman" w:cs="Times New Roman"/>
+          <w:sz w:val="24"/>
+          <w:szCs w:val="24"/>
+        </w:rPr>
       </w:pPr>
       <w:r>
+        <w:rPr>
+          <w:rFonts w:ascii="Times New Roman" w:hAnsi="Times New Roman" w:cs="Times New Roman"/>
+          <w:sz w:val="24"/>
+          <w:szCs w:val="24"/>
+        </w:rPr>
         <w:t>Регистрация</w:t>
+      </w:r>
+      <w:r>
+        <w:rPr>
+          <w:rFonts w:ascii="Times New Roman" w:hAnsi="Times New Roman" w:cs="Times New Roman"/>
+          <w:sz w:val="24"/>
+          <w:szCs w:val="24"/>
+        </w:rPr>
+        <w:t>;</w:t>
       </w:r>
     </w:p>
     <w:p>
@@ -1309,9 +858,29 @@
           <w:ilvl w:val="0"/>
           <w:numId w:val="21"/>
         </w:numPr>
+        <w:spacing w:after="0" w:line="360" w:lineRule="auto"/>
+        <w:ind w:firstLine="709"/>
+        <w:rPr>
+          <w:rFonts w:ascii="Times New Roman" w:hAnsi="Times New Roman" w:cs="Times New Roman"/>
+          <w:sz w:val="24"/>
+          <w:szCs w:val="24"/>
+        </w:rPr>
       </w:pPr>
       <w:r>
+        <w:rPr>
+          <w:rFonts w:ascii="Times New Roman" w:hAnsi="Times New Roman" w:cs="Times New Roman"/>
+          <w:sz w:val="24"/>
+          <w:szCs w:val="24"/>
+        </w:rPr>
         <w:t>Оформление заказа</w:t>
+      </w:r>
+      <w:r>
+        <w:rPr>
+          <w:rFonts w:ascii="Times New Roman" w:hAnsi="Times New Roman" w:cs="Times New Roman"/>
+          <w:sz w:val="24"/>
+          <w:szCs w:val="24"/>
+        </w:rPr>
+        <w:t>;</w:t>
       </w:r>
     </w:p>
     <w:p>
@@ -1320,9 +889,29 @@
           <w:ilvl w:val="0"/>
           <w:numId w:val="21"/>
         </w:numPr>
+        <w:spacing w:after="0" w:line="360" w:lineRule="auto"/>
+        <w:ind w:firstLine="709"/>
+        <w:rPr>
+          <w:rFonts w:ascii="Times New Roman" w:hAnsi="Times New Roman" w:cs="Times New Roman"/>
+          <w:sz w:val="24"/>
+          <w:szCs w:val="24"/>
+        </w:rPr>
       </w:pPr>
       <w:r>
+        <w:rPr>
+          <w:rFonts w:ascii="Times New Roman" w:hAnsi="Times New Roman" w:cs="Times New Roman"/>
+          <w:sz w:val="24"/>
+          <w:szCs w:val="24"/>
+        </w:rPr>
         <w:t>Оплата</w:t>
+      </w:r>
+      <w:r>
+        <w:rPr>
+          <w:rFonts w:ascii="Times New Roman" w:hAnsi="Times New Roman" w:cs="Times New Roman"/>
+          <w:sz w:val="24"/>
+          <w:szCs w:val="24"/>
+        </w:rPr>
+        <w:t>;</w:t>
       </w:r>
     </w:p>
     <w:p>
@@ -1331,9 +920,29 @@
           <w:ilvl w:val="0"/>
           <w:numId w:val="21"/>
         </w:numPr>
+        <w:spacing w:after="0" w:line="360" w:lineRule="auto"/>
+        <w:ind w:firstLine="709"/>
+        <w:rPr>
+          <w:rFonts w:ascii="Times New Roman" w:hAnsi="Times New Roman" w:cs="Times New Roman"/>
+          <w:sz w:val="24"/>
+          <w:szCs w:val="24"/>
+        </w:rPr>
       </w:pPr>
       <w:r>
+        <w:rPr>
+          <w:rFonts w:ascii="Times New Roman" w:hAnsi="Times New Roman" w:cs="Times New Roman"/>
+          <w:sz w:val="24"/>
+          <w:szCs w:val="24"/>
+        </w:rPr>
         <w:t>Система отзывов и оценок после получения заказа</w:t>
+      </w:r>
+      <w:r>
+        <w:rPr>
+          <w:rFonts w:ascii="Times New Roman" w:hAnsi="Times New Roman" w:cs="Times New Roman"/>
+          <w:sz w:val="24"/>
+          <w:szCs w:val="24"/>
+        </w:rPr>
+        <w:t>;</w:t>
       </w:r>
     </w:p>
     <w:p>
@@ -1342,96 +951,123 @@
           <w:ilvl w:val="0"/>
           <w:numId w:val="21"/>
         </w:numPr>
+        <w:spacing w:after="0" w:line="360" w:lineRule="auto"/>
+        <w:ind w:firstLine="709"/>
+        <w:rPr>
+          <w:rFonts w:ascii="Times New Roman" w:hAnsi="Times New Roman" w:cs="Times New Roman"/>
+          <w:sz w:val="24"/>
+          <w:szCs w:val="24"/>
+        </w:rPr>
       </w:pPr>
       <w:r>
+        <w:rPr>
+          <w:rFonts w:ascii="Times New Roman" w:hAnsi="Times New Roman" w:cs="Times New Roman"/>
+          <w:sz w:val="24"/>
+          <w:szCs w:val="24"/>
+        </w:rPr>
         <w:t>Программа лояльности: уровни, персональные предложения</w:t>
+      </w:r>
+      <w:r>
+        <w:rPr>
+          <w:rFonts w:ascii="Times New Roman" w:hAnsi="Times New Roman" w:cs="Times New Roman"/>
+          <w:sz w:val="24"/>
+          <w:szCs w:val="24"/>
+        </w:rPr>
+        <w:t>м</w:t>
+      </w:r>
+      <w:r>
+        <w:rPr>
+          <w:rFonts w:ascii="Times New Roman" w:hAnsi="Times New Roman" w:cs="Times New Roman"/>
+          <w:sz w:val="24"/>
+          <w:szCs w:val="24"/>
+        </w:rPr>
+        <w:t>.</w:t>
       </w:r>
     </w:p>
     <w:p>
       <w:pPr>
-        <w:ind w:left="720"/>
-      </w:pPr>
-    </w:p>
-    <w:p>
+        <w:rPr>
+          <w:rFonts w:ascii="Times New Roman" w:hAnsi="Times New Roman" w:cs="Times New Roman"/>
+          <w:sz w:val="24"/>
+          <w:szCs w:val="24"/>
+        </w:rPr>
+      </w:pPr>
       <w:r>
-        <w:pict>
-          <v:rect id="_x0000_i1045" style="width:0;height:1.5pt" o:hralign="center" o:hrstd="t" o:hr="t" fillcolor="#a0a0a0" stroked="f"/>
-        </w:pict>
+        <w:rPr>
+          <w:rFonts w:ascii="Times New Roman" w:hAnsi="Times New Roman" w:cs="Times New Roman"/>
+          <w:sz w:val="24"/>
+          <w:szCs w:val="24"/>
+        </w:rPr>
+        <w:br w:type="page"/>
       </w:r>
     </w:p>
     <w:p>
       <w:pPr>
-        <w:rPr>
+        <w:pStyle w:val="a4"/>
+        <w:numPr>
+          <w:ilvl w:val="0"/>
+          <w:numId w:val="35"/>
+        </w:numPr>
+        <w:spacing w:after="0" w:line="360" w:lineRule="auto"/>
+        <w:ind w:left="709" w:hanging="709"/>
+        <w:rPr>
+          <w:rFonts w:ascii="Times New Roman" w:hAnsi="Times New Roman" w:cs="Times New Roman"/>
           <w:b/>
           <w:bCs/>
+          <w:sz w:val="28"/>
+          <w:szCs w:val="24"/>
         </w:rPr>
       </w:pPr>
       <w:r>
         <w:rPr>
+          <w:rFonts w:ascii="Times New Roman" w:hAnsi="Times New Roman" w:cs="Times New Roman"/>
           <w:b/>
           <w:bCs/>
+          <w:sz w:val="28"/>
+          <w:szCs w:val="24"/>
         </w:rPr>
         <w:lastRenderedPageBreak/>
-        <w:t xml:space="preserve">5. Стратегия и виды тестирования </w:t>
-      </w:r>
-      <w:r>
-        <w:rPr>
-          <w:rFonts w:ascii="Calibri" w:hAnsi="Calibri" w:cs="Calibri"/>
-          <w:b/>
-          <w:bCs/>
-        </w:rPr>
-        <w:t>🧪</w:t>
+        <w:t xml:space="preserve">Стратегия и виды тестирования </w:t>
       </w:r>
     </w:p>
     <w:tbl>
       <w:tblPr>
+        <w:tblStyle w:val="a3"/>
         <w:tblW w:w="0" w:type="auto"/>
-        <w:tblCellSpacing w:w="15" w:type="dxa"/>
-        <w:tblBorders>
-          <w:top w:val="single" w:sz="2" w:space="0" w:color="E3E3E3"/>
-          <w:left w:val="single" w:sz="2" w:space="0" w:color="E3E3E3"/>
-          <w:bottom w:val="single" w:sz="2" w:space="0" w:color="E3E3E3"/>
-          <w:right w:val="single" w:sz="2" w:space="0" w:color="E3E3E3"/>
-        </w:tblBorders>
-        <w:tblCellMar>
-          <w:left w:w="0" w:type="dxa"/>
-          <w:right w:w="0" w:type="dxa"/>
-        </w:tblCellMar>
         <w:tblLook w:val="04A0" w:firstRow="1" w:lastRow="0" w:firstColumn="1" w:lastColumn="0" w:noHBand="0" w:noVBand="1"/>
       </w:tblPr>
       <w:tblGrid>
-        <w:gridCol w:w="1792"/>
-        <w:gridCol w:w="6845"/>
+        <w:gridCol w:w="2145"/>
+        <w:gridCol w:w="4636"/>
+        <w:gridCol w:w="2790"/>
       </w:tblGrid>
       <w:tr>
-        <w:trPr>
-          <w:tblHeader/>
-          <w:tblCellSpacing w:w="15" w:type="dxa"/>
-        </w:trPr>
         <w:tc>
           <w:tcPr>
             <w:tcW w:w="0" w:type="auto"/>
-            <w:tcBorders>
-              <w:top w:val="single" w:sz="2" w:space="0" w:color="E3E3E3"/>
-              <w:left w:val="single" w:sz="2" w:space="0" w:color="E3E3E3"/>
-              <w:bottom w:val="single" w:sz="6" w:space="0" w:color="2E2E33"/>
-              <w:right w:val="single" w:sz="6" w:space="0" w:color="2E2E33"/>
-            </w:tcBorders>
-            <w:shd w:val="clear" w:color="auto" w:fill="2E2E33"/>
+            <w:shd w:val="clear" w:color="auto" w:fill="C6D9F1" w:themeFill="text2" w:themeFillTint="33"/>
             <w:vAlign w:val="center"/>
             <w:hideMark/>
           </w:tcPr>
           <w:p>
             <w:pPr>
-              <w:rPr>
+              <w:spacing w:line="360" w:lineRule="auto"/>
+              <w:jc w:val="center"/>
+              <w:rPr>
+                <w:rFonts w:ascii="Times New Roman" w:hAnsi="Times New Roman" w:cs="Times New Roman"/>
                 <w:b/>
                 <w:bCs/>
+                <w:sz w:val="24"/>
+                <w:szCs w:val="24"/>
               </w:rPr>
             </w:pPr>
             <w:r>
               <w:rPr>
+                <w:rFonts w:ascii="Times New Roman" w:hAnsi="Times New Roman" w:cs="Times New Roman"/>
                 <w:b/>
                 <w:bCs/>
+                <w:sz w:val="24"/>
+                <w:szCs w:val="24"/>
               </w:rPr>
               <w:t>Вид тестирования</w:t>
             </w:r>
@@ -1440,54 +1076,89 @@
         <w:tc>
           <w:tcPr>
             <w:tcW w:w="0" w:type="auto"/>
-            <w:tcBorders>
-              <w:top w:val="single" w:sz="2" w:space="0" w:color="E3E3E3"/>
-              <w:left w:val="single" w:sz="2" w:space="0" w:color="E3E3E3"/>
-              <w:bottom w:val="single" w:sz="6" w:space="0" w:color="2E2E33"/>
-              <w:right w:val="single" w:sz="6" w:space="0" w:color="2E2E33"/>
-            </w:tcBorders>
-            <w:shd w:val="clear" w:color="auto" w:fill="2E2E33"/>
+            <w:shd w:val="clear" w:color="auto" w:fill="C6D9F1" w:themeFill="text2" w:themeFillTint="33"/>
             <w:vAlign w:val="center"/>
             <w:hideMark/>
           </w:tcPr>
           <w:p>
             <w:pPr>
-              <w:rPr>
+              <w:spacing w:line="360" w:lineRule="auto"/>
+              <w:jc w:val="center"/>
+              <w:rPr>
+                <w:rFonts w:ascii="Times New Roman" w:hAnsi="Times New Roman" w:cs="Times New Roman"/>
                 <w:b/>
                 <w:bCs/>
+                <w:sz w:val="24"/>
+                <w:szCs w:val="24"/>
               </w:rPr>
             </w:pPr>
             <w:r>
               <w:rPr>
+                <w:rFonts w:ascii="Times New Roman" w:hAnsi="Times New Roman" w:cs="Times New Roman"/>
                 <w:b/>
                 <w:bCs/>
+                <w:sz w:val="24"/>
+                <w:szCs w:val="24"/>
               </w:rPr>
               <w:t>Описание</w:t>
+            </w:r>
+          </w:p>
+        </w:tc>
+        <w:tc>
+          <w:tcPr>
+            <w:tcW w:w="0" w:type="auto"/>
+            <w:shd w:val="clear" w:color="auto" w:fill="C6D9F1" w:themeFill="text2" w:themeFillTint="33"/>
+            <w:vAlign w:val="center"/>
+          </w:tcPr>
+          <w:p>
+            <w:pPr>
+              <w:spacing w:line="360" w:lineRule="auto"/>
+              <w:jc w:val="center"/>
+              <w:rPr>
+                <w:rFonts w:ascii="Times New Roman" w:hAnsi="Times New Roman" w:cs="Times New Roman"/>
+                <w:b/>
+                <w:bCs/>
+                <w:sz w:val="24"/>
+                <w:szCs w:val="24"/>
+              </w:rPr>
+            </w:pPr>
+            <w:r>
+              <w:rPr>
+                <w:rFonts w:ascii="Times New Roman" w:hAnsi="Times New Roman" w:cs="Times New Roman"/>
+                <w:b/>
+                <w:bCs/>
+                <w:sz w:val="24"/>
+                <w:szCs w:val="24"/>
+              </w:rPr>
+              <w:t>Метод</w:t>
             </w:r>
           </w:p>
         </w:tc>
       </w:tr>
       <w:tr>
-        <w:trPr>
-          <w:tblCellSpacing w:w="15" w:type="dxa"/>
-        </w:trPr>
         <w:tc>
           <w:tcPr>
             <w:tcW w:w="0" w:type="auto"/>
-            <w:tcBorders>
-              <w:top w:val="single" w:sz="2" w:space="0" w:color="E3E3E3"/>
-              <w:left w:val="single" w:sz="2" w:space="0" w:color="E3E3E3"/>
-              <w:bottom w:val="single" w:sz="6" w:space="0" w:color="2E2E33"/>
-              <w:right w:val="single" w:sz="6" w:space="0" w:color="2E2E33"/>
-            </w:tcBorders>
             <w:vAlign w:val="center"/>
             <w:hideMark/>
           </w:tcPr>
           <w:p>
+            <w:pPr>
+              <w:spacing w:line="360" w:lineRule="auto"/>
+              <w:jc w:val="center"/>
+              <w:rPr>
+                <w:rFonts w:ascii="Times New Roman" w:hAnsi="Times New Roman" w:cs="Times New Roman"/>
+                <w:sz w:val="24"/>
+                <w:szCs w:val="24"/>
+              </w:rPr>
+            </w:pPr>
             <w:r>
               <w:rPr>
+                <w:rFonts w:ascii="Times New Roman" w:hAnsi="Times New Roman" w:cs="Times New Roman"/>
                 <w:b/>
                 <w:bCs/>
+                <w:sz w:val="24"/>
+                <w:szCs w:val="24"/>
               </w:rPr>
               <w:t>Функциональное</w:t>
             </w:r>
@@ -1496,50 +1167,76 @@
         <w:tc>
           <w:tcPr>
             <w:tcW w:w="0" w:type="auto"/>
-            <w:tcBorders>
-              <w:top w:val="single" w:sz="2" w:space="0" w:color="E3E3E3"/>
-              <w:left w:val="single" w:sz="2" w:space="0" w:color="E3E3E3"/>
-              <w:bottom w:val="single" w:sz="6" w:space="0" w:color="2E2E33"/>
-              <w:right w:val="single" w:sz="6" w:space="0" w:color="2E2E33"/>
-            </w:tcBorders>
-            <w:vAlign w:val="center"/>
             <w:hideMark/>
           </w:tcPr>
           <w:p>
+            <w:pPr>
+              <w:spacing w:line="360" w:lineRule="auto"/>
+              <w:rPr>
+                <w:rFonts w:ascii="Times New Roman" w:hAnsi="Times New Roman" w:cs="Times New Roman"/>
+                <w:sz w:val="24"/>
+                <w:szCs w:val="24"/>
+              </w:rPr>
+            </w:pPr>
             <w:r>
-              <w:t xml:space="preserve">Проверка </w:t>
+              <w:rPr>
+                <w:rFonts w:ascii="Times New Roman" w:hAnsi="Times New Roman" w:cs="Times New Roman"/>
+                <w:sz w:val="24"/>
+                <w:szCs w:val="24"/>
+              </w:rPr>
+              <w:t>Проверка работы кнопок главной страницы, сценариев заказа</w:t>
             </w:r>
+          </w:p>
+        </w:tc>
+        <w:tc>
+          <w:tcPr>
+            <w:tcW w:w="0" w:type="auto"/>
+          </w:tcPr>
+          <w:p>
+            <w:pPr>
+              <w:spacing w:line="360" w:lineRule="auto"/>
+              <w:rPr>
+                <w:rFonts w:ascii="Times New Roman" w:hAnsi="Times New Roman" w:cs="Times New Roman"/>
+                <w:sz w:val="24"/>
+                <w:szCs w:val="24"/>
+              </w:rPr>
+            </w:pPr>
             <w:r>
-              <w:t xml:space="preserve">работы кнопок главной страницы, </w:t>
-            </w:r>
-            <w:r>
-              <w:t>сценариев заказа</w:t>
+              <w:rPr>
+                <w:rFonts w:ascii="Times New Roman" w:hAnsi="Times New Roman" w:cs="Times New Roman"/>
+                <w:sz w:val="24"/>
+                <w:szCs w:val="24"/>
+              </w:rPr>
+              <w:t>Ручное + автоматизированное</w:t>
             </w:r>
           </w:p>
         </w:tc>
       </w:tr>
       <w:tr>
-        <w:trPr>
-          <w:tblCellSpacing w:w="15" w:type="dxa"/>
-        </w:trPr>
         <w:tc>
           <w:tcPr>
             <w:tcW w:w="0" w:type="auto"/>
-            <w:tcBorders>
-              <w:top w:val="single" w:sz="2" w:space="0" w:color="E3E3E3"/>
-              <w:left w:val="single" w:sz="2" w:space="0" w:color="E3E3E3"/>
-              <w:bottom w:val="single" w:sz="6" w:space="0" w:color="2E2E33"/>
-              <w:right w:val="single" w:sz="6" w:space="0" w:color="2E2E33"/>
-            </w:tcBorders>
             <w:vAlign w:val="center"/>
             <w:hideMark/>
           </w:tcPr>
           <w:p>
+            <w:pPr>
+              <w:spacing w:line="360" w:lineRule="auto"/>
+              <w:jc w:val="center"/>
+              <w:rPr>
+                <w:rFonts w:ascii="Times New Roman" w:hAnsi="Times New Roman" w:cs="Times New Roman"/>
+                <w:sz w:val="24"/>
+                <w:szCs w:val="24"/>
+              </w:rPr>
+            </w:pPr>
             <w:proofErr w:type="spellStart"/>
             <w:r>
               <w:rPr>
+                <w:rFonts w:ascii="Times New Roman" w:hAnsi="Times New Roman" w:cs="Times New Roman"/>
                 <w:b/>
                 <w:bCs/>
+                <w:sz w:val="24"/>
+                <w:szCs w:val="24"/>
               </w:rPr>
               <w:t>Кроссбраузерное</w:t>
             </w:r>
@@ -1549,75 +1246,128 @@
         <w:tc>
           <w:tcPr>
             <w:tcW w:w="0" w:type="auto"/>
-            <w:tcBorders>
-              <w:top w:val="single" w:sz="2" w:space="0" w:color="E3E3E3"/>
-              <w:left w:val="single" w:sz="2" w:space="0" w:color="E3E3E3"/>
-              <w:bottom w:val="single" w:sz="6" w:space="0" w:color="2E2E33"/>
-              <w:right w:val="single" w:sz="6" w:space="0" w:color="2E2E33"/>
-            </w:tcBorders>
-            <w:vAlign w:val="center"/>
             <w:hideMark/>
           </w:tcPr>
           <w:p>
+            <w:pPr>
+              <w:spacing w:line="360" w:lineRule="auto"/>
+              <w:rPr>
+                <w:rFonts w:ascii="Times New Roman" w:hAnsi="Times New Roman" w:cs="Times New Roman"/>
+                <w:sz w:val="24"/>
+                <w:szCs w:val="24"/>
+              </w:rPr>
+            </w:pPr>
             <w:r>
-              <w:t>Проверка вёрстки и логики в основных браузерах</w:t>
+              <w:rPr>
+                <w:rFonts w:ascii="Times New Roman" w:hAnsi="Times New Roman" w:cs="Times New Roman"/>
+                <w:sz w:val="24"/>
+                <w:szCs w:val="24"/>
+              </w:rPr>
+              <w:t>Проверка вёрстки и логики в основных браузерах (</w:t>
             </w:r>
             <w:r>
-              <w:t xml:space="preserve"> (</w:t>
-            </w:r>
-            <w:r>
-              <w:rPr>
+              <w:rPr>
+                <w:rFonts w:ascii="Times New Roman" w:hAnsi="Times New Roman" w:cs="Times New Roman"/>
+                <w:sz w:val="24"/>
+                <w:szCs w:val="24"/>
                 <w:lang w:val="en-US"/>
               </w:rPr>
               <w:t>Edge</w:t>
             </w:r>
             <w:r>
+              <w:rPr>
+                <w:rFonts w:ascii="Times New Roman" w:hAnsi="Times New Roman" w:cs="Times New Roman"/>
+                <w:sz w:val="24"/>
+                <w:szCs w:val="24"/>
+              </w:rPr>
               <w:t xml:space="preserve">, </w:t>
             </w:r>
             <w:r>
               <w:rPr>
+                <w:rFonts w:ascii="Times New Roman" w:hAnsi="Times New Roman" w:cs="Times New Roman"/>
+                <w:sz w:val="24"/>
+                <w:szCs w:val="24"/>
                 <w:lang w:val="en-US"/>
               </w:rPr>
               <w:t>Google</w:t>
             </w:r>
             <w:r>
+              <w:rPr>
+                <w:rFonts w:ascii="Times New Roman" w:hAnsi="Times New Roman" w:cs="Times New Roman"/>
+                <w:sz w:val="24"/>
+                <w:szCs w:val="24"/>
+              </w:rPr>
               <w:t xml:space="preserve">, </w:t>
             </w:r>
             <w:proofErr w:type="spellStart"/>
             <w:r>
               <w:rPr>
+                <w:rFonts w:ascii="Times New Roman" w:hAnsi="Times New Roman" w:cs="Times New Roman"/>
+                <w:sz w:val="24"/>
+                <w:szCs w:val="24"/>
                 <w:lang w:val="en-US"/>
               </w:rPr>
               <w:t>FireFox</w:t>
             </w:r>
             <w:proofErr w:type="spellEnd"/>
             <w:r>
+              <w:rPr>
+                <w:rFonts w:ascii="Times New Roman" w:hAnsi="Times New Roman" w:cs="Times New Roman"/>
+                <w:sz w:val="24"/>
+                <w:szCs w:val="24"/>
+              </w:rPr>
               <w:t>)</w:t>
+            </w:r>
+          </w:p>
+        </w:tc>
+        <w:tc>
+          <w:tcPr>
+            <w:tcW w:w="0" w:type="auto"/>
+          </w:tcPr>
+          <w:p>
+            <w:pPr>
+              <w:spacing w:line="360" w:lineRule="auto"/>
+              <w:rPr>
+                <w:rFonts w:ascii="Times New Roman" w:hAnsi="Times New Roman" w:cs="Times New Roman"/>
+                <w:sz w:val="24"/>
+                <w:szCs w:val="24"/>
+              </w:rPr>
+            </w:pPr>
+            <w:r>
+              <w:rPr>
+                <w:rFonts w:ascii="Times New Roman" w:hAnsi="Times New Roman" w:cs="Times New Roman"/>
+                <w:sz w:val="24"/>
+                <w:szCs w:val="24"/>
+              </w:rPr>
+              <w:t>Ручное + автоматизированное</w:t>
             </w:r>
           </w:p>
         </w:tc>
       </w:tr>
       <w:tr>
-        <w:trPr>
-          <w:tblCellSpacing w:w="15" w:type="dxa"/>
-        </w:trPr>
         <w:tc>
           <w:tcPr>
             <w:tcW w:w="0" w:type="auto"/>
-            <w:tcBorders>
-              <w:top w:val="single" w:sz="2" w:space="0" w:color="E3E3E3"/>
-              <w:left w:val="single" w:sz="2" w:space="0" w:color="E3E3E3"/>
-              <w:bottom w:val="single" w:sz="6" w:space="0" w:color="2E2E33"/>
-              <w:right w:val="single" w:sz="6" w:space="0" w:color="2E2E33"/>
-            </w:tcBorders>
             <w:vAlign w:val="center"/>
             <w:hideMark/>
           </w:tcPr>
           <w:p>
+            <w:pPr>
+              <w:spacing w:line="360" w:lineRule="auto"/>
+              <w:jc w:val="center"/>
+              <w:rPr>
+                <w:rFonts w:ascii="Times New Roman" w:hAnsi="Times New Roman" w:cs="Times New Roman"/>
+                <w:sz w:val="24"/>
+                <w:szCs w:val="24"/>
+              </w:rPr>
+            </w:pPr>
             <w:r>
               <w:rPr>
+                <w:rFonts w:ascii="Times New Roman" w:hAnsi="Times New Roman" w:cs="Times New Roman"/>
                 <w:b/>
                 <w:bCs/>
+                <w:sz w:val="24"/>
+                <w:szCs w:val="24"/>
               </w:rPr>
               <w:t>Адаптивное</w:t>
             </w:r>
@@ -1626,43 +1376,75 @@
         <w:tc>
           <w:tcPr>
             <w:tcW w:w="0" w:type="auto"/>
-            <w:tcBorders>
-              <w:top w:val="single" w:sz="2" w:space="0" w:color="E3E3E3"/>
-              <w:left w:val="single" w:sz="2" w:space="0" w:color="E3E3E3"/>
-              <w:bottom w:val="single" w:sz="6" w:space="0" w:color="2E2E33"/>
-              <w:right w:val="single" w:sz="6" w:space="0" w:color="2E2E33"/>
-            </w:tcBorders>
-            <w:vAlign w:val="center"/>
             <w:hideMark/>
           </w:tcPr>
           <w:p>
+            <w:pPr>
+              <w:spacing w:line="360" w:lineRule="auto"/>
+              <w:rPr>
+                <w:rFonts w:ascii="Times New Roman" w:hAnsi="Times New Roman" w:cs="Times New Roman"/>
+                <w:sz w:val="24"/>
+                <w:szCs w:val="24"/>
+              </w:rPr>
+            </w:pPr>
             <w:r>
+              <w:rPr>
+                <w:rFonts w:ascii="Times New Roman" w:hAnsi="Times New Roman" w:cs="Times New Roman"/>
+                <w:sz w:val="24"/>
+                <w:szCs w:val="24"/>
+              </w:rPr>
               <w:t>Тестирование на мобильных, планшетах, разных разрешениях</w:t>
+            </w:r>
+          </w:p>
+        </w:tc>
+        <w:tc>
+          <w:tcPr>
+            <w:tcW w:w="0" w:type="auto"/>
+          </w:tcPr>
+          <w:p>
+            <w:pPr>
+              <w:spacing w:line="360" w:lineRule="auto"/>
+              <w:rPr>
+                <w:rFonts w:ascii="Times New Roman" w:hAnsi="Times New Roman" w:cs="Times New Roman"/>
+                <w:sz w:val="24"/>
+                <w:szCs w:val="24"/>
+              </w:rPr>
+            </w:pPr>
+            <w:r>
+              <w:rPr>
+                <w:rFonts w:ascii="Times New Roman" w:hAnsi="Times New Roman" w:cs="Times New Roman"/>
+                <w:sz w:val="24"/>
+                <w:szCs w:val="24"/>
+              </w:rPr>
+              <w:t>Ручное</w:t>
             </w:r>
           </w:p>
         </w:tc>
       </w:tr>
       <w:tr>
-        <w:trPr>
-          <w:tblCellSpacing w:w="15" w:type="dxa"/>
-        </w:trPr>
         <w:tc>
           <w:tcPr>
             <w:tcW w:w="0" w:type="auto"/>
-            <w:tcBorders>
-              <w:top w:val="single" w:sz="2" w:space="0" w:color="E3E3E3"/>
-              <w:left w:val="single" w:sz="2" w:space="0" w:color="E3E3E3"/>
-              <w:bottom w:val="single" w:sz="6" w:space="0" w:color="2E2E33"/>
-              <w:right w:val="single" w:sz="6" w:space="0" w:color="2E2E33"/>
-            </w:tcBorders>
             <w:vAlign w:val="center"/>
             <w:hideMark/>
           </w:tcPr>
           <w:p>
+            <w:pPr>
+              <w:spacing w:line="360" w:lineRule="auto"/>
+              <w:jc w:val="center"/>
+              <w:rPr>
+                <w:rFonts w:ascii="Times New Roman" w:hAnsi="Times New Roman" w:cs="Times New Roman"/>
+                <w:sz w:val="24"/>
+                <w:szCs w:val="24"/>
+              </w:rPr>
+            </w:pPr>
             <w:r>
               <w:rPr>
+                <w:rFonts w:ascii="Times New Roman" w:hAnsi="Times New Roman" w:cs="Times New Roman"/>
                 <w:b/>
                 <w:bCs/>
+                <w:sz w:val="24"/>
+                <w:szCs w:val="24"/>
               </w:rPr>
               <w:t>UX/UI</w:t>
             </w:r>
@@ -1671,376 +1453,786 @@
         <w:tc>
           <w:tcPr>
             <w:tcW w:w="0" w:type="auto"/>
-            <w:tcBorders>
-              <w:top w:val="single" w:sz="2" w:space="0" w:color="E3E3E3"/>
-              <w:left w:val="single" w:sz="2" w:space="0" w:color="E3E3E3"/>
-              <w:bottom w:val="single" w:sz="6" w:space="0" w:color="2E2E33"/>
-              <w:right w:val="single" w:sz="6" w:space="0" w:color="2E2E33"/>
-            </w:tcBorders>
-            <w:vAlign w:val="center"/>
             <w:hideMark/>
           </w:tcPr>
           <w:p>
+            <w:pPr>
+              <w:spacing w:line="360" w:lineRule="auto"/>
+              <w:rPr>
+                <w:rFonts w:ascii="Times New Roman" w:hAnsi="Times New Roman" w:cs="Times New Roman"/>
+                <w:sz w:val="24"/>
+                <w:szCs w:val="24"/>
+              </w:rPr>
+            </w:pPr>
             <w:r>
+              <w:rPr>
+                <w:rFonts w:ascii="Times New Roman" w:hAnsi="Times New Roman" w:cs="Times New Roman"/>
+                <w:sz w:val="24"/>
+                <w:szCs w:val="24"/>
+              </w:rPr>
               <w:t>Удобство использования,  удобство оформления заказа</w:t>
+            </w:r>
+          </w:p>
+        </w:tc>
+        <w:tc>
+          <w:tcPr>
+            <w:tcW w:w="0" w:type="auto"/>
+          </w:tcPr>
+          <w:p>
+            <w:pPr>
+              <w:spacing w:line="360" w:lineRule="auto"/>
+              <w:rPr>
+                <w:rFonts w:ascii="Times New Roman" w:hAnsi="Times New Roman" w:cs="Times New Roman"/>
+                <w:sz w:val="24"/>
+                <w:szCs w:val="24"/>
+              </w:rPr>
+            </w:pPr>
+            <w:r>
+              <w:rPr>
+                <w:rFonts w:ascii="Times New Roman" w:hAnsi="Times New Roman" w:cs="Times New Roman"/>
+                <w:sz w:val="24"/>
+                <w:szCs w:val="24"/>
+              </w:rPr>
+              <w:t>Ру</w:t>
+            </w:r>
+            <w:r>
+              <w:rPr>
+                <w:rFonts w:ascii="Times New Roman" w:hAnsi="Times New Roman" w:cs="Times New Roman"/>
+                <w:sz w:val="24"/>
+                <w:szCs w:val="24"/>
+              </w:rPr>
+              <w:t>чное</w:t>
             </w:r>
           </w:p>
         </w:tc>
       </w:tr>
     </w:tbl>
     <w:p>
-      <w:r>
-        <w:pict>
-          <v:rect id="_x0000_i1046" style="width:0;height:1.5pt" o:hralign="center" o:hrstd="t" o:hr="t" fillcolor="#a0a0a0" stroked="f"/>
-        </w:pict>
-      </w:r>
+      <w:pPr>
+        <w:spacing w:after="0" w:line="360" w:lineRule="auto"/>
+        <w:ind w:firstLine="709"/>
+        <w:rPr>
+          <w:rFonts w:ascii="Times New Roman" w:hAnsi="Times New Roman" w:cs="Times New Roman"/>
+          <w:sz w:val="24"/>
+          <w:szCs w:val="24"/>
+        </w:rPr>
+      </w:pPr>
     </w:p>
     <w:p>
       <w:pPr>
-        <w:rPr>
+        <w:pStyle w:val="a4"/>
+        <w:numPr>
+          <w:ilvl w:val="0"/>
+          <w:numId w:val="35"/>
+        </w:numPr>
+        <w:spacing w:after="0" w:line="360" w:lineRule="auto"/>
+        <w:ind w:left="709" w:hanging="709"/>
+        <w:rPr>
+          <w:rFonts w:ascii="Times New Roman" w:hAnsi="Times New Roman" w:cs="Times New Roman"/>
           <w:b/>
           <w:bCs/>
+          <w:sz w:val="28"/>
+          <w:szCs w:val="24"/>
         </w:rPr>
       </w:pPr>
       <w:r>
         <w:rPr>
+          <w:rFonts w:ascii="Times New Roman" w:hAnsi="Times New Roman" w:cs="Times New Roman"/>
           <w:b/>
           <w:bCs/>
-        </w:rPr>
-        <w:t xml:space="preserve">6. Окружение для тестирования </w:t>
-      </w:r>
-      <w:r>
-        <w:rPr>
-          <w:rFonts w:ascii="Calibri" w:hAnsi="Calibri" w:cs="Calibri"/>
-          <w:b/>
-          <w:bCs/>
-        </w:rPr>
-        <w:t>🖥️</w:t>
-      </w:r>
-    </w:p>
-    <w:p>
-      <w:pPr>
-        <w:rPr>
-          <w:b/>
-          <w:bCs/>
-        </w:rPr>
-      </w:pPr>
-      <w:r>
-        <w:rPr>
-          <w:b/>
-          <w:bCs/>
-        </w:rPr>
-        <w:t>Браузеры (</w:t>
-      </w:r>
-      <w:proofErr w:type="spellStart"/>
-      <w:r>
-        <w:rPr>
-          <w:b/>
-          <w:bCs/>
-        </w:rPr>
-        <w:t>Desktop</w:t>
-      </w:r>
-      <w:proofErr w:type="spellEnd"/>
-      <w:r>
-        <w:rPr>
-          <w:b/>
-          <w:bCs/>
-        </w:rPr>
-        <w:t>)</w:t>
-      </w:r>
-    </w:p>
-    <w:p>
-      <w:pPr>
-        <w:numPr>
-          <w:ilvl w:val="0"/>
-          <w:numId w:val="22"/>
-        </w:numPr>
-      </w:pPr>
-      <w:proofErr w:type="spellStart"/>
-      <w:r>
-        <w:t>Chrome</w:t>
-      </w:r>
-      <w:proofErr w:type="spellEnd"/>
-      <w:r>
-        <w:t xml:space="preserve"> 120+, </w:t>
-      </w:r>
-      <w:proofErr w:type="spellStart"/>
-      <w:r>
-        <w:t>Firefox</w:t>
-      </w:r>
-      <w:proofErr w:type="spellEnd"/>
-      <w:r>
-        <w:t xml:space="preserve"> 121+,</w:t>
-      </w:r>
-      <w:r>
-        <w:t xml:space="preserve"> </w:t>
-      </w:r>
-      <w:proofErr w:type="spellStart"/>
-      <w:r>
-        <w:t>Edge</w:t>
-      </w:r>
-      <w:proofErr w:type="spellEnd"/>
-      <w:r>
-        <w:t xml:space="preserve"> 120+</w:t>
-      </w:r>
-    </w:p>
-    <w:p>
-      <w:pPr>
-        <w:rPr>
-          <w:b/>
-          <w:bCs/>
-        </w:rPr>
-      </w:pPr>
-      <w:r>
-        <w:rPr>
-          <w:b/>
-          <w:bCs/>
-        </w:rPr>
-        <w:t>Мобильные устройства</w:t>
-      </w:r>
-    </w:p>
-    <w:p>
-      <w:pPr>
-        <w:numPr>
-          <w:ilvl w:val="0"/>
-          <w:numId w:val="23"/>
-        </w:numPr>
-        <w:rPr>
-          <w:lang w:val="en-US"/>
-        </w:rPr>
-      </w:pPr>
-      <w:r>
-        <w:rPr>
-          <w:lang w:val="en-US"/>
-        </w:rPr>
-        <w:t xml:space="preserve">Android 12+/Chrome: Samsung Galaxy S22/S23, </w:t>
-      </w:r>
-      <w:proofErr w:type="spellStart"/>
-      <w:r>
-        <w:rPr>
-          <w:lang w:val="en-US"/>
-        </w:rPr>
-        <w:t>Xiaomi</w:t>
-      </w:r>
-      <w:proofErr w:type="spellEnd"/>
-      <w:r>
-        <w:rPr>
-          <w:lang w:val="en-US"/>
-        </w:rPr>
-        <w:t>, Pixel</w:t>
-      </w:r>
-    </w:p>
-    <w:p>
-      <w:pPr>
-        <w:rPr>
-          <w:b/>
-          <w:bCs/>
-        </w:rPr>
-      </w:pPr>
-      <w:r>
-        <w:rPr>
-          <w:b/>
-          <w:bCs/>
-        </w:rPr>
-        <w:t>Разрешения экрана</w:t>
-      </w:r>
-    </w:p>
-    <w:p>
-      <w:pPr>
-        <w:numPr>
-          <w:ilvl w:val="0"/>
-          <w:numId w:val="24"/>
-        </w:numPr>
-      </w:pPr>
-      <w:proofErr w:type="spellStart"/>
-      <w:r>
-        <w:t>Desktop</w:t>
-      </w:r>
-      <w:proofErr w:type="spellEnd"/>
-      <w:r>
-        <w:t>: 1920×1080, 1366×768, 1440×900</w:t>
-      </w:r>
-    </w:p>
-    <w:p>
-      <w:pPr>
-        <w:numPr>
-          <w:ilvl w:val="0"/>
-          <w:numId w:val="24"/>
-        </w:numPr>
-      </w:pPr>
-      <w:proofErr w:type="spellStart"/>
-      <w:r>
-        <w:t>Tablet</w:t>
-      </w:r>
-      <w:proofErr w:type="spellEnd"/>
-      <w:r>
-        <w:t>: 1024×768, 820×1180 (</w:t>
-      </w:r>
-      <w:proofErr w:type="spellStart"/>
-      <w:r>
-        <w:t>iPad</w:t>
-      </w:r>
-      <w:proofErr w:type="spellEnd"/>
-      <w:r>
-        <w:t>)</w:t>
-      </w:r>
-    </w:p>
-    <w:p>
-      <w:pPr>
-        <w:numPr>
-          <w:ilvl w:val="0"/>
-          <w:numId w:val="24"/>
-        </w:numPr>
-      </w:pPr>
-      <w:proofErr w:type="spellStart"/>
-      <w:r>
-        <w:t>Mobile</w:t>
-      </w:r>
-      <w:proofErr w:type="spellEnd"/>
-      <w:r>
-        <w:t>: 375×812, 390×844, 414×896</w:t>
-      </w:r>
-    </w:p>
-    <w:p>
-      <w:pPr>
-        <w:rPr>
-          <w:b/>
-          <w:bCs/>
-        </w:rPr>
-      </w:pPr>
-      <w:r>
-        <w:rPr>
-          <w:b/>
-          <w:bCs/>
-        </w:rPr>
-        <w:t>ОС</w:t>
-      </w:r>
-    </w:p>
-    <w:p>
-      <w:pPr>
-        <w:numPr>
-          <w:ilvl w:val="0"/>
-          <w:numId w:val="25"/>
-        </w:numPr>
-        <w:rPr>
-          <w:lang w:val="en-US"/>
-        </w:rPr>
-      </w:pPr>
-      <w:r>
-        <w:rPr>
-          <w:lang w:val="en-US"/>
-        </w:rPr>
-        <w:t xml:space="preserve">Windows 10/11, </w:t>
-      </w:r>
-      <w:proofErr w:type="spellStart"/>
-      <w:r>
-        <w:rPr>
-          <w:lang w:val="en-US"/>
-        </w:rPr>
-        <w:t>macOS</w:t>
-      </w:r>
-      <w:proofErr w:type="spellEnd"/>
-      <w:r>
-        <w:rPr>
-          <w:lang w:val="en-US"/>
-        </w:rPr>
-        <w:t xml:space="preserve"> Sonoma/Ventura, </w:t>
-      </w:r>
-      <w:proofErr w:type="spellStart"/>
-      <w:r>
-        <w:rPr>
-          <w:lang w:val="en-US"/>
-        </w:rPr>
-        <w:t>iOS</w:t>
-      </w:r>
-      <w:proofErr w:type="spellEnd"/>
-      <w:r>
-        <w:rPr>
-          <w:lang w:val="en-US"/>
-        </w:rPr>
-        <w:t xml:space="preserve"> 16+, Android 12+</w:t>
-      </w:r>
-    </w:p>
-    <w:p>
-      <w:r>
-        <w:pict>
-          <v:rect id="_x0000_i1047" style="width:0;height:1.5pt" o:hralign="center" o:hrstd="t" o:hr="t" fillcolor="#a0a0a0" stroked="f"/>
-        </w:pict>
-      </w:r>
-    </w:p>
-    <w:p>
-      <w:pPr>
-        <w:rPr>
-          <w:b/>
-          <w:bCs/>
-        </w:rPr>
-      </w:pPr>
-      <w:r>
-        <w:rPr>
-          <w:b/>
-          <w:bCs/>
-        </w:rPr>
-        <w:t xml:space="preserve">7. Инструменты </w:t>
-      </w:r>
-      <w:r>
-        <w:rPr>
-          <w:rFonts w:ascii="Calibri" w:hAnsi="Calibri" w:cs="Calibri"/>
-          <w:b/>
-          <w:bCs/>
-        </w:rPr>
-        <w:t>🛠️</w:t>
+          <w:sz w:val="28"/>
+          <w:szCs w:val="24"/>
+        </w:rPr>
+        <w:t>Окружение для тестирования</w:t>
       </w:r>
     </w:p>
     <w:tbl>
       <w:tblPr>
+        <w:tblStyle w:val="a3"/>
         <w:tblW w:w="0" w:type="auto"/>
-        <w:tblCellSpacing w:w="15" w:type="dxa"/>
-        <w:tblBorders>
-          <w:top w:val="single" w:sz="2" w:space="0" w:color="E3E3E3"/>
-          <w:left w:val="single" w:sz="2" w:space="0" w:color="E3E3E3"/>
-          <w:bottom w:val="single" w:sz="2" w:space="0" w:color="E3E3E3"/>
-          <w:right w:val="single" w:sz="2" w:space="0" w:color="E3E3E3"/>
-        </w:tblBorders>
-        <w:tblCellMar>
-          <w:left w:w="0" w:type="dxa"/>
-          <w:right w:w="0" w:type="dxa"/>
-        </w:tblCellMar>
         <w:tblLook w:val="04A0" w:firstRow="1" w:lastRow="0" w:firstColumn="1" w:lastColumn="0" w:noHBand="0" w:noVBand="1"/>
       </w:tblPr>
       <w:tblGrid>
-        <w:gridCol w:w="2031"/>
-        <w:gridCol w:w="2132"/>
-        <w:gridCol w:w="4891"/>
+        <w:gridCol w:w="2392"/>
+        <w:gridCol w:w="2393"/>
+        <w:gridCol w:w="2393"/>
+        <w:gridCol w:w="2393"/>
       </w:tblGrid>
       <w:tr>
-        <w:trPr>
-          <w:tblHeader/>
-          <w:tblCellSpacing w:w="15" w:type="dxa"/>
-        </w:trPr>
+        <w:tc>
+          <w:tcPr>
+            <w:tcW w:w="2392" w:type="dxa"/>
+            <w:shd w:val="clear" w:color="auto" w:fill="C6D9F1" w:themeFill="text2" w:themeFillTint="33"/>
+            <w:vAlign w:val="center"/>
+          </w:tcPr>
+          <w:p>
+            <w:pPr>
+              <w:pStyle w:val="a4"/>
+              <w:spacing w:line="360" w:lineRule="auto"/>
+              <w:ind w:left="0"/>
+              <w:jc w:val="center"/>
+              <w:rPr>
+                <w:rFonts w:ascii="Times New Roman" w:hAnsi="Times New Roman" w:cs="Times New Roman"/>
+                <w:b/>
+                <w:bCs/>
+                <w:sz w:val="24"/>
+                <w:szCs w:val="24"/>
+              </w:rPr>
+            </w:pPr>
+            <w:r>
+              <w:rPr>
+                <w:rFonts w:ascii="Times New Roman" w:hAnsi="Times New Roman" w:cs="Times New Roman"/>
+                <w:b/>
+                <w:bCs/>
+                <w:sz w:val="24"/>
+                <w:szCs w:val="24"/>
+              </w:rPr>
+              <w:t>Устройство</w:t>
+            </w:r>
+          </w:p>
+        </w:tc>
+        <w:tc>
+          <w:tcPr>
+            <w:tcW w:w="2393" w:type="dxa"/>
+            <w:shd w:val="clear" w:color="auto" w:fill="C6D9F1" w:themeFill="text2" w:themeFillTint="33"/>
+            <w:vAlign w:val="center"/>
+          </w:tcPr>
+          <w:p>
+            <w:pPr>
+              <w:pStyle w:val="a4"/>
+              <w:spacing w:line="360" w:lineRule="auto"/>
+              <w:ind w:left="0"/>
+              <w:jc w:val="center"/>
+              <w:rPr>
+                <w:rFonts w:ascii="Times New Roman" w:hAnsi="Times New Roman" w:cs="Times New Roman"/>
+                <w:b/>
+                <w:bCs/>
+                <w:sz w:val="24"/>
+                <w:szCs w:val="24"/>
+              </w:rPr>
+            </w:pPr>
+            <w:r>
+              <w:rPr>
+                <w:rFonts w:ascii="Times New Roman" w:hAnsi="Times New Roman" w:cs="Times New Roman"/>
+                <w:b/>
+                <w:bCs/>
+                <w:sz w:val="24"/>
+                <w:szCs w:val="24"/>
+              </w:rPr>
+              <w:t>Браузер</w:t>
+            </w:r>
+          </w:p>
+        </w:tc>
+        <w:tc>
+          <w:tcPr>
+            <w:tcW w:w="2393" w:type="dxa"/>
+            <w:shd w:val="clear" w:color="auto" w:fill="C6D9F1" w:themeFill="text2" w:themeFillTint="33"/>
+            <w:vAlign w:val="center"/>
+          </w:tcPr>
+          <w:p>
+            <w:pPr>
+              <w:pStyle w:val="a4"/>
+              <w:spacing w:line="360" w:lineRule="auto"/>
+              <w:ind w:left="0"/>
+              <w:jc w:val="center"/>
+              <w:rPr>
+                <w:rFonts w:ascii="Times New Roman" w:hAnsi="Times New Roman" w:cs="Times New Roman"/>
+                <w:b/>
+                <w:bCs/>
+                <w:sz w:val="24"/>
+                <w:szCs w:val="24"/>
+              </w:rPr>
+            </w:pPr>
+            <w:r>
+              <w:rPr>
+                <w:rFonts w:ascii="Times New Roman" w:hAnsi="Times New Roman" w:cs="Times New Roman"/>
+                <w:b/>
+                <w:bCs/>
+                <w:sz w:val="24"/>
+                <w:szCs w:val="24"/>
+              </w:rPr>
+              <w:t>ОС</w:t>
+            </w:r>
+          </w:p>
+        </w:tc>
+        <w:tc>
+          <w:tcPr>
+            <w:tcW w:w="2393" w:type="dxa"/>
+            <w:shd w:val="clear" w:color="auto" w:fill="C6D9F1" w:themeFill="text2" w:themeFillTint="33"/>
+            <w:vAlign w:val="center"/>
+          </w:tcPr>
+          <w:p>
+            <w:pPr>
+              <w:spacing w:line="360" w:lineRule="auto"/>
+              <w:jc w:val="center"/>
+              <w:rPr>
+                <w:rFonts w:ascii="Times New Roman" w:hAnsi="Times New Roman" w:cs="Times New Roman"/>
+                <w:b/>
+                <w:bCs/>
+                <w:sz w:val="24"/>
+                <w:szCs w:val="24"/>
+              </w:rPr>
+            </w:pPr>
+            <w:r>
+              <w:rPr>
+                <w:rFonts w:ascii="Times New Roman" w:hAnsi="Times New Roman" w:cs="Times New Roman"/>
+                <w:b/>
+                <w:bCs/>
+                <w:sz w:val="24"/>
+                <w:szCs w:val="24"/>
+              </w:rPr>
+              <w:t>Разрешения экрана</w:t>
+            </w:r>
+          </w:p>
+          <w:p>
+            <w:pPr>
+              <w:pStyle w:val="a4"/>
+              <w:spacing w:line="360" w:lineRule="auto"/>
+              <w:ind w:left="0"/>
+              <w:jc w:val="center"/>
+              <w:rPr>
+                <w:rFonts w:ascii="Times New Roman" w:hAnsi="Times New Roman" w:cs="Times New Roman"/>
+                <w:b/>
+                <w:bCs/>
+                <w:sz w:val="24"/>
+                <w:szCs w:val="24"/>
+              </w:rPr>
+            </w:pPr>
+          </w:p>
+        </w:tc>
+      </w:tr>
+      <w:tr>
+        <w:tc>
+          <w:tcPr>
+            <w:tcW w:w="2392" w:type="dxa"/>
+            <w:vAlign w:val="center"/>
+          </w:tcPr>
+          <w:p>
+            <w:pPr>
+              <w:pStyle w:val="a4"/>
+              <w:spacing w:line="360" w:lineRule="auto"/>
+              <w:ind w:left="0"/>
+              <w:jc w:val="center"/>
+              <w:rPr>
+                <w:rFonts w:ascii="Times New Roman" w:hAnsi="Times New Roman" w:cs="Times New Roman"/>
+                <w:b/>
+                <w:bCs/>
+                <w:sz w:val="24"/>
+                <w:szCs w:val="24"/>
+              </w:rPr>
+            </w:pPr>
+            <w:proofErr w:type="spellStart"/>
+            <w:r>
+              <w:rPr>
+                <w:rFonts w:ascii="Times New Roman" w:hAnsi="Times New Roman" w:cs="Times New Roman"/>
+                <w:b/>
+                <w:bCs/>
+                <w:sz w:val="24"/>
+                <w:szCs w:val="24"/>
+              </w:rPr>
+              <w:t>Desktop</w:t>
+            </w:r>
+            <w:proofErr w:type="spellEnd"/>
+          </w:p>
+        </w:tc>
+        <w:tc>
+          <w:tcPr>
+            <w:tcW w:w="2393" w:type="dxa"/>
+            <w:vAlign w:val="center"/>
+          </w:tcPr>
+          <w:p>
+            <w:pPr>
+              <w:spacing w:line="360" w:lineRule="auto"/>
+              <w:rPr>
+                <w:rFonts w:ascii="Times New Roman" w:hAnsi="Times New Roman" w:cs="Times New Roman"/>
+                <w:sz w:val="24"/>
+                <w:szCs w:val="24"/>
+              </w:rPr>
+            </w:pPr>
+            <w:proofErr w:type="spellStart"/>
+            <w:r>
+              <w:rPr>
+                <w:rFonts w:ascii="Times New Roman" w:hAnsi="Times New Roman" w:cs="Times New Roman"/>
+                <w:sz w:val="24"/>
+                <w:szCs w:val="24"/>
+              </w:rPr>
+              <w:t>Chrome</w:t>
+            </w:r>
+            <w:proofErr w:type="spellEnd"/>
+            <w:r>
+              <w:rPr>
+                <w:rFonts w:ascii="Times New Roman" w:hAnsi="Times New Roman" w:cs="Times New Roman"/>
+                <w:sz w:val="24"/>
+                <w:szCs w:val="24"/>
+              </w:rPr>
+              <w:t xml:space="preserve"> </w:t>
+            </w:r>
+          </w:p>
+          <w:p>
+            <w:pPr>
+              <w:spacing w:line="360" w:lineRule="auto"/>
+              <w:rPr>
+                <w:rFonts w:ascii="Times New Roman" w:hAnsi="Times New Roman" w:cs="Times New Roman"/>
+                <w:sz w:val="24"/>
+                <w:szCs w:val="24"/>
+              </w:rPr>
+            </w:pPr>
+            <w:proofErr w:type="spellStart"/>
+            <w:r>
+              <w:rPr>
+                <w:rFonts w:ascii="Times New Roman" w:hAnsi="Times New Roman" w:cs="Times New Roman"/>
+                <w:sz w:val="24"/>
+                <w:szCs w:val="24"/>
+              </w:rPr>
+              <w:t>Firefox</w:t>
+            </w:r>
+            <w:proofErr w:type="spellEnd"/>
+            <w:r>
+              <w:rPr>
+                <w:rFonts w:ascii="Times New Roman" w:hAnsi="Times New Roman" w:cs="Times New Roman"/>
+                <w:sz w:val="24"/>
+                <w:szCs w:val="24"/>
+              </w:rPr>
+              <w:t xml:space="preserve"> </w:t>
+            </w:r>
+          </w:p>
+          <w:p>
+            <w:pPr>
+              <w:spacing w:line="360" w:lineRule="auto"/>
+              <w:rPr>
+                <w:rFonts w:ascii="Times New Roman" w:hAnsi="Times New Roman" w:cs="Times New Roman"/>
+                <w:b/>
+                <w:bCs/>
+                <w:sz w:val="24"/>
+                <w:szCs w:val="24"/>
+              </w:rPr>
+            </w:pPr>
+            <w:proofErr w:type="spellStart"/>
+            <w:r>
+              <w:rPr>
+                <w:rFonts w:ascii="Times New Roman" w:hAnsi="Times New Roman" w:cs="Times New Roman"/>
+                <w:sz w:val="24"/>
+                <w:szCs w:val="24"/>
+              </w:rPr>
+              <w:t>Edge</w:t>
+            </w:r>
+            <w:proofErr w:type="spellEnd"/>
+            <w:r>
+              <w:rPr>
+                <w:rFonts w:ascii="Times New Roman" w:hAnsi="Times New Roman" w:cs="Times New Roman"/>
+                <w:sz w:val="24"/>
+                <w:szCs w:val="24"/>
+              </w:rPr>
+              <w:t xml:space="preserve"> </w:t>
+            </w:r>
+          </w:p>
+        </w:tc>
+        <w:tc>
+          <w:tcPr>
+            <w:tcW w:w="2393" w:type="dxa"/>
+            <w:vAlign w:val="center"/>
+          </w:tcPr>
+          <w:p>
+            <w:pPr>
+              <w:pStyle w:val="a4"/>
+              <w:spacing w:line="360" w:lineRule="auto"/>
+              <w:ind w:left="0"/>
+              <w:rPr>
+                <w:rFonts w:ascii="Times New Roman" w:hAnsi="Times New Roman" w:cs="Times New Roman"/>
+                <w:b/>
+                <w:bCs/>
+                <w:sz w:val="24"/>
+                <w:szCs w:val="24"/>
+              </w:rPr>
+            </w:pPr>
+            <w:r>
+              <w:rPr>
+                <w:rFonts w:ascii="Times New Roman" w:hAnsi="Times New Roman" w:cs="Times New Roman"/>
+                <w:sz w:val="24"/>
+                <w:szCs w:val="24"/>
+                <w:lang w:val="en-US"/>
+              </w:rPr>
+              <w:t>Windows 11</w:t>
+            </w:r>
+          </w:p>
+        </w:tc>
+        <w:tc>
+          <w:tcPr>
+            <w:tcW w:w="2393" w:type="dxa"/>
+            <w:vAlign w:val="center"/>
+          </w:tcPr>
+          <w:p>
+            <w:pPr>
+              <w:pStyle w:val="a4"/>
+              <w:spacing w:line="360" w:lineRule="auto"/>
+              <w:ind w:left="0"/>
+              <w:rPr>
+                <w:rFonts w:ascii="Times New Roman" w:hAnsi="Times New Roman" w:cs="Times New Roman"/>
+                <w:b/>
+                <w:bCs/>
+                <w:sz w:val="24"/>
+                <w:szCs w:val="24"/>
+              </w:rPr>
+            </w:pPr>
+            <w:r>
+              <w:rPr>
+                <w:rFonts w:ascii="Times New Roman" w:hAnsi="Times New Roman" w:cs="Times New Roman"/>
+                <w:sz w:val="24"/>
+                <w:szCs w:val="24"/>
+              </w:rPr>
+              <w:t>1920×1080</w:t>
+            </w:r>
+          </w:p>
+        </w:tc>
+      </w:tr>
+      <w:tr>
+        <w:tc>
+          <w:tcPr>
+            <w:tcW w:w="2392" w:type="dxa"/>
+            <w:vAlign w:val="center"/>
+          </w:tcPr>
+          <w:p>
+            <w:pPr>
+              <w:pStyle w:val="a4"/>
+              <w:spacing w:line="360" w:lineRule="auto"/>
+              <w:ind w:left="0"/>
+              <w:jc w:val="center"/>
+              <w:rPr>
+                <w:rFonts w:ascii="Times New Roman" w:hAnsi="Times New Roman" w:cs="Times New Roman"/>
+                <w:b/>
+                <w:bCs/>
+                <w:sz w:val="24"/>
+                <w:szCs w:val="24"/>
+              </w:rPr>
+            </w:pPr>
+            <w:r>
+              <w:rPr>
+                <w:rFonts w:ascii="Times New Roman" w:hAnsi="Times New Roman" w:cs="Times New Roman"/>
+                <w:b/>
+                <w:bCs/>
+                <w:sz w:val="24"/>
+                <w:szCs w:val="24"/>
+                <w:lang w:val="en-US"/>
+              </w:rPr>
+              <w:t>Mobile</w:t>
+            </w:r>
+          </w:p>
+        </w:tc>
+        <w:tc>
+          <w:tcPr>
+            <w:tcW w:w="2393" w:type="dxa"/>
+            <w:vAlign w:val="center"/>
+          </w:tcPr>
+          <w:p>
+            <w:pPr>
+              <w:pStyle w:val="a4"/>
+              <w:spacing w:line="360" w:lineRule="auto"/>
+              <w:ind w:left="0"/>
+              <w:rPr>
+                <w:rFonts w:ascii="Times New Roman" w:hAnsi="Times New Roman" w:cs="Times New Roman"/>
+                <w:b/>
+                <w:bCs/>
+                <w:sz w:val="24"/>
+                <w:szCs w:val="24"/>
+              </w:rPr>
+            </w:pPr>
+            <w:r>
+              <w:rPr>
+                <w:rFonts w:ascii="Times New Roman" w:hAnsi="Times New Roman" w:cs="Times New Roman"/>
+                <w:sz w:val="24"/>
+                <w:szCs w:val="24"/>
+                <w:lang w:val="en-US"/>
+              </w:rPr>
+              <w:t>Chrome</w:t>
+            </w:r>
+          </w:p>
+        </w:tc>
+        <w:tc>
+          <w:tcPr>
+            <w:tcW w:w="2393" w:type="dxa"/>
+            <w:vAlign w:val="center"/>
+          </w:tcPr>
+          <w:p>
+            <w:pPr>
+              <w:pStyle w:val="a4"/>
+              <w:spacing w:line="360" w:lineRule="auto"/>
+              <w:ind w:left="0"/>
+              <w:rPr>
+                <w:rFonts w:ascii="Times New Roman" w:hAnsi="Times New Roman" w:cs="Times New Roman"/>
+                <w:b/>
+                <w:bCs/>
+                <w:sz w:val="24"/>
+                <w:szCs w:val="24"/>
+              </w:rPr>
+            </w:pPr>
+            <w:r>
+              <w:rPr>
+                <w:rFonts w:ascii="Times New Roman" w:hAnsi="Times New Roman" w:cs="Times New Roman"/>
+                <w:sz w:val="24"/>
+                <w:szCs w:val="24"/>
+                <w:lang w:val="en-US"/>
+              </w:rPr>
+              <w:t>Android 1</w:t>
+            </w:r>
+            <w:r>
+              <w:rPr>
+                <w:rFonts w:ascii="Times New Roman" w:hAnsi="Times New Roman" w:cs="Times New Roman"/>
+                <w:sz w:val="24"/>
+                <w:szCs w:val="24"/>
+              </w:rPr>
+              <w:t>6</w:t>
+            </w:r>
+          </w:p>
+        </w:tc>
+        <w:tc>
+          <w:tcPr>
+            <w:tcW w:w="2393" w:type="dxa"/>
+            <w:vAlign w:val="center"/>
+          </w:tcPr>
+          <w:p>
+            <w:pPr>
+              <w:pStyle w:val="a4"/>
+              <w:spacing w:line="360" w:lineRule="auto"/>
+              <w:ind w:left="0"/>
+              <w:rPr>
+                <w:rFonts w:ascii="Times New Roman" w:hAnsi="Times New Roman" w:cs="Times New Roman"/>
+                <w:b/>
+                <w:bCs/>
+                <w:sz w:val="24"/>
+                <w:szCs w:val="24"/>
+              </w:rPr>
+            </w:pPr>
+            <w:r>
+              <w:rPr>
+                <w:rFonts w:ascii="Times New Roman" w:hAnsi="Times New Roman" w:cs="Times New Roman"/>
+                <w:sz w:val="24"/>
+                <w:szCs w:val="24"/>
+                <w:lang w:val="en-US"/>
+              </w:rPr>
+              <w:t>1080x2400, 720x1280</w:t>
+            </w:r>
+          </w:p>
+        </w:tc>
+      </w:tr>
+      <w:tr>
+        <w:tc>
+          <w:tcPr>
+            <w:tcW w:w="2392" w:type="dxa"/>
+            <w:vAlign w:val="center"/>
+          </w:tcPr>
+          <w:p>
+            <w:pPr>
+              <w:pStyle w:val="a4"/>
+              <w:spacing w:line="360" w:lineRule="auto"/>
+              <w:ind w:left="0"/>
+              <w:jc w:val="center"/>
+              <w:rPr>
+                <w:rFonts w:ascii="Times New Roman" w:hAnsi="Times New Roman" w:cs="Times New Roman"/>
+                <w:b/>
+                <w:bCs/>
+                <w:sz w:val="24"/>
+                <w:szCs w:val="24"/>
+              </w:rPr>
+            </w:pPr>
+            <w:r>
+              <w:rPr>
+                <w:rFonts w:ascii="Times New Roman" w:hAnsi="Times New Roman" w:cs="Times New Roman"/>
+                <w:b/>
+                <w:sz w:val="24"/>
+                <w:szCs w:val="24"/>
+                <w:lang w:val="en-US"/>
+              </w:rPr>
+              <w:t>Tablet</w:t>
+            </w:r>
+          </w:p>
+        </w:tc>
+        <w:tc>
+          <w:tcPr>
+            <w:tcW w:w="2393" w:type="dxa"/>
+            <w:vAlign w:val="center"/>
+          </w:tcPr>
+          <w:p>
+            <w:pPr>
+              <w:pStyle w:val="a4"/>
+              <w:spacing w:line="360" w:lineRule="auto"/>
+              <w:ind w:left="0"/>
+              <w:rPr>
+                <w:rFonts w:ascii="Times New Roman" w:hAnsi="Times New Roman" w:cs="Times New Roman"/>
+                <w:b/>
+                <w:bCs/>
+                <w:sz w:val="24"/>
+                <w:szCs w:val="24"/>
+              </w:rPr>
+            </w:pPr>
+            <w:r>
+              <w:rPr>
+                <w:rFonts w:ascii="Times New Roman" w:hAnsi="Times New Roman" w:cs="Times New Roman"/>
+                <w:sz w:val="24"/>
+                <w:szCs w:val="24"/>
+                <w:lang w:val="en-US"/>
+              </w:rPr>
+              <w:t>Chrome</w:t>
+            </w:r>
+          </w:p>
+        </w:tc>
+        <w:tc>
+          <w:tcPr>
+            <w:tcW w:w="2393" w:type="dxa"/>
+            <w:vAlign w:val="center"/>
+          </w:tcPr>
+          <w:p>
+            <w:pPr>
+              <w:pStyle w:val="a4"/>
+              <w:spacing w:line="360" w:lineRule="auto"/>
+              <w:ind w:left="0"/>
+              <w:rPr>
+                <w:rFonts w:ascii="Times New Roman" w:hAnsi="Times New Roman" w:cs="Times New Roman"/>
+                <w:b/>
+                <w:bCs/>
+                <w:sz w:val="24"/>
+                <w:szCs w:val="24"/>
+              </w:rPr>
+            </w:pPr>
+            <w:r>
+              <w:rPr>
+                <w:rFonts w:ascii="Times New Roman" w:hAnsi="Times New Roman" w:cs="Times New Roman"/>
+                <w:sz w:val="24"/>
+                <w:szCs w:val="24"/>
+                <w:lang w:val="en-US"/>
+              </w:rPr>
+              <w:t>Android 1</w:t>
+            </w:r>
+            <w:r>
+              <w:rPr>
+                <w:rFonts w:ascii="Times New Roman" w:hAnsi="Times New Roman" w:cs="Times New Roman"/>
+                <w:sz w:val="24"/>
+                <w:szCs w:val="24"/>
+              </w:rPr>
+              <w:t>5</w:t>
+            </w:r>
+          </w:p>
+        </w:tc>
+        <w:tc>
+          <w:tcPr>
+            <w:tcW w:w="2393" w:type="dxa"/>
+            <w:vAlign w:val="center"/>
+          </w:tcPr>
+          <w:p>
+            <w:pPr>
+              <w:pStyle w:val="a4"/>
+              <w:spacing w:line="360" w:lineRule="auto"/>
+              <w:ind w:left="0"/>
+              <w:rPr>
+                <w:rFonts w:ascii="Times New Roman" w:hAnsi="Times New Roman" w:cs="Times New Roman"/>
+                <w:b/>
+                <w:bCs/>
+                <w:sz w:val="24"/>
+                <w:szCs w:val="24"/>
+              </w:rPr>
+            </w:pPr>
+            <w:r>
+              <w:rPr>
+                <w:rFonts w:ascii="Times New Roman" w:hAnsi="Times New Roman" w:cs="Times New Roman"/>
+                <w:sz w:val="24"/>
+                <w:szCs w:val="24"/>
+                <w:lang w:val="en-US"/>
+              </w:rPr>
+              <w:t>2560x1600</w:t>
+            </w:r>
+          </w:p>
+        </w:tc>
+      </w:tr>
+    </w:tbl>
+    <w:p>
+      <w:pPr>
+        <w:pStyle w:val="a4"/>
+        <w:spacing w:after="0" w:line="360" w:lineRule="auto"/>
+        <w:ind w:left="709"/>
+        <w:rPr>
+          <w:rFonts w:ascii="Times New Roman" w:hAnsi="Times New Roman" w:cs="Times New Roman"/>
+          <w:b/>
+          <w:bCs/>
+          <w:sz w:val="28"/>
+          <w:szCs w:val="24"/>
+        </w:rPr>
+      </w:pPr>
+    </w:p>
+    <w:p>
+      <w:pPr>
+        <w:pStyle w:val="a4"/>
+        <w:numPr>
+          <w:ilvl w:val="0"/>
+          <w:numId w:val="35"/>
+        </w:numPr>
+        <w:spacing w:after="0" w:line="360" w:lineRule="auto"/>
+        <w:ind w:left="709" w:hanging="709"/>
+        <w:rPr>
+          <w:rFonts w:ascii="Times New Roman" w:hAnsi="Times New Roman" w:cs="Times New Roman"/>
+          <w:b/>
+          <w:bCs/>
+          <w:sz w:val="24"/>
+          <w:szCs w:val="24"/>
+        </w:rPr>
+      </w:pPr>
+      <w:r>
+        <w:rPr>
+          <w:rFonts w:ascii="Times New Roman" w:hAnsi="Times New Roman" w:cs="Times New Roman"/>
+          <w:b/>
+          <w:bCs/>
+          <w:sz w:val="28"/>
+          <w:szCs w:val="24"/>
+        </w:rPr>
+        <w:t>Инструменты</w:t>
+      </w:r>
+      <w:r>
+        <w:rPr>
+          <w:rFonts w:ascii="Times New Roman" w:hAnsi="Times New Roman" w:cs="Times New Roman"/>
+          <w:b/>
+          <w:bCs/>
+          <w:sz w:val="24"/>
+          <w:szCs w:val="24"/>
+        </w:rPr>
+        <w:t xml:space="preserve"> </w:t>
+      </w:r>
+    </w:p>
+    <w:tbl>
+      <w:tblPr>
+        <w:tblStyle w:val="a3"/>
+        <w:tblW w:w="0" w:type="auto"/>
+        <w:tblLook w:val="04A0" w:firstRow="1" w:lastRow="0" w:firstColumn="1" w:lastColumn="0" w:noHBand="0" w:noVBand="1"/>
+      </w:tblPr>
+      <w:tblGrid>
+        <w:gridCol w:w="3992"/>
+        <w:gridCol w:w="1709"/>
+        <w:gridCol w:w="3870"/>
+      </w:tblGrid>
+      <w:tr>
         <w:tc>
           <w:tcPr>
             <w:tcW w:w="0" w:type="auto"/>
-            <w:tcBorders>
-              <w:top w:val="single" w:sz="2" w:space="0" w:color="E3E3E3"/>
-              <w:left w:val="single" w:sz="2" w:space="0" w:color="E3E3E3"/>
-              <w:bottom w:val="single" w:sz="6" w:space="0" w:color="2E2E33"/>
-              <w:right w:val="single" w:sz="6" w:space="0" w:color="2E2E33"/>
-            </w:tcBorders>
-            <w:shd w:val="clear" w:color="auto" w:fill="2E2E33"/>
+            <w:shd w:val="clear" w:color="auto" w:fill="C6D9F1" w:themeFill="text2" w:themeFillTint="33"/>
             <w:vAlign w:val="center"/>
             <w:hideMark/>
           </w:tcPr>
           <w:p>
             <w:pPr>
-              <w:rPr>
+              <w:spacing w:line="360" w:lineRule="auto"/>
+              <w:jc w:val="center"/>
+              <w:rPr>
+                <w:rFonts w:ascii="Times New Roman" w:hAnsi="Times New Roman" w:cs="Times New Roman"/>
                 <w:b/>
                 <w:bCs/>
+                <w:sz w:val="24"/>
+                <w:szCs w:val="24"/>
               </w:rPr>
             </w:pPr>
             <w:r>
               <w:rPr>
+                <w:rFonts w:ascii="Times New Roman" w:hAnsi="Times New Roman" w:cs="Times New Roman"/>
                 <w:b/>
                 <w:bCs/>
+                <w:sz w:val="24"/>
+                <w:szCs w:val="24"/>
               </w:rPr>
               <w:t>Категория</w:t>
             </w:r>
@@ -2049,27 +2241,29 @@
         <w:tc>
           <w:tcPr>
             <w:tcW w:w="0" w:type="auto"/>
-            <w:tcBorders>
-              <w:top w:val="single" w:sz="2" w:space="0" w:color="E3E3E3"/>
-              <w:left w:val="single" w:sz="2" w:space="0" w:color="E3E3E3"/>
-              <w:bottom w:val="single" w:sz="6" w:space="0" w:color="2E2E33"/>
-              <w:right w:val="single" w:sz="6" w:space="0" w:color="2E2E33"/>
-            </w:tcBorders>
-            <w:shd w:val="clear" w:color="auto" w:fill="2E2E33"/>
+            <w:shd w:val="clear" w:color="auto" w:fill="C6D9F1" w:themeFill="text2" w:themeFillTint="33"/>
             <w:vAlign w:val="center"/>
             <w:hideMark/>
           </w:tcPr>
           <w:p>
             <w:pPr>
-              <w:rPr>
+              <w:spacing w:line="360" w:lineRule="auto"/>
+              <w:jc w:val="center"/>
+              <w:rPr>
+                <w:rFonts w:ascii="Times New Roman" w:hAnsi="Times New Roman" w:cs="Times New Roman"/>
                 <w:b/>
                 <w:bCs/>
+                <w:sz w:val="24"/>
+                <w:szCs w:val="24"/>
               </w:rPr>
             </w:pPr>
             <w:r>
               <w:rPr>
+                <w:rFonts w:ascii="Times New Roman" w:hAnsi="Times New Roman" w:cs="Times New Roman"/>
                 <w:b/>
                 <w:bCs/>
+                <w:sz w:val="24"/>
+                <w:szCs w:val="24"/>
               </w:rPr>
               <w:t>Инструмент</w:t>
             </w:r>
@@ -2078,27 +2272,29 @@
         <w:tc>
           <w:tcPr>
             <w:tcW w:w="0" w:type="auto"/>
-            <w:tcBorders>
-              <w:top w:val="single" w:sz="2" w:space="0" w:color="E3E3E3"/>
-              <w:left w:val="single" w:sz="2" w:space="0" w:color="E3E3E3"/>
-              <w:bottom w:val="single" w:sz="6" w:space="0" w:color="2E2E33"/>
-              <w:right w:val="nil"/>
-            </w:tcBorders>
-            <w:shd w:val="clear" w:color="auto" w:fill="2E2E33"/>
+            <w:shd w:val="clear" w:color="auto" w:fill="C6D9F1" w:themeFill="text2" w:themeFillTint="33"/>
             <w:vAlign w:val="center"/>
             <w:hideMark/>
           </w:tcPr>
           <w:p>
             <w:pPr>
-              <w:rPr>
+              <w:spacing w:line="360" w:lineRule="auto"/>
+              <w:jc w:val="center"/>
+              <w:rPr>
+                <w:rFonts w:ascii="Times New Roman" w:hAnsi="Times New Roman" w:cs="Times New Roman"/>
                 <w:b/>
                 <w:bCs/>
+                <w:sz w:val="24"/>
+                <w:szCs w:val="24"/>
               </w:rPr>
             </w:pPr>
             <w:r>
               <w:rPr>
+                <w:rFonts w:ascii="Times New Roman" w:hAnsi="Times New Roman" w:cs="Times New Roman"/>
                 <w:b/>
                 <w:bCs/>
+                <w:sz w:val="24"/>
+                <w:szCs w:val="24"/>
               </w:rPr>
               <w:t>Назначение</w:t>
             </w:r>
@@ -2106,55 +2302,76 @@
         </w:tc>
       </w:tr>
       <w:tr>
-        <w:trPr>
-          <w:tblCellSpacing w:w="15" w:type="dxa"/>
-        </w:trPr>
         <w:tc>
           <w:tcPr>
             <w:tcW w:w="0" w:type="auto"/>
-            <w:tcBorders>
-              <w:top w:val="single" w:sz="2" w:space="0" w:color="E3E3E3"/>
-              <w:left w:val="single" w:sz="2" w:space="0" w:color="E3E3E3"/>
-              <w:bottom w:val="single" w:sz="6" w:space="0" w:color="2E2E33"/>
-              <w:right w:val="single" w:sz="6" w:space="0" w:color="2E2E33"/>
-            </w:tcBorders>
-            <w:vAlign w:val="center"/>
             <w:hideMark/>
           </w:tcPr>
           <w:p>
+            <w:pPr>
+              <w:spacing w:line="360" w:lineRule="auto"/>
+              <w:jc w:val="center"/>
+              <w:rPr>
+                <w:rFonts w:ascii="Times New Roman" w:hAnsi="Times New Roman" w:cs="Times New Roman"/>
+                <w:sz w:val="24"/>
+                <w:szCs w:val="24"/>
+              </w:rPr>
+            </w:pPr>
             <w:r>
               <w:rPr>
+                <w:rFonts w:ascii="Times New Roman" w:hAnsi="Times New Roman" w:cs="Times New Roman"/>
                 <w:b/>
                 <w:bCs/>
-              </w:rPr>
-              <w:t>Управление тестами</w:t>
+                <w:sz w:val="24"/>
+                <w:szCs w:val="24"/>
+              </w:rPr>
+              <w:t>Тесты (ручные и автоматизированные)</w:t>
+            </w:r>
+            <w:r>
+              <w:rPr>
+                <w:rFonts w:ascii="Times New Roman" w:hAnsi="Times New Roman" w:cs="Times New Roman"/>
+                <w:b/>
+                <w:bCs/>
+                <w:sz w:val="24"/>
+                <w:szCs w:val="24"/>
+              </w:rPr>
+              <w:t>, баг-репорты</w:t>
             </w:r>
           </w:p>
         </w:tc>
         <w:tc>
           <w:tcPr>
             <w:tcW w:w="0" w:type="auto"/>
-            <w:tcBorders>
-              <w:top w:val="single" w:sz="2" w:space="0" w:color="E3E3E3"/>
-              <w:left w:val="single" w:sz="2" w:space="0" w:color="E3E3E3"/>
-              <w:bottom w:val="single" w:sz="6" w:space="0" w:color="2E2E33"/>
-              <w:right w:val="single" w:sz="6" w:space="0" w:color="2E2E33"/>
-            </w:tcBorders>
-            <w:vAlign w:val="center"/>
             <w:hideMark/>
           </w:tcPr>
           <w:p>
-            <w:proofErr w:type="spellStart"/>
+            <w:pPr>
+              <w:spacing w:line="360" w:lineRule="auto"/>
+              <w:rPr>
+                <w:rFonts w:ascii="Times New Roman" w:hAnsi="Times New Roman" w:cs="Times New Roman"/>
+                <w:sz w:val="24"/>
+                <w:szCs w:val="24"/>
+                <w:lang w:val="en-US"/>
+              </w:rPr>
+            </w:pPr>
             <w:r>
-              <w:t>TestRail</w:t>
-            </w:r>
-            <w:proofErr w:type="spellEnd"/>
-            <w:r>
-              <w:t xml:space="preserve"> / </w:t>
+              <w:rPr>
+                <w:rFonts w:ascii="Times New Roman" w:hAnsi="Times New Roman" w:cs="Times New Roman"/>
+                <w:sz w:val="24"/>
+                <w:szCs w:val="24"/>
+                <w:lang w:val="en-US"/>
+              </w:rPr>
+              <w:t xml:space="preserve">GitHub, </w:t>
             </w:r>
             <w:proofErr w:type="spellStart"/>
             <w:r>
-              <w:t>Qase</w:t>
+              <w:rPr>
+                <w:rFonts w:ascii="Times New Roman" w:hAnsi="Times New Roman" w:cs="Times New Roman"/>
+                <w:sz w:val="24"/>
+                <w:szCs w:val="24"/>
+                <w:lang w:val="en-US"/>
+              </w:rPr>
+              <w:t>PyCharm</w:t>
             </w:r>
             <w:proofErr w:type="spellEnd"/>
           </w:p>
@@ -2162,325 +2379,60 @@
         <w:tc>
           <w:tcPr>
             <w:tcW w:w="0" w:type="auto"/>
-            <w:tcBorders>
-              <w:top w:val="single" w:sz="2" w:space="0" w:color="E3E3E3"/>
-              <w:left w:val="single" w:sz="2" w:space="0" w:color="E3E3E3"/>
-              <w:bottom w:val="single" w:sz="6" w:space="0" w:color="2E2E33"/>
-              <w:right w:val="nil"/>
-            </w:tcBorders>
-            <w:vAlign w:val="center"/>
             <w:hideMark/>
           </w:tcPr>
           <w:p>
+            <w:pPr>
+              <w:spacing w:line="360" w:lineRule="auto"/>
+              <w:rPr>
+                <w:rFonts w:ascii="Times New Roman" w:hAnsi="Times New Roman" w:cs="Times New Roman"/>
+                <w:sz w:val="24"/>
+                <w:szCs w:val="24"/>
+              </w:rPr>
+            </w:pPr>
             <w:r>
-              <w:t xml:space="preserve">Хранение </w:t>
+              <w:rPr>
+                <w:rFonts w:ascii="Times New Roman" w:hAnsi="Times New Roman" w:cs="Times New Roman"/>
+                <w:sz w:val="24"/>
+                <w:szCs w:val="24"/>
+              </w:rPr>
+              <w:t xml:space="preserve">Хранение тест-кейсов, запуск </w:t>
             </w:r>
-            <w:proofErr w:type="gramStart"/>
             <w:r>
-              <w:t>тест-кейсов</w:t>
-            </w:r>
-            <w:proofErr w:type="gramEnd"/>
-            <w:r>
-              <w:t>, запуск циклов</w:t>
+              <w:rPr>
+                <w:rFonts w:ascii="Times New Roman" w:hAnsi="Times New Roman" w:cs="Times New Roman"/>
+                <w:sz w:val="24"/>
+                <w:szCs w:val="24"/>
+              </w:rPr>
+              <w:t>автоматизированных тестов</w:t>
             </w:r>
           </w:p>
         </w:tc>
       </w:tr>
       <w:tr>
-        <w:trPr>
-          <w:tblCellSpacing w:w="15" w:type="dxa"/>
-        </w:trPr>
         <w:tc>
           <w:tcPr>
             <w:tcW w:w="0" w:type="auto"/>
-            <w:tcBorders>
-              <w:top w:val="single" w:sz="2" w:space="0" w:color="E3E3E3"/>
-              <w:left w:val="single" w:sz="2" w:space="0" w:color="E3E3E3"/>
-              <w:bottom w:val="single" w:sz="6" w:space="0" w:color="2E2E33"/>
-              <w:right w:val="single" w:sz="6" w:space="0" w:color="2E2E33"/>
-            </w:tcBorders>
             <w:vAlign w:val="center"/>
             <w:hideMark/>
           </w:tcPr>
           <w:p>
+            <w:pPr>
+              <w:spacing w:line="360" w:lineRule="auto"/>
+              <w:jc w:val="center"/>
+              <w:rPr>
+                <w:rFonts w:ascii="Times New Roman" w:hAnsi="Times New Roman" w:cs="Times New Roman"/>
+                <w:sz w:val="24"/>
+                <w:szCs w:val="24"/>
+              </w:rPr>
+            </w:pPr>
             <w:r>
               <w:rPr>
+                <w:rFonts w:ascii="Times New Roman" w:hAnsi="Times New Roman" w:cs="Times New Roman"/>
                 <w:b/>
                 <w:bCs/>
-              </w:rPr>
-              <w:t>Баг-трекинг</w:t>
-            </w:r>
-          </w:p>
-        </w:tc>
-        <w:tc>
-          <w:tcPr>
-            <w:tcW w:w="0" w:type="auto"/>
-            <w:tcBorders>
-              <w:top w:val="single" w:sz="2" w:space="0" w:color="E3E3E3"/>
-              <w:left w:val="single" w:sz="2" w:space="0" w:color="E3E3E3"/>
-              <w:bottom w:val="single" w:sz="6" w:space="0" w:color="2E2E33"/>
-              <w:right w:val="single" w:sz="6" w:space="0" w:color="2E2E33"/>
-            </w:tcBorders>
-            <w:vAlign w:val="center"/>
-            <w:hideMark/>
-          </w:tcPr>
-          <w:p>
-            <w:proofErr w:type="spellStart"/>
-            <w:r>
-              <w:t>Jira</w:t>
-            </w:r>
-            <w:proofErr w:type="spellEnd"/>
-          </w:p>
-        </w:tc>
-        <w:tc>
-          <w:tcPr>
-            <w:tcW w:w="0" w:type="auto"/>
-            <w:tcBorders>
-              <w:top w:val="single" w:sz="2" w:space="0" w:color="E3E3E3"/>
-              <w:left w:val="single" w:sz="2" w:space="0" w:color="E3E3E3"/>
-              <w:bottom w:val="single" w:sz="6" w:space="0" w:color="2E2E33"/>
-              <w:right w:val="nil"/>
-            </w:tcBorders>
-            <w:vAlign w:val="center"/>
-            <w:hideMark/>
-          </w:tcPr>
-          <w:p>
-            <w:r>
-              <w:t>Регистрация и отслеживание дефектов</w:t>
-            </w:r>
-          </w:p>
-        </w:tc>
-      </w:tr>
-      <w:tr>
-        <w:trPr>
-          <w:tblCellSpacing w:w="15" w:type="dxa"/>
-        </w:trPr>
-        <w:tc>
-          <w:tcPr>
-            <w:tcW w:w="0" w:type="auto"/>
-            <w:tcBorders>
-              <w:top w:val="single" w:sz="2" w:space="0" w:color="E3E3E3"/>
-              <w:left w:val="single" w:sz="2" w:space="0" w:color="E3E3E3"/>
-              <w:bottom w:val="single" w:sz="6" w:space="0" w:color="2E2E33"/>
-              <w:right w:val="single" w:sz="6" w:space="0" w:color="2E2E33"/>
-            </w:tcBorders>
-            <w:vAlign w:val="center"/>
-            <w:hideMark/>
-          </w:tcPr>
-          <w:p>
-            <w:r>
-              <w:rPr>
-                <w:b/>
-                <w:bCs/>
-              </w:rPr>
-              <w:t>API-тесты</w:t>
-            </w:r>
-          </w:p>
-        </w:tc>
-        <w:tc>
-          <w:tcPr>
-            <w:tcW w:w="0" w:type="auto"/>
-            <w:tcBorders>
-              <w:top w:val="single" w:sz="2" w:space="0" w:color="E3E3E3"/>
-              <w:left w:val="single" w:sz="2" w:space="0" w:color="E3E3E3"/>
-              <w:bottom w:val="single" w:sz="6" w:space="0" w:color="2E2E33"/>
-              <w:right w:val="single" w:sz="6" w:space="0" w:color="2E2E33"/>
-            </w:tcBorders>
-            <w:vAlign w:val="center"/>
-            <w:hideMark/>
-          </w:tcPr>
-          <w:p>
-            <w:proofErr w:type="spellStart"/>
-            <w:r>
-              <w:t>Postman</w:t>
-            </w:r>
-            <w:proofErr w:type="spellEnd"/>
-            <w:r>
-              <w:t xml:space="preserve"> + </w:t>
-            </w:r>
-            <w:proofErr w:type="spellStart"/>
-            <w:r>
-              <w:t>Newman</w:t>
-            </w:r>
-            <w:proofErr w:type="spellEnd"/>
-          </w:p>
-        </w:tc>
-        <w:tc>
-          <w:tcPr>
-            <w:tcW w:w="0" w:type="auto"/>
-            <w:tcBorders>
-              <w:top w:val="single" w:sz="2" w:space="0" w:color="E3E3E3"/>
-              <w:left w:val="single" w:sz="2" w:space="0" w:color="E3E3E3"/>
-              <w:bottom w:val="single" w:sz="6" w:space="0" w:color="2E2E33"/>
-              <w:right w:val="nil"/>
-            </w:tcBorders>
-            <w:vAlign w:val="center"/>
-            <w:hideMark/>
-          </w:tcPr>
-          <w:p>
-            <w:r>
-              <w:t xml:space="preserve">Проверка </w:t>
-            </w:r>
-            <w:proofErr w:type="spellStart"/>
-            <w:r>
-              <w:t>эндпоинтов</w:t>
-            </w:r>
-            <w:proofErr w:type="spellEnd"/>
-            <w:r>
-              <w:t>, коллекций</w:t>
-            </w:r>
-          </w:p>
-        </w:tc>
-      </w:tr>
-      <w:tr>
-        <w:trPr>
-          <w:tblCellSpacing w:w="15" w:type="dxa"/>
-        </w:trPr>
-        <w:tc>
-          <w:tcPr>
-            <w:tcW w:w="0" w:type="auto"/>
-            <w:tcBorders>
-              <w:top w:val="single" w:sz="2" w:space="0" w:color="E3E3E3"/>
-              <w:left w:val="single" w:sz="2" w:space="0" w:color="E3E3E3"/>
-              <w:bottom w:val="single" w:sz="6" w:space="0" w:color="2E2E33"/>
-              <w:right w:val="single" w:sz="6" w:space="0" w:color="2E2E33"/>
-            </w:tcBorders>
-            <w:vAlign w:val="center"/>
-            <w:hideMark/>
-          </w:tcPr>
-          <w:p>
-            <w:r>
-              <w:rPr>
-                <w:b/>
-                <w:bCs/>
-              </w:rPr>
-              <w:t>E2E-автотесты</w:t>
-            </w:r>
-          </w:p>
-        </w:tc>
-        <w:tc>
-          <w:tcPr>
-            <w:tcW w:w="0" w:type="auto"/>
-            <w:tcBorders>
-              <w:top w:val="single" w:sz="2" w:space="0" w:color="E3E3E3"/>
-              <w:left w:val="single" w:sz="2" w:space="0" w:color="E3E3E3"/>
-              <w:bottom w:val="single" w:sz="6" w:space="0" w:color="2E2E33"/>
-              <w:right w:val="single" w:sz="6" w:space="0" w:color="2E2E33"/>
-            </w:tcBorders>
-            <w:vAlign w:val="center"/>
-            <w:hideMark/>
-          </w:tcPr>
-          <w:p>
-            <w:proofErr w:type="spellStart"/>
-            <w:r>
-              <w:t>Playwright</w:t>
-            </w:r>
-            <w:proofErr w:type="spellEnd"/>
-          </w:p>
-        </w:tc>
-        <w:tc>
-          <w:tcPr>
-            <w:tcW w:w="0" w:type="auto"/>
-            <w:tcBorders>
-              <w:top w:val="single" w:sz="2" w:space="0" w:color="E3E3E3"/>
-              <w:left w:val="single" w:sz="2" w:space="0" w:color="E3E3E3"/>
-              <w:bottom w:val="single" w:sz="6" w:space="0" w:color="2E2E33"/>
-              <w:right w:val="nil"/>
-            </w:tcBorders>
-            <w:vAlign w:val="center"/>
-            <w:hideMark/>
-          </w:tcPr>
-          <w:p>
-            <w:r>
-              <w:t>Критические сценарии: «гость → заказ»</w:t>
-            </w:r>
-          </w:p>
-        </w:tc>
-      </w:tr>
-      <w:tr>
-        <w:trPr>
-          <w:tblCellSpacing w:w="15" w:type="dxa"/>
-        </w:trPr>
-        <w:tc>
-          <w:tcPr>
-            <w:tcW w:w="0" w:type="auto"/>
-            <w:tcBorders>
-              <w:top w:val="single" w:sz="2" w:space="0" w:color="E3E3E3"/>
-              <w:left w:val="single" w:sz="2" w:space="0" w:color="E3E3E3"/>
-              <w:bottom w:val="single" w:sz="6" w:space="0" w:color="2E2E33"/>
-              <w:right w:val="single" w:sz="6" w:space="0" w:color="2E2E33"/>
-            </w:tcBorders>
-            <w:vAlign w:val="center"/>
-            <w:hideMark/>
-          </w:tcPr>
-          <w:p>
-            <w:r>
-              <w:rPr>
-                <w:b/>
-                <w:bCs/>
-              </w:rPr>
-              <w:t>Нагрузочное</w:t>
-            </w:r>
-          </w:p>
-        </w:tc>
-        <w:tc>
-          <w:tcPr>
-            <w:tcW w:w="0" w:type="auto"/>
-            <w:tcBorders>
-              <w:top w:val="single" w:sz="2" w:space="0" w:color="E3E3E3"/>
-              <w:left w:val="single" w:sz="2" w:space="0" w:color="E3E3E3"/>
-              <w:bottom w:val="single" w:sz="6" w:space="0" w:color="2E2E33"/>
-              <w:right w:val="single" w:sz="6" w:space="0" w:color="2E2E33"/>
-            </w:tcBorders>
-            <w:vAlign w:val="center"/>
-            <w:hideMark/>
-          </w:tcPr>
-          <w:p>
-            <w:r>
-              <w:t>k6</w:t>
-            </w:r>
-          </w:p>
-        </w:tc>
-        <w:tc>
-          <w:tcPr>
-            <w:tcW w:w="0" w:type="auto"/>
-            <w:tcBorders>
-              <w:top w:val="single" w:sz="2" w:space="0" w:color="E3E3E3"/>
-              <w:left w:val="single" w:sz="2" w:space="0" w:color="E3E3E3"/>
-              <w:bottom w:val="single" w:sz="6" w:space="0" w:color="2E2E33"/>
-              <w:right w:val="nil"/>
-            </w:tcBorders>
-            <w:vAlign w:val="center"/>
-            <w:hideMark/>
-          </w:tcPr>
-          <w:p>
-            <w:r>
-              <w:t>Сценарии пиковой нагрузки на оформление</w:t>
-            </w:r>
-          </w:p>
-        </w:tc>
-      </w:tr>
-      <w:tr>
-        <w:trPr>
-          <w:tblCellSpacing w:w="15" w:type="dxa"/>
-        </w:trPr>
-        <w:tc>
-          <w:tcPr>
-            <w:tcW w:w="0" w:type="auto"/>
-            <w:tcBorders>
-              <w:top w:val="single" w:sz="2" w:space="0" w:color="E3E3E3"/>
-              <w:left w:val="single" w:sz="2" w:space="0" w:color="E3E3E3"/>
-              <w:bottom w:val="single" w:sz="6" w:space="0" w:color="2E2E33"/>
-              <w:right w:val="single" w:sz="6" w:space="0" w:color="2E2E33"/>
-            </w:tcBorders>
-            <w:vAlign w:val="center"/>
-            <w:hideMark/>
-          </w:tcPr>
-          <w:p>
-            <w:r>
-              <w:rPr>
-                <w:b/>
-                <w:bCs/>
+                <w:sz w:val="24"/>
+                <w:szCs w:val="24"/>
               </w:rPr>
               <w:t>Мобильное</w:t>
             </w:r>
@@ -2489,553 +2441,114 @@
         <w:tc>
           <w:tcPr>
             <w:tcW w:w="0" w:type="auto"/>
-            <w:tcBorders>
-              <w:top w:val="single" w:sz="2" w:space="0" w:color="E3E3E3"/>
-              <w:left w:val="single" w:sz="2" w:space="0" w:color="E3E3E3"/>
-              <w:bottom w:val="single" w:sz="6" w:space="0" w:color="2E2E33"/>
-              <w:right w:val="single" w:sz="6" w:space="0" w:color="2E2E33"/>
-            </w:tcBorders>
-            <w:vAlign w:val="center"/>
             <w:hideMark/>
           </w:tcPr>
           <w:p>
-            <w:proofErr w:type="spellStart"/>
+            <w:pPr>
+              <w:spacing w:line="360" w:lineRule="auto"/>
+              <w:rPr>
+                <w:rFonts w:ascii="Times New Roman" w:hAnsi="Times New Roman" w:cs="Times New Roman"/>
+                <w:sz w:val="24"/>
+                <w:szCs w:val="24"/>
+                <w:lang w:val="en-US"/>
+              </w:rPr>
+            </w:pPr>
             <w:r>
-              <w:t>BrowserStack</w:t>
-            </w:r>
-            <w:proofErr w:type="spellEnd"/>
-          </w:p>
-        </w:tc>
-        <w:tc>
-          <w:tcPr>
-            <w:tcW w:w="0" w:type="auto"/>
-            <w:tcBorders>
-              <w:top w:val="single" w:sz="2" w:space="0" w:color="E3E3E3"/>
-              <w:left w:val="single" w:sz="2" w:space="0" w:color="E3E3E3"/>
-              <w:bottom w:val="single" w:sz="6" w:space="0" w:color="2E2E33"/>
-              <w:right w:val="nil"/>
-            </w:tcBorders>
-            <w:vAlign w:val="center"/>
-            <w:hideMark/>
-          </w:tcPr>
-          <w:p>
-            <w:r>
-              <w:t xml:space="preserve">Тестирование на </w:t>
-            </w:r>
-            <w:proofErr w:type="gramStart"/>
-            <w:r>
-              <w:t>реальных</w:t>
-            </w:r>
-            <w:proofErr w:type="gramEnd"/>
-            <w:r>
-              <w:t xml:space="preserve"> девайсах в облаке</w:t>
-            </w:r>
-          </w:p>
-        </w:tc>
-      </w:tr>
-      <w:tr>
-        <w:trPr>
-          <w:tblCellSpacing w:w="15" w:type="dxa"/>
-        </w:trPr>
-        <w:tc>
-          <w:tcPr>
-            <w:tcW w:w="0" w:type="auto"/>
-            <w:tcBorders>
-              <w:top w:val="single" w:sz="2" w:space="0" w:color="E3E3E3"/>
-              <w:left w:val="single" w:sz="2" w:space="0" w:color="E3E3E3"/>
-              <w:bottom w:val="single" w:sz="6" w:space="0" w:color="2E2E33"/>
-              <w:right w:val="single" w:sz="6" w:space="0" w:color="2E2E33"/>
-            </w:tcBorders>
-            <w:vAlign w:val="center"/>
-            <w:hideMark/>
-          </w:tcPr>
-          <w:p>
-            <w:r>
-              <w:rPr>
-                <w:b/>
-                <w:bCs/>
-              </w:rPr>
-              <w:lastRenderedPageBreak/>
-              <w:t>Безопасность</w:t>
+              <w:rPr>
+                <w:rFonts w:ascii="Times New Roman" w:hAnsi="Times New Roman" w:cs="Times New Roman"/>
+                <w:sz w:val="24"/>
+                <w:szCs w:val="24"/>
+                <w:lang w:val="en-US"/>
+              </w:rPr>
+              <w:t>Android Studio</w:t>
             </w:r>
           </w:p>
         </w:tc>
         <w:tc>
           <w:tcPr>
             <w:tcW w:w="0" w:type="auto"/>
-            <w:tcBorders>
-              <w:top w:val="single" w:sz="2" w:space="0" w:color="E3E3E3"/>
-              <w:left w:val="single" w:sz="2" w:space="0" w:color="E3E3E3"/>
-              <w:bottom w:val="single" w:sz="6" w:space="0" w:color="2E2E33"/>
-              <w:right w:val="single" w:sz="6" w:space="0" w:color="2E2E33"/>
-            </w:tcBorders>
-            <w:vAlign w:val="center"/>
             <w:hideMark/>
           </w:tcPr>
           <w:p>
+            <w:pPr>
+              <w:spacing w:line="360" w:lineRule="auto"/>
+              <w:rPr>
+                <w:rFonts w:ascii="Times New Roman" w:hAnsi="Times New Roman" w:cs="Times New Roman"/>
+                <w:sz w:val="24"/>
+                <w:szCs w:val="24"/>
+              </w:rPr>
+            </w:pPr>
             <w:r>
-              <w:t>OWASP ZAP</w:t>
+              <w:rPr>
+                <w:rFonts w:ascii="Times New Roman" w:hAnsi="Times New Roman" w:cs="Times New Roman"/>
+                <w:sz w:val="24"/>
+                <w:szCs w:val="24"/>
+              </w:rPr>
+              <w:t>Те</w:t>
             </w:r>
-          </w:p>
-        </w:tc>
-        <w:tc>
-          <w:tcPr>
-            <w:tcW w:w="0" w:type="auto"/>
-            <w:tcBorders>
-              <w:top w:val="single" w:sz="2" w:space="0" w:color="E3E3E3"/>
-              <w:left w:val="single" w:sz="2" w:space="0" w:color="E3E3E3"/>
-              <w:bottom w:val="single" w:sz="6" w:space="0" w:color="2E2E33"/>
-              <w:right w:val="nil"/>
-            </w:tcBorders>
-            <w:vAlign w:val="center"/>
-            <w:hideMark/>
-          </w:tcPr>
-          <w:p>
             <w:r>
-              <w:t>Сканирование уязвимостей форм</w:t>
-            </w:r>
-          </w:p>
-        </w:tc>
-      </w:tr>
-      <w:tr>
-        <w:trPr>
-          <w:tblCellSpacing w:w="15" w:type="dxa"/>
-        </w:trPr>
-        <w:tc>
-          <w:tcPr>
-            <w:tcW w:w="0" w:type="auto"/>
-            <w:tcBorders>
-              <w:top w:val="single" w:sz="2" w:space="0" w:color="E3E3E3"/>
-              <w:left w:val="single" w:sz="2" w:space="0" w:color="E3E3E3"/>
-              <w:bottom w:val="nil"/>
-              <w:right w:val="single" w:sz="6" w:space="0" w:color="2E2E33"/>
-            </w:tcBorders>
-            <w:vAlign w:val="center"/>
-            <w:hideMark/>
-          </w:tcPr>
-          <w:p>
-            <w:r>
-              <w:rPr>
-                <w:b/>
-                <w:bCs/>
-              </w:rPr>
-              <w:t>Мониторинг</w:t>
-            </w:r>
-          </w:p>
-        </w:tc>
-        <w:tc>
-          <w:tcPr>
-            <w:tcW w:w="0" w:type="auto"/>
-            <w:tcBorders>
-              <w:top w:val="single" w:sz="2" w:space="0" w:color="E3E3E3"/>
-              <w:left w:val="single" w:sz="2" w:space="0" w:color="E3E3E3"/>
-              <w:bottom w:val="nil"/>
-              <w:right w:val="single" w:sz="6" w:space="0" w:color="2E2E33"/>
-            </w:tcBorders>
-            <w:vAlign w:val="center"/>
-            <w:hideMark/>
-          </w:tcPr>
-          <w:p>
-            <w:proofErr w:type="spellStart"/>
-            <w:r>
-              <w:t>Sentry</w:t>
-            </w:r>
-            <w:proofErr w:type="spellEnd"/>
-            <w:r>
-              <w:t xml:space="preserve">, </w:t>
-            </w:r>
-            <w:proofErr w:type="spellStart"/>
-            <w:r>
-              <w:t>Yandex.Metrica</w:t>
-            </w:r>
-            <w:proofErr w:type="spellEnd"/>
-          </w:p>
-        </w:tc>
-        <w:tc>
-          <w:tcPr>
-            <w:tcW w:w="0" w:type="auto"/>
-            <w:tcBorders>
-              <w:top w:val="single" w:sz="2" w:space="0" w:color="E3E3E3"/>
-              <w:left w:val="single" w:sz="2" w:space="0" w:color="E3E3E3"/>
-              <w:bottom w:val="nil"/>
-              <w:right w:val="nil"/>
-            </w:tcBorders>
-            <w:vAlign w:val="center"/>
-            <w:hideMark/>
-          </w:tcPr>
-          <w:p>
-            <w:r>
-              <w:t>Отслеживание ошибок и поведения пользователей</w:t>
+              <w:rPr>
+                <w:rFonts w:ascii="Times New Roman" w:hAnsi="Times New Roman" w:cs="Times New Roman"/>
+                <w:sz w:val="24"/>
+                <w:szCs w:val="24"/>
+              </w:rPr>
+              <w:t>стирование на реальных девайсах</w:t>
             </w:r>
           </w:p>
         </w:tc>
       </w:tr>
     </w:tbl>
     <w:p>
-      <w:r>
-        <w:pict>
-          <v:rect id="_x0000_i1048" style="width:0;height:1.5pt" o:hralign="center" o:hrstd="t" o:hr="t" fillcolor="#a0a0a0" stroked="f"/>
-        </w:pict>
-      </w:r>
+      <w:pPr>
+        <w:spacing w:after="0" w:line="360" w:lineRule="auto"/>
+        <w:ind w:firstLine="709"/>
+        <w:rPr>
+          <w:rFonts w:ascii="Times New Roman" w:hAnsi="Times New Roman" w:cs="Times New Roman"/>
+          <w:sz w:val="24"/>
+          <w:szCs w:val="24"/>
+        </w:rPr>
+      </w:pPr>
     </w:p>
-    <w:p/>
     <w:p>
       <w:pPr>
-        <w:rPr>
+        <w:spacing w:after="0" w:line="360" w:lineRule="auto"/>
+        <w:ind w:firstLine="709"/>
+        <w:rPr>
+          <w:rFonts w:ascii="Times New Roman" w:hAnsi="Times New Roman" w:cs="Times New Roman"/>
+          <w:sz w:val="24"/>
+          <w:szCs w:val="24"/>
+        </w:rPr>
+      </w:pPr>
+    </w:p>
+    <w:p>
+      <w:pPr>
+        <w:pStyle w:val="a4"/>
+        <w:numPr>
+          <w:ilvl w:val="0"/>
+          <w:numId w:val="35"/>
+        </w:numPr>
+        <w:spacing w:after="0" w:line="360" w:lineRule="auto"/>
+        <w:ind w:left="709" w:hanging="709"/>
+        <w:rPr>
+          <w:rFonts w:ascii="Times New Roman" w:hAnsi="Times New Roman" w:cs="Times New Roman"/>
           <w:b/>
           <w:bCs/>
+          <w:sz w:val="28"/>
+          <w:szCs w:val="24"/>
         </w:rPr>
       </w:pPr>
       <w:r>
         <w:rPr>
+          <w:rFonts w:ascii="Times New Roman" w:hAnsi="Times New Roman" w:cs="Times New Roman"/>
           <w:b/>
           <w:bCs/>
-        </w:rPr>
-        <w:t xml:space="preserve">11. Критерии входа и выхода </w:t>
+          <w:sz w:val="28"/>
+          <w:szCs w:val="24"/>
+        </w:rPr>
+        <w:t xml:space="preserve">Артефакты (результаты тестирования) </w:t>
       </w:r>
-      <w:r>
-        <w:rPr>
-          <w:rFonts w:ascii="Calibri" w:hAnsi="Calibri" w:cs="Calibri"/>
-          <w:b/>
-          <w:bCs/>
-        </w:rPr>
-        <w:t>✅</w:t>
-      </w:r>
-    </w:p>
-    <w:p>
-      <w:pPr>
-        <w:rPr>
-          <w:b/>
-          <w:bCs/>
-        </w:rPr>
-      </w:pPr>
-      <w:r>
-        <w:rPr>
-          <w:rFonts w:ascii="Calibri" w:hAnsi="Calibri" w:cs="Calibri"/>
-          <w:b/>
-          <w:bCs/>
-        </w:rPr>
-        <w:t>🔹</w:t>
-      </w:r>
-      <w:r>
-        <w:rPr>
-          <w:b/>
-          <w:bCs/>
-        </w:rPr>
-        <w:t xml:space="preserve"> Критерии входа (начало тестирования)</w:t>
-      </w:r>
-    </w:p>
-    <w:p>
-      <w:pPr>
-        <w:numPr>
-          <w:ilvl w:val="0"/>
-          <w:numId w:val="26"/>
-        </w:numPr>
-      </w:pPr>
-      <w:r>
-        <w:t xml:space="preserve">Стенд </w:t>
-      </w:r>
-      <w:proofErr w:type="spellStart"/>
-      <w:r>
-        <w:t>stage</w:t>
-      </w:r>
-      <w:proofErr w:type="spellEnd"/>
-      <w:r>
-        <w:t xml:space="preserve"> развёрнут, доступ к БД и API предоставлен</w:t>
-      </w:r>
-    </w:p>
-    <w:p>
-      <w:pPr>
-        <w:numPr>
-          <w:ilvl w:val="0"/>
-          <w:numId w:val="26"/>
-        </w:numPr>
-      </w:pPr>
-      <w:r>
-        <w:t>Основные сценарии заказа проходят «дымовое» тестирование</w:t>
-      </w:r>
-    </w:p>
-    <w:p>
-      <w:pPr>
-        <w:numPr>
-          <w:ilvl w:val="0"/>
-          <w:numId w:val="26"/>
-        </w:numPr>
-      </w:pPr>
-      <w:proofErr w:type="gramStart"/>
-      <w:r>
-        <w:t>Тест-кейсы</w:t>
-      </w:r>
-      <w:proofErr w:type="gramEnd"/>
-      <w:r>
-        <w:t xml:space="preserve"> написаны, прорецензированы и загружены в </w:t>
-      </w:r>
-      <w:proofErr w:type="spellStart"/>
-      <w:r>
-        <w:t>TestRail</w:t>
-      </w:r>
-      <w:proofErr w:type="spellEnd"/>
-    </w:p>
-    <w:p>
-      <w:pPr>
-        <w:numPr>
-          <w:ilvl w:val="0"/>
-          <w:numId w:val="26"/>
-        </w:numPr>
-      </w:pPr>
-      <w:r>
-        <w:t xml:space="preserve">Макеты в </w:t>
-      </w:r>
-      <w:proofErr w:type="spellStart"/>
-      <w:r>
-        <w:t>Figma</w:t>
-      </w:r>
-      <w:proofErr w:type="spellEnd"/>
-      <w:r>
-        <w:t xml:space="preserve"> утверждены и актуальны</w:t>
-      </w:r>
-    </w:p>
-    <w:p>
-      <w:pPr>
-        <w:numPr>
-          <w:ilvl w:val="0"/>
-          <w:numId w:val="26"/>
-        </w:numPr>
-      </w:pPr>
-      <w:r>
-        <w:t>Доступы к платёжному песочнице и сервису доставки получены</w:t>
-      </w:r>
-    </w:p>
-    <w:p>
-      <w:pPr>
-        <w:rPr>
-          <w:b/>
-          <w:bCs/>
-        </w:rPr>
-      </w:pPr>
-      <w:r>
-        <w:rPr>
-          <w:rFonts w:ascii="Calibri" w:hAnsi="Calibri" w:cs="Calibri"/>
-          <w:b/>
-          <w:bCs/>
-        </w:rPr>
-        <w:t>🔹</w:t>
-      </w:r>
-      <w:r>
-        <w:rPr>
-          <w:b/>
-          <w:bCs/>
-        </w:rPr>
-        <w:t xml:space="preserve"> Критерии выхода (готовность к релизу)</w:t>
-      </w:r>
-    </w:p>
-    <w:p>
-      <w:pPr>
-        <w:numPr>
-          <w:ilvl w:val="0"/>
-          <w:numId w:val="27"/>
-        </w:numPr>
-      </w:pPr>
-      <w:r>
-        <w:t xml:space="preserve">100% тест-кейсов с приоритетом </w:t>
-      </w:r>
-      <w:proofErr w:type="spellStart"/>
-      <w:r>
-        <w:rPr>
-          <w:b/>
-          <w:bCs/>
-        </w:rPr>
-        <w:t>Critical</w:t>
-      </w:r>
-      <w:proofErr w:type="spellEnd"/>
-      <w:r>
-        <w:rPr>
-          <w:b/>
-          <w:bCs/>
-        </w:rPr>
-        <w:t>/</w:t>
-      </w:r>
-      <w:proofErr w:type="spellStart"/>
-      <w:r>
-        <w:rPr>
-          <w:b/>
-          <w:bCs/>
-        </w:rPr>
-        <w:t>High</w:t>
-      </w:r>
-      <w:proofErr w:type="spellEnd"/>
-      <w:r>
-        <w:t xml:space="preserve"> </w:t>
-      </w:r>
-      <w:proofErr w:type="gramStart"/>
-      <w:r>
-        <w:t>пройдены</w:t>
-      </w:r>
-      <w:proofErr w:type="gramEnd"/>
-    </w:p>
-    <w:p>
-      <w:pPr>
-        <w:numPr>
-          <w:ilvl w:val="0"/>
-          <w:numId w:val="27"/>
-        </w:numPr>
-      </w:pPr>
-      <w:r>
-        <w:t xml:space="preserve">Нет </w:t>
-      </w:r>
-      <w:proofErr w:type="gramStart"/>
-      <w:r>
-        <w:t>открытых</w:t>
-      </w:r>
-      <w:proofErr w:type="gramEnd"/>
-      <w:r>
-        <w:t xml:space="preserve"> багов с приоритетом </w:t>
-      </w:r>
-      <w:proofErr w:type="spellStart"/>
-      <w:r>
-        <w:rPr>
-          <w:b/>
-          <w:bCs/>
-        </w:rPr>
-        <w:t>Critical</w:t>
-      </w:r>
-      <w:proofErr w:type="spellEnd"/>
-      <w:r>
-        <w:t xml:space="preserve"> и </w:t>
-      </w:r>
-      <w:proofErr w:type="spellStart"/>
-      <w:r>
-        <w:rPr>
-          <w:b/>
-          <w:bCs/>
-        </w:rPr>
-        <w:t>High</w:t>
-      </w:r>
-      <w:proofErr w:type="spellEnd"/>
-    </w:p>
-    <w:p>
-      <w:pPr>
-        <w:numPr>
-          <w:ilvl w:val="0"/>
-          <w:numId w:val="27"/>
-        </w:numPr>
-      </w:pPr>
-      <w:r>
-        <w:t>Пройдено нагрузочное тестирование: 500 заказов/час без деградации</w:t>
-      </w:r>
-    </w:p>
-    <w:p>
-      <w:pPr>
-        <w:numPr>
-          <w:ilvl w:val="0"/>
-          <w:numId w:val="27"/>
-        </w:numPr>
-      </w:pPr>
-      <w:r>
-        <w:t xml:space="preserve">Проверена безопасность: нет уязвимостей уровня </w:t>
-      </w:r>
-      <w:proofErr w:type="spellStart"/>
-      <w:r>
-        <w:t>High</w:t>
-      </w:r>
-      <w:proofErr w:type="spellEnd"/>
-      <w:r>
-        <w:t>+</w:t>
-      </w:r>
-    </w:p>
-    <w:p>
-      <w:pPr>
-        <w:numPr>
-          <w:ilvl w:val="0"/>
-          <w:numId w:val="27"/>
-        </w:numPr>
-      </w:pPr>
-      <w:r>
-        <w:t xml:space="preserve">Отчёт о тестировании подписан QA </w:t>
-      </w:r>
-      <w:proofErr w:type="spellStart"/>
-      <w:r>
-        <w:t>Lead</w:t>
-      </w:r>
-      <w:proofErr w:type="spellEnd"/>
-      <w:r>
-        <w:t xml:space="preserve"> и </w:t>
-      </w:r>
-      <w:proofErr w:type="spellStart"/>
-      <w:r>
-        <w:t>Product</w:t>
-      </w:r>
-      <w:proofErr w:type="spellEnd"/>
-      <w:r>
-        <w:t xml:space="preserve"> </w:t>
-      </w:r>
-      <w:proofErr w:type="spellStart"/>
-      <w:r>
-        <w:t>Owner</w:t>
-      </w:r>
-      <w:proofErr w:type="spellEnd"/>
-    </w:p>
-    <w:p>
-      <w:pPr>
-        <w:numPr>
-          <w:ilvl w:val="0"/>
-          <w:numId w:val="27"/>
-        </w:numPr>
-      </w:pPr>
-      <w:r>
-        <w:t xml:space="preserve">Проведён успешный </w:t>
-      </w:r>
-      <w:proofErr w:type="spellStart"/>
-      <w:r>
-        <w:t>смоук</w:t>
-      </w:r>
-      <w:proofErr w:type="spellEnd"/>
-      <w:r>
-        <w:t xml:space="preserve">-тест на </w:t>
-      </w:r>
-      <w:proofErr w:type="spellStart"/>
-      <w:r>
-        <w:t>prod</w:t>
-      </w:r>
-      <w:proofErr w:type="spellEnd"/>
-      <w:r>
-        <w:t xml:space="preserve"> после </w:t>
-      </w:r>
-      <w:proofErr w:type="spellStart"/>
-      <w:r>
-        <w:t>деплоя</w:t>
-      </w:r>
-      <w:proofErr w:type="spellEnd"/>
-    </w:p>
-    <w:p>
-      <w:r>
-        <w:pict>
-          <v:rect id="_x0000_i1052" style="width:0;height:1.5pt" o:hralign="center" o:hrstd="t" o:hr="t" fillcolor="#a0a0a0" stroked="f"/>
-        </w:pict>
-      </w:r>
-    </w:p>
-    <w:p>
-      <w:pPr>
-        <w:rPr>
-          <w:b/>
-          <w:bCs/>
-        </w:rPr>
-      </w:pPr>
-      <w:r>
-        <w:rPr>
-          <w:b/>
-          <w:bCs/>
-        </w:rPr>
-        <w:t xml:space="preserve">12. Артефакты (результаты тестирования) </w:t>
-      </w:r>
-      <w:r>
-        <w:rPr>
-          <w:rFonts w:ascii="Calibri" w:hAnsi="Calibri" w:cs="Calibri"/>
-          <w:b/>
-          <w:bCs/>
-        </w:rPr>
-        <w:t>📦</w:t>
-      </w:r>
+      <w:bookmarkStart w:id="0" w:name="_GoBack"/>
+      <w:bookmarkEnd w:id="0"/>
     </w:p>
     <w:p>
       <w:pPr>
@@ -3043,49 +2556,147 @@
           <w:ilvl w:val="0"/>
           <w:numId w:val="28"/>
         </w:numPr>
+        <w:spacing w:after="0" w:line="360" w:lineRule="auto"/>
+        <w:ind w:hanging="11"/>
+        <w:rPr>
+          <w:rFonts w:ascii="Times New Roman" w:hAnsi="Times New Roman" w:cs="Times New Roman"/>
+          <w:sz w:val="24"/>
+          <w:szCs w:val="24"/>
+          <w:lang w:val="en-US"/>
+        </w:rPr>
       </w:pPr>
       <w:r>
         <w:rPr>
-          <w:rFonts w:ascii="Calibri" w:hAnsi="Calibri" w:cs="Calibri"/>
-        </w:rPr>
-        <w:t>📄</w:t>
+          <w:rFonts w:ascii="Times New Roman" w:hAnsi="Times New Roman" w:cs="Times New Roman"/>
+          <w:b/>
+          <w:bCs/>
+          <w:sz w:val="24"/>
+          <w:szCs w:val="24"/>
+        </w:rPr>
+        <w:t>Чек</w:t>
       </w:r>
       <w:r>
+        <w:rPr>
+          <w:rFonts w:ascii="Times New Roman" w:hAnsi="Times New Roman" w:cs="Times New Roman"/>
+          <w:b/>
+          <w:bCs/>
+          <w:sz w:val="24"/>
+          <w:szCs w:val="24"/>
+          <w:lang w:val="en-US"/>
+        </w:rPr>
+        <w:t>-</w:t>
+      </w:r>
+      <w:r>
+        <w:rPr>
+          <w:rFonts w:ascii="Times New Roman" w:hAnsi="Times New Roman" w:cs="Times New Roman"/>
+          <w:b/>
+          <w:bCs/>
+          <w:sz w:val="24"/>
+          <w:szCs w:val="24"/>
+        </w:rPr>
+        <w:t>лист</w:t>
+      </w:r>
+      <w:r>
+        <w:rPr>
+          <w:rFonts w:ascii="Times New Roman" w:hAnsi="Times New Roman" w:cs="Times New Roman"/>
+          <w:b/>
+          <w:bCs/>
+          <w:sz w:val="24"/>
+          <w:szCs w:val="24"/>
+          <w:lang w:val="en-US"/>
+        </w:rPr>
         <w:t xml:space="preserve"> </w:t>
       </w:r>
       <w:r>
         <w:rPr>
+          <w:rFonts w:ascii="Times New Roman" w:hAnsi="Times New Roman" w:cs="Times New Roman"/>
           <w:b/>
           <w:bCs/>
-        </w:rPr>
-        <w:t>Отчёт о тестировании</w:t>
+          <w:sz w:val="24"/>
+          <w:szCs w:val="24"/>
+        </w:rPr>
+        <w:t>и</w:t>
       </w:r>
       <w:r>
+        <w:rPr>
+          <w:rFonts w:ascii="Times New Roman" w:hAnsi="Times New Roman" w:cs="Times New Roman"/>
+          <w:b/>
+          <w:bCs/>
+          <w:sz w:val="24"/>
+          <w:szCs w:val="24"/>
+          <w:lang w:val="en-US"/>
+        </w:rPr>
+        <w:t xml:space="preserve"> </w:t>
+      </w:r>
+      <w:r>
+        <w:rPr>
+          <w:rFonts w:ascii="Times New Roman" w:hAnsi="Times New Roman" w:cs="Times New Roman"/>
+          <w:b/>
+          <w:bCs/>
+          <w:sz w:val="24"/>
+          <w:szCs w:val="24"/>
+        </w:rPr>
+        <w:t>тест</w:t>
+      </w:r>
+      <w:r>
+        <w:rPr>
+          <w:rFonts w:ascii="Times New Roman" w:hAnsi="Times New Roman" w:cs="Times New Roman"/>
+          <w:b/>
+          <w:bCs/>
+          <w:sz w:val="24"/>
+          <w:szCs w:val="24"/>
+          <w:lang w:val="en-US"/>
+        </w:rPr>
+        <w:t>-</w:t>
+      </w:r>
+      <w:r>
+        <w:rPr>
+          <w:rFonts w:ascii="Times New Roman" w:hAnsi="Times New Roman" w:cs="Times New Roman"/>
+          <w:b/>
+          <w:bCs/>
+          <w:sz w:val="24"/>
+          <w:szCs w:val="24"/>
+        </w:rPr>
+        <w:t>кейс</w:t>
+      </w:r>
+      <w:r>
+        <w:rPr>
+          <w:rFonts w:ascii="Times New Roman" w:hAnsi="Times New Roman" w:cs="Times New Roman"/>
+          <w:b/>
+          <w:bCs/>
+          <w:sz w:val="24"/>
+          <w:szCs w:val="24"/>
+        </w:rPr>
+        <w:t>ы</w:t>
+      </w:r>
+      <w:r>
+        <w:rPr>
+          <w:rFonts w:ascii="Times New Roman" w:hAnsi="Times New Roman" w:cs="Times New Roman"/>
+          <w:sz w:val="24"/>
+          <w:szCs w:val="24"/>
+          <w:lang w:val="en-US"/>
+        </w:rPr>
         <w:t xml:space="preserve"> (</w:t>
       </w:r>
       <w:proofErr w:type="spellStart"/>
       <w:r>
-        <w:t>Test</w:t>
+        <w:rPr>
+          <w:rFonts w:ascii="Times New Roman" w:hAnsi="Times New Roman" w:cs="Times New Roman"/>
+          <w:sz w:val="24"/>
+          <w:szCs w:val="24"/>
+          <w:lang w:val="en-US"/>
+        </w:rPr>
+        <w:t>checklist_and_test_cases</w:t>
       </w:r>
       <w:proofErr w:type="spellEnd"/>
       <w:r>
-        <w:t xml:space="preserve"> </w:t>
-      </w:r>
-      <w:proofErr w:type="spellStart"/>
-      <w:r>
-        <w:t>Summary</w:t>
-      </w:r>
-      <w:proofErr w:type="spellEnd"/>
-      <w:r>
-        <w:t xml:space="preserve"> </w:t>
-      </w:r>
-      <w:proofErr w:type="spellStart"/>
-      <w:r>
-        <w:t>Report</w:t>
-      </w:r>
-      <w:proofErr w:type="spellEnd"/>
-      <w:r>
-        <w:t>) — статус, метрики, рекомендации</w:t>
+        <w:rPr>
+          <w:rFonts w:ascii="Times New Roman" w:hAnsi="Times New Roman" w:cs="Times New Roman"/>
+          <w:sz w:val="24"/>
+          <w:szCs w:val="24"/>
+          <w:lang w:val="en-US"/>
+        </w:rPr>
+        <w:t>)</w:t>
       </w:r>
     </w:p>
     <w:p>
@@ -3094,444 +2705,162 @@
           <w:ilvl w:val="0"/>
           <w:numId w:val="28"/>
         </w:numPr>
+        <w:spacing w:after="0" w:line="360" w:lineRule="auto"/>
+        <w:ind w:hanging="11"/>
+        <w:rPr>
+          <w:rFonts w:ascii="Times New Roman" w:hAnsi="Times New Roman" w:cs="Times New Roman"/>
+          <w:sz w:val="24"/>
+          <w:szCs w:val="24"/>
+          <w:lang w:val="en-US"/>
+        </w:rPr>
       </w:pPr>
       <w:r>
         <w:rPr>
-          <w:rFonts w:ascii="Calibri" w:hAnsi="Calibri" w:cs="Calibri"/>
-        </w:rPr>
-        <w:t>🐛</w:t>
+          <w:rFonts w:ascii="Times New Roman" w:hAnsi="Times New Roman" w:cs="Times New Roman"/>
+          <w:b/>
+          <w:bCs/>
+          <w:sz w:val="24"/>
+          <w:szCs w:val="24"/>
+        </w:rPr>
+        <w:t>Отчёт</w:t>
       </w:r>
       <w:r>
+        <w:rPr>
+          <w:rFonts w:ascii="Times New Roman" w:hAnsi="Times New Roman" w:cs="Times New Roman"/>
+          <w:b/>
+          <w:bCs/>
+          <w:sz w:val="24"/>
+          <w:szCs w:val="24"/>
+          <w:lang w:val="en-US"/>
+        </w:rPr>
         <w:t xml:space="preserve"> </w:t>
       </w:r>
       <w:r>
         <w:rPr>
+          <w:rFonts w:ascii="Times New Roman" w:hAnsi="Times New Roman" w:cs="Times New Roman"/>
           <w:b/>
           <w:bCs/>
-        </w:rPr>
-        <w:t>Список известных ошибок</w:t>
+          <w:sz w:val="24"/>
+          <w:szCs w:val="24"/>
+        </w:rPr>
+        <w:t>о</w:t>
       </w:r>
       <w:r>
+        <w:rPr>
+          <w:rFonts w:ascii="Times New Roman" w:hAnsi="Times New Roman" w:cs="Times New Roman"/>
+          <w:b/>
+          <w:bCs/>
+          <w:sz w:val="24"/>
+          <w:szCs w:val="24"/>
+          <w:lang w:val="en-US"/>
+        </w:rPr>
+        <w:t xml:space="preserve"> </w:t>
+      </w:r>
+      <w:r>
+        <w:rPr>
+          <w:rFonts w:ascii="Times New Roman" w:hAnsi="Times New Roman" w:cs="Times New Roman"/>
+          <w:b/>
+          <w:bCs/>
+          <w:sz w:val="24"/>
+          <w:szCs w:val="24"/>
+        </w:rPr>
+        <w:t>тестировании</w:t>
+      </w:r>
+      <w:r>
+        <w:rPr>
+          <w:rFonts w:ascii="Times New Roman" w:hAnsi="Times New Roman" w:cs="Times New Roman"/>
+          <w:sz w:val="24"/>
+          <w:szCs w:val="24"/>
+          <w:lang w:val="en-US"/>
+        </w:rPr>
         <w:t xml:space="preserve"> (</w:t>
       </w:r>
       <w:proofErr w:type="spellStart"/>
       <w:r>
-        <w:t>Known</w:t>
+        <w:rPr>
+          <w:rFonts w:ascii="Times New Roman" w:hAnsi="Times New Roman" w:cs="Times New Roman"/>
+          <w:sz w:val="24"/>
+          <w:szCs w:val="24"/>
+          <w:lang w:val="en-US"/>
+        </w:rPr>
+        <w:t>t</w:t>
+      </w:r>
+      <w:r>
+        <w:rPr>
+          <w:rFonts w:ascii="Times New Roman" w:hAnsi="Times New Roman" w:cs="Times New Roman"/>
+          <w:sz w:val="24"/>
+          <w:szCs w:val="24"/>
+          <w:lang w:val="en-US"/>
+        </w:rPr>
+        <w:t>est</w:t>
+      </w:r>
+      <w:r>
+        <w:rPr>
+          <w:rFonts w:ascii="Times New Roman" w:hAnsi="Times New Roman" w:cs="Times New Roman"/>
+          <w:sz w:val="24"/>
+          <w:szCs w:val="24"/>
+          <w:lang w:val="en-US"/>
+        </w:rPr>
+        <w:t>_s</w:t>
+      </w:r>
+      <w:r>
+        <w:rPr>
+          <w:rFonts w:ascii="Times New Roman" w:hAnsi="Times New Roman" w:cs="Times New Roman"/>
+          <w:sz w:val="24"/>
+          <w:szCs w:val="24"/>
+          <w:lang w:val="en-US"/>
+        </w:rPr>
+        <w:t>ummary</w:t>
+      </w:r>
+      <w:r>
+        <w:rPr>
+          <w:rFonts w:ascii="Times New Roman" w:hAnsi="Times New Roman" w:cs="Times New Roman"/>
+          <w:sz w:val="24"/>
+          <w:szCs w:val="24"/>
+          <w:lang w:val="en-US"/>
+        </w:rPr>
+        <w:t>_report</w:t>
       </w:r>
       <w:proofErr w:type="spellEnd"/>
       <w:r>
-        <w:t xml:space="preserve"> </w:t>
+        <w:rPr>
+          <w:rFonts w:ascii="Times New Roman" w:hAnsi="Times New Roman" w:cs="Times New Roman"/>
+          <w:sz w:val="24"/>
+          <w:szCs w:val="24"/>
+          <w:lang w:val="en-US"/>
+        </w:rPr>
+        <w:t>)</w:t>
       </w:r>
-      <w:proofErr w:type="spellStart"/>
       <w:r>
-        <w:t>Issues</w:t>
-      </w:r>
-      <w:proofErr w:type="spellEnd"/>
-      <w:r>
-        <w:t>) — с оценкой влияния и планом фикса</w:t>
+        <w:rPr>
+          <w:rFonts w:ascii="Times New Roman" w:hAnsi="Times New Roman" w:cs="Times New Roman"/>
+          <w:sz w:val="24"/>
+          <w:szCs w:val="24"/>
+          <w:lang w:val="en-US"/>
+        </w:rPr>
+        <w:t>.</w:t>
       </w:r>
     </w:p>
     <w:p>
       <w:pPr>
-        <w:numPr>
-          <w:ilvl w:val="0"/>
-          <w:numId w:val="28"/>
-        </w:numPr>
+        <w:spacing w:after="0" w:line="360" w:lineRule="auto"/>
+        <w:rPr>
+          <w:rFonts w:ascii="Times New Roman" w:hAnsi="Times New Roman" w:cs="Times New Roman"/>
+          <w:sz w:val="24"/>
+          <w:szCs w:val="24"/>
+          <w:lang w:val="en-US"/>
+        </w:rPr>
       </w:pPr>
       <w:r>
         <w:rPr>
-          <w:rFonts w:ascii="Calibri" w:hAnsi="Calibri" w:cs="Calibri"/>
-        </w:rPr>
-        <w:t>🧪</w:t>
-      </w:r>
-      <w:r>
+          <w:rFonts w:ascii="Times New Roman" w:hAnsi="Times New Roman" w:cs="Times New Roman"/>
+          <w:sz w:val="24"/>
+          <w:szCs w:val="24"/>
+          <w:lang w:val="en-US"/>
+        </w:rPr>
         <w:t xml:space="preserve"> </w:t>
       </w:r>
-      <w:r>
-        <w:rPr>
-          <w:b/>
-          <w:bCs/>
-        </w:rPr>
-        <w:t xml:space="preserve">База </w:t>
-      </w:r>
-      <w:proofErr w:type="gramStart"/>
-      <w:r>
-        <w:rPr>
-          <w:b/>
-          <w:bCs/>
-        </w:rPr>
-        <w:t>тест-кейсов</w:t>
-      </w:r>
-      <w:proofErr w:type="gramEnd"/>
-      <w:r>
-        <w:t xml:space="preserve"> в </w:t>
-      </w:r>
-      <w:proofErr w:type="spellStart"/>
-      <w:r>
-        <w:t>TestRail</w:t>
-      </w:r>
-      <w:proofErr w:type="spellEnd"/>
-      <w:r>
-        <w:t xml:space="preserve"> — с результатами последних прогонов</w:t>
-      </w:r>
     </w:p>
-    <w:p>
-      <w:pPr>
-        <w:numPr>
-          <w:ilvl w:val="0"/>
-          <w:numId w:val="28"/>
-        </w:numPr>
-      </w:pPr>
-      <w:r>
-        <w:rPr>
-          <w:rFonts w:ascii="Calibri" w:hAnsi="Calibri" w:cs="Calibri"/>
-        </w:rPr>
-        <w:t>🤖</w:t>
-      </w:r>
-      <w:r>
-        <w:t xml:space="preserve"> </w:t>
-      </w:r>
-      <w:r>
-        <w:rPr>
-          <w:b/>
-          <w:bCs/>
-        </w:rPr>
-        <w:t xml:space="preserve">Коллекции </w:t>
-      </w:r>
-      <w:proofErr w:type="spellStart"/>
-      <w:r>
-        <w:rPr>
-          <w:b/>
-          <w:bCs/>
-        </w:rPr>
-        <w:t>Postman</w:t>
-      </w:r>
-      <w:proofErr w:type="spellEnd"/>
-      <w:r>
-        <w:t xml:space="preserve"> и </w:t>
-      </w:r>
-      <w:r>
-        <w:rPr>
-          <w:b/>
-          <w:bCs/>
-        </w:rPr>
-        <w:t xml:space="preserve">скрипты </w:t>
-      </w:r>
-      <w:proofErr w:type="spellStart"/>
-      <w:r>
-        <w:rPr>
-          <w:b/>
-          <w:bCs/>
-        </w:rPr>
-        <w:t>Playwright</w:t>
-      </w:r>
-      <w:proofErr w:type="spellEnd"/>
-      <w:r>
-        <w:t xml:space="preserve"> — для регресса в CI/CD</w:t>
-      </w:r>
-    </w:p>
-    <w:p>
-      <w:pPr>
-        <w:numPr>
-          <w:ilvl w:val="0"/>
-          <w:numId w:val="28"/>
-        </w:numPr>
-      </w:pPr>
-      <w:r>
-        <w:rPr>
-          <w:rFonts w:ascii="Calibri" w:hAnsi="Calibri" w:cs="Calibri"/>
-        </w:rPr>
-        <w:t>📊</w:t>
-      </w:r>
-      <w:r>
-        <w:t xml:space="preserve"> </w:t>
-      </w:r>
-      <w:r>
-        <w:rPr>
-          <w:b/>
-          <w:bCs/>
-        </w:rPr>
-        <w:t>Отчёт по нагрузке</w:t>
-      </w:r>
-      <w:r>
-        <w:t xml:space="preserve"> — графики RPS, </w:t>
-      </w:r>
-      <w:proofErr w:type="spellStart"/>
-      <w:r>
-        <w:t>response</w:t>
-      </w:r>
-      <w:proofErr w:type="spellEnd"/>
-      <w:r>
-        <w:t xml:space="preserve"> </w:t>
-      </w:r>
-      <w:proofErr w:type="spellStart"/>
-      <w:r>
-        <w:t>time</w:t>
-      </w:r>
-      <w:proofErr w:type="spellEnd"/>
-      <w:r>
-        <w:t>, ошибки</w:t>
-      </w:r>
-    </w:p>
-    <w:p>
-      <w:pPr>
-        <w:numPr>
-          <w:ilvl w:val="0"/>
-          <w:numId w:val="28"/>
-        </w:numPr>
-      </w:pPr>
-      <w:r>
-        <w:rPr>
-          <w:rFonts w:ascii="Calibri" w:hAnsi="Calibri" w:cs="Calibri"/>
-        </w:rPr>
-        <w:t>🔐</w:t>
-      </w:r>
-      <w:r>
-        <w:t xml:space="preserve"> </w:t>
-      </w:r>
-      <w:r>
-        <w:rPr>
-          <w:b/>
-          <w:bCs/>
-        </w:rPr>
-        <w:t>Отчёт по безопасности</w:t>
-      </w:r>
-      <w:r>
-        <w:t xml:space="preserve"> — результаты сканирования и ручных проверок</w:t>
-      </w:r>
-    </w:p>
-    <w:p>
-      <w:r>
-        <w:pict>
-          <v:rect id="_x0000_i1053" style="width:0;height:1.5pt" o:hralign="center" o:hrstd="t" o:hr="t" fillcolor="#a0a0a0" stroked="f"/>
-        </w:pict>
-      </w:r>
-    </w:p>
-    <w:p>
-      <w:pPr>
-        <w:rPr>
-          <w:b/>
-          <w:bCs/>
-        </w:rPr>
-      </w:pPr>
-      <w:r>
-        <w:rPr>
-          <w:rFonts w:ascii="Calibri" w:hAnsi="Calibri" w:cs="Calibri"/>
-          <w:b/>
-          <w:bCs/>
-        </w:rPr>
-        <w:lastRenderedPageBreak/>
-        <w:t>💡</w:t>
-      </w:r>
-      <w:r>
-        <w:rPr>
-          <w:b/>
-          <w:bCs/>
-        </w:rPr>
-        <w:t xml:space="preserve"> Особенности тестирования сайта пиццерии</w:t>
-      </w:r>
-    </w:p>
-    <w:p>
-      <w:pPr>
-        <w:numPr>
-          <w:ilvl w:val="0"/>
-          <w:numId w:val="29"/>
-        </w:numPr>
-      </w:pPr>
-      <w:proofErr w:type="spellStart"/>
-      <w:r>
-        <w:rPr>
-          <w:b/>
-          <w:bCs/>
-        </w:rPr>
-        <w:t>Геолокация</w:t>
-      </w:r>
-      <w:proofErr w:type="spellEnd"/>
-      <w:r>
-        <w:rPr>
-          <w:b/>
-          <w:bCs/>
-        </w:rPr>
-        <w:t xml:space="preserve"> и зоны доставки</w:t>
-      </w:r>
-      <w:r>
-        <w:t xml:space="preserve"> — критичный функционал. Тестируйте граничные адреса, «серые зоны», ручную коррекцию адреса.</w:t>
-      </w:r>
-    </w:p>
-    <w:p>
-      <w:pPr>
-        <w:numPr>
-          <w:ilvl w:val="0"/>
-          <w:numId w:val="29"/>
-        </w:numPr>
-      </w:pPr>
-      <w:r>
-        <w:rPr>
-          <w:b/>
-          <w:bCs/>
-        </w:rPr>
-        <w:t>Временные слоты</w:t>
-      </w:r>
-      <w:r>
-        <w:t xml:space="preserve"> — проверяйте логику доступности времени: с учётом загруженности кухни, времени приготовления, логистики.</w:t>
-      </w:r>
-    </w:p>
-    <w:p>
-      <w:pPr>
-        <w:numPr>
-          <w:ilvl w:val="0"/>
-          <w:numId w:val="29"/>
-        </w:numPr>
-      </w:pPr>
-      <w:r>
-        <w:rPr>
-          <w:b/>
-          <w:bCs/>
-        </w:rPr>
-        <w:t>Конструктор пиццы</w:t>
-      </w:r>
-      <w:r>
-        <w:t xml:space="preserve"> — сложная логика цен: базовая цена + доплаты за ингредиенты/размер. Тестируйте все комбинации.</w:t>
-      </w:r>
-    </w:p>
-    <w:p>
-      <w:pPr>
-        <w:numPr>
-          <w:ilvl w:val="0"/>
-          <w:numId w:val="29"/>
-        </w:numPr>
-      </w:pPr>
-      <w:proofErr w:type="gramStart"/>
-      <w:r>
-        <w:rPr>
-          <w:b/>
-          <w:bCs/>
-        </w:rPr>
-        <w:t>Мобильный</w:t>
-      </w:r>
-      <w:proofErr w:type="gramEnd"/>
-      <w:r>
-        <w:rPr>
-          <w:b/>
-          <w:bCs/>
-        </w:rPr>
-        <w:t xml:space="preserve"> UX</w:t>
-      </w:r>
-      <w:r>
-        <w:t xml:space="preserve"> — &gt;70% заказов еды делается с телефона. Уделите особое внимание удобству оформления «в один палец».</w:t>
-      </w:r>
-    </w:p>
-    <w:p>
-      <w:pPr>
-        <w:numPr>
-          <w:ilvl w:val="0"/>
-          <w:numId w:val="29"/>
-        </w:numPr>
-      </w:pPr>
-      <w:r>
-        <w:rPr>
-          <w:b/>
-          <w:bCs/>
-        </w:rPr>
-        <w:t xml:space="preserve">Акции и </w:t>
-      </w:r>
-      <w:proofErr w:type="spellStart"/>
-      <w:r>
-        <w:rPr>
-          <w:b/>
-          <w:bCs/>
-        </w:rPr>
-        <w:t>промокоды</w:t>
-      </w:r>
-      <w:proofErr w:type="spellEnd"/>
-      <w:r>
-        <w:t xml:space="preserve"> — частый источник багов: проверка условий применения, суммирования скидок, расчёта итоговой цены.</w:t>
-      </w:r>
-    </w:p>
-    <w:p>
-      <w:pPr>
-        <w:numPr>
-          <w:ilvl w:val="0"/>
-          <w:numId w:val="29"/>
-        </w:numPr>
-      </w:pPr>
-      <w:r>
-        <w:rPr>
-          <w:b/>
-          <w:bCs/>
-        </w:rPr>
-        <w:t>Офлайн-сценарии</w:t>
-      </w:r>
-      <w:r>
-        <w:t xml:space="preserve"> — что происходит, если пропал интернет в момент оплаты? Корректно ли восстанавливается корзина?</w:t>
-      </w:r>
-    </w:p>
-    <w:p>
-      <w:pPr>
-        <w:numPr>
-          <w:ilvl w:val="0"/>
-          <w:numId w:val="29"/>
-        </w:numPr>
-      </w:pPr>
-      <w:r>
-        <w:rPr>
-          <w:b/>
-          <w:bCs/>
-        </w:rPr>
-        <w:t>Локализация</w:t>
-      </w:r>
-      <w:r>
-        <w:t xml:space="preserve"> — если сеть работает в нескольких регионах: разные цены, меню, валюты, языки.</w:t>
-      </w:r>
-    </w:p>
-    <w:p>
-      <w:r>
-        <w:rPr>
-          <w:rFonts w:ascii="Calibri" w:hAnsi="Calibri" w:cs="Calibri"/>
-        </w:rPr>
-        <w:t>🎯</w:t>
-      </w:r>
-      <w:r>
-        <w:t xml:space="preserve"> </w:t>
-      </w:r>
-      <w:bookmarkStart w:id="0" w:name="_GoBack"/>
-      <w:r>
-        <w:rPr>
-          <w:b/>
-          <w:bCs/>
-        </w:rPr>
-        <w:t>Совет</w:t>
-      </w:r>
-      <w:r>
-        <w:t xml:space="preserve">: Создайте отдельный чек-лист «Критический путь заказа» (гость → выбор пиццы → адрес → оплата → подтверждение) и прогоняйте его перед каждым </w:t>
-      </w:r>
-      <w:proofErr w:type="spellStart"/>
-      <w:r>
-        <w:t>деплоем</w:t>
-      </w:r>
-      <w:proofErr w:type="spellEnd"/>
-      <w:r>
-        <w:t xml:space="preserve">. Это </w:t>
-      </w:r>
-      <w:proofErr w:type="gramStart"/>
-      <w:r>
-        <w:t>ваш</w:t>
-      </w:r>
-      <w:proofErr w:type="gramEnd"/>
-      <w:r>
-        <w:t xml:space="preserve"> главный </w:t>
-      </w:r>
-      <w:proofErr w:type="spellStart"/>
-      <w:r>
-        <w:t>смоук</w:t>
-      </w:r>
-      <w:proofErr w:type="spellEnd"/>
-      <w:r>
-        <w:t>-тест.</w:t>
-      </w:r>
-      <w:bookmarkEnd w:id="0"/>
-    </w:p>
-    <w:p/>
     <w:sectPr>
       <w:pgSz w:w="11906" w:h="16838"/>
       <w:pgMar w:top="1134" w:right="850" w:bottom="1134" w:left="1701" w:header="708" w:footer="708" w:gutter="0"/>
@@ -3543,8 +2872,8 @@
 </file>
 
 <file path=word/numbering.xml><?xml version="1.0" encoding="utf-8"?>
-<w:numbering xmlns:wpc="http://schemas.microsoft.com/office/word/2010/wordprocessingCanvas" xmlns:mc="http://schemas.openxmlformats.org/markup-compatibility/2006" xmlns:o="urn:schemas-microsoft-com:office:office" xmlns:r="http://schemas.openxmlformats.org/officeDocument/2006/relationships" xmlns:m="http://schemas.openxmlformats.org/officeDocument/2006/math" xmlns:v="urn:schemas-microsoft-com:vml" xmlns:wp14="http://schemas.microsoft.com/office/word/2010/wordprocessingDrawing" xmlns:wp="http://schemas.openxmlformats.org/drawingml/2006/wordprocessingDrawing" xmlns:w10="urn:schemas-microsoft-com:office:word" xmlns:w="http://schemas.openxmlformats.org/wordprocessingml/2006/main" xmlns:w14="http://schemas.microsoft.com/office/word/2010/wordml" xmlns:wpg="http://schemas.microsoft.com/office/word/2010/wordprocessingGroup" xmlns:wpi="http://schemas.microsoft.com/office/word/2010/wordprocessingInk" xmlns:wne="http://schemas.microsoft.com/office/word/2006/wordml" xmlns:wps="http://schemas.microsoft.com/office/word/2010/wordprocessingShape" mc:Ignorable="w14 wp14">
-  <w:abstractNum w:abstractNumId="0">
+<w:numbering xmlns:wpc="http://schemas.microsoft.com/office/word/2010/wordprocessingCanvas" xmlns:cx="http://schemas.microsoft.com/office/drawing/2014/chartex" xmlns:mc="http://schemas.openxmlformats.org/markup-compatibility/2006" xmlns:o="urn:schemas-microsoft-com:office:office" xmlns:r="http://schemas.openxmlformats.org/officeDocument/2006/relationships" xmlns:m="http://schemas.openxmlformats.org/officeDocument/2006/math" xmlns:v="urn:schemas-microsoft-com:vml" xmlns:wp14="http://schemas.microsoft.com/office/word/2010/wordprocessingDrawing" xmlns:wp="http://schemas.openxmlformats.org/drawingml/2006/wordprocessingDrawing" xmlns:w10="urn:schemas-microsoft-com:office:word" xmlns:w="http://schemas.openxmlformats.org/wordprocessingml/2006/main" xmlns:w14="http://schemas.microsoft.com/office/word/2010/wordml" xmlns:w15="http://schemas.microsoft.com/office/word/2012/wordml" xmlns:w16se="http://schemas.microsoft.com/office/word/2015/wordml/symex" xmlns:wpg="http://schemas.microsoft.com/office/word/2010/wordprocessingGroup" xmlns:wpi="http://schemas.microsoft.com/office/word/2010/wordprocessingInk" xmlns:wne="http://schemas.microsoft.com/office/word/2006/wordml" xmlns:wps="http://schemas.microsoft.com/office/word/2010/wordprocessingShape" mc:Ignorable="w14 w15 w16se wp14">
+  <w:abstractNum w:abstractNumId="0" w15:restartNumberingAfterBreak="0">
     <w:nsid w:val="03FD1F14"/>
     <w:multiLevelType w:val="multilevel"/>
     <w:tmpl w:val="D74ADAF8"/>
@@ -3693,7 +3022,96 @@
       </w:rPr>
     </w:lvl>
   </w:abstractNum>
-  <w:abstractNum w:abstractNumId="1">
+  <w:abstractNum w:abstractNumId="1" w15:restartNumberingAfterBreak="0">
+    <w:nsid w:val="050F4137"/>
+    <w:multiLevelType w:val="hybridMultilevel"/>
+    <w:tmpl w:val="E09EB3F2"/>
+    <w:lvl w:ilvl="0" w:tplc="F5BE34C6">
+      <w:start w:val="1"/>
+      <w:numFmt w:val="decimal"/>
+      <w:lvlText w:val="%1."/>
+      <w:lvlJc w:val="left"/>
+      <w:pPr>
+        <w:ind w:left="1069" w:hanging="360"/>
+      </w:pPr>
+      <w:rPr>
+        <w:rFonts w:hint="default"/>
+      </w:rPr>
+    </w:lvl>
+    <w:lvl w:ilvl="1" w:tplc="04190019" w:tentative="1">
+      <w:start w:val="1"/>
+      <w:numFmt w:val="lowerLetter"/>
+      <w:lvlText w:val="%2."/>
+      <w:lvlJc w:val="left"/>
+      <w:pPr>
+        <w:ind w:left="1789" w:hanging="360"/>
+      </w:pPr>
+    </w:lvl>
+    <w:lvl w:ilvl="2" w:tplc="0419001B" w:tentative="1">
+      <w:start w:val="1"/>
+      <w:numFmt w:val="lowerRoman"/>
+      <w:lvlText w:val="%3."/>
+      <w:lvlJc w:val="right"/>
+      <w:pPr>
+        <w:ind w:left="2509" w:hanging="180"/>
+      </w:pPr>
+    </w:lvl>
+    <w:lvl w:ilvl="3" w:tplc="0419000F" w:tentative="1">
+      <w:start w:val="1"/>
+      <w:numFmt w:val="decimal"/>
+      <w:lvlText w:val="%4."/>
+      <w:lvlJc w:val="left"/>
+      <w:pPr>
+        <w:ind w:left="3229" w:hanging="360"/>
+      </w:pPr>
+    </w:lvl>
+    <w:lvl w:ilvl="4" w:tplc="04190019" w:tentative="1">
+      <w:start w:val="1"/>
+      <w:numFmt w:val="lowerLetter"/>
+      <w:lvlText w:val="%5."/>
+      <w:lvlJc w:val="left"/>
+      <w:pPr>
+        <w:ind w:left="3949" w:hanging="360"/>
+      </w:pPr>
+    </w:lvl>
+    <w:lvl w:ilvl="5" w:tplc="0419001B" w:tentative="1">
+      <w:start w:val="1"/>
+      <w:numFmt w:val="lowerRoman"/>
+      <w:lvlText w:val="%6."/>
+      <w:lvlJc w:val="right"/>
+      <w:pPr>
+        <w:ind w:left="4669" w:hanging="180"/>
+      </w:pPr>
+    </w:lvl>
+    <w:lvl w:ilvl="6" w:tplc="0419000F" w:tentative="1">
+      <w:start w:val="1"/>
+      <w:numFmt w:val="decimal"/>
+      <w:lvlText w:val="%7."/>
+      <w:lvlJc w:val="left"/>
+      <w:pPr>
+        <w:ind w:left="5389" w:hanging="360"/>
+      </w:pPr>
+    </w:lvl>
+    <w:lvl w:ilvl="7" w:tplc="04190019" w:tentative="1">
+      <w:start w:val="1"/>
+      <w:numFmt w:val="lowerLetter"/>
+      <w:lvlText w:val="%8."/>
+      <w:lvlJc w:val="left"/>
+      <w:pPr>
+        <w:ind w:left="6109" w:hanging="360"/>
+      </w:pPr>
+    </w:lvl>
+    <w:lvl w:ilvl="8" w:tplc="0419001B" w:tentative="1">
+      <w:start w:val="1"/>
+      <w:numFmt w:val="lowerRoman"/>
+      <w:lvlText w:val="%9."/>
+      <w:lvlJc w:val="right"/>
+      <w:pPr>
+        <w:ind w:left="6829" w:hanging="180"/>
+      </w:pPr>
+    </w:lvl>
+  </w:abstractNum>
+  <w:abstractNum w:abstractNumId="2" w15:restartNumberingAfterBreak="0">
     <w:nsid w:val="065B7B28"/>
     <w:multiLevelType w:val="multilevel"/>
     <w:tmpl w:val="24145E62"/>
@@ -3842,7 +3260,7 @@
       </w:rPr>
     </w:lvl>
   </w:abstractNum>
-  <w:abstractNum w:abstractNumId="2">
+  <w:abstractNum w:abstractNumId="3" w15:restartNumberingAfterBreak="0">
     <w:nsid w:val="083F1CAF"/>
     <w:multiLevelType w:val="multilevel"/>
     <w:tmpl w:val="550AE31E"/>
@@ -3991,7 +3409,7 @@
       </w:rPr>
     </w:lvl>
   </w:abstractNum>
-  <w:abstractNum w:abstractNumId="3">
+  <w:abstractNum w:abstractNumId="4" w15:restartNumberingAfterBreak="0">
     <w:nsid w:val="0883377B"/>
     <w:multiLevelType w:val="multilevel"/>
     <w:tmpl w:val="331AE1E6"/>
@@ -4140,7 +3558,7 @@
       </w:rPr>
     </w:lvl>
   </w:abstractNum>
-  <w:abstractNum w:abstractNumId="4">
+  <w:abstractNum w:abstractNumId="5" w15:restartNumberingAfterBreak="0">
     <w:nsid w:val="08863A2C"/>
     <w:multiLevelType w:val="multilevel"/>
     <w:tmpl w:val="B41C27AC"/>
@@ -4289,7 +3707,7 @@
       </w:rPr>
     </w:lvl>
   </w:abstractNum>
-  <w:abstractNum w:abstractNumId="5">
+  <w:abstractNum w:abstractNumId="6" w15:restartNumberingAfterBreak="0">
     <w:nsid w:val="0BE862CF"/>
     <w:multiLevelType w:val="multilevel"/>
     <w:tmpl w:val="E1A03D30"/>
@@ -4438,7 +3856,7 @@
       </w:rPr>
     </w:lvl>
   </w:abstractNum>
-  <w:abstractNum w:abstractNumId="6">
+  <w:abstractNum w:abstractNumId="7" w15:restartNumberingAfterBreak="0">
     <w:nsid w:val="0CC8119B"/>
     <w:multiLevelType w:val="multilevel"/>
     <w:tmpl w:val="117E4F78"/>
@@ -4587,7 +4005,7 @@
       </w:rPr>
     </w:lvl>
   </w:abstractNum>
-  <w:abstractNum w:abstractNumId="7">
+  <w:abstractNum w:abstractNumId="8" w15:restartNumberingAfterBreak="0">
     <w:nsid w:val="0E601BDA"/>
     <w:multiLevelType w:val="multilevel"/>
     <w:tmpl w:val="5EDEE508"/>
@@ -4736,7 +4154,7 @@
       </w:rPr>
     </w:lvl>
   </w:abstractNum>
-  <w:abstractNum w:abstractNumId="8">
+  <w:abstractNum w:abstractNumId="9" w15:restartNumberingAfterBreak="0">
     <w:nsid w:val="102C1BC1"/>
     <w:multiLevelType w:val="multilevel"/>
     <w:tmpl w:val="EDDCC6C6"/>
@@ -4885,7 +4303,93 @@
       </w:rPr>
     </w:lvl>
   </w:abstractNum>
-  <w:abstractNum w:abstractNumId="9">
+  <w:abstractNum w:abstractNumId="10" w15:restartNumberingAfterBreak="0">
+    <w:nsid w:val="17D2083A"/>
+    <w:multiLevelType w:val="hybridMultilevel"/>
+    <w:tmpl w:val="87CAD12C"/>
+    <w:lvl w:ilvl="0" w:tplc="04190011">
+      <w:start w:val="1"/>
+      <w:numFmt w:val="decimal"/>
+      <w:lvlText w:val="%1)"/>
+      <w:lvlJc w:val="left"/>
+      <w:pPr>
+        <w:ind w:left="765" w:hanging="360"/>
+      </w:pPr>
+    </w:lvl>
+    <w:lvl w:ilvl="1" w:tplc="04190019" w:tentative="1">
+      <w:start w:val="1"/>
+      <w:numFmt w:val="lowerLetter"/>
+      <w:lvlText w:val="%2."/>
+      <w:lvlJc w:val="left"/>
+      <w:pPr>
+        <w:ind w:left="1485" w:hanging="360"/>
+      </w:pPr>
+    </w:lvl>
+    <w:lvl w:ilvl="2" w:tplc="0419001B" w:tentative="1">
+      <w:start w:val="1"/>
+      <w:numFmt w:val="lowerRoman"/>
+      <w:lvlText w:val="%3."/>
+      <w:lvlJc w:val="right"/>
+      <w:pPr>
+        <w:ind w:left="2205" w:hanging="180"/>
+      </w:pPr>
+    </w:lvl>
+    <w:lvl w:ilvl="3" w:tplc="0419000F" w:tentative="1">
+      <w:start w:val="1"/>
+      <w:numFmt w:val="decimal"/>
+      <w:lvlText w:val="%4."/>
+      <w:lvlJc w:val="left"/>
+      <w:pPr>
+        <w:ind w:left="2925" w:hanging="360"/>
+      </w:pPr>
+    </w:lvl>
+    <w:lvl w:ilvl="4" w:tplc="04190019" w:tentative="1">
+      <w:start w:val="1"/>
+      <w:numFmt w:val="lowerLetter"/>
+      <w:lvlText w:val="%5."/>
+      <w:lvlJc w:val="left"/>
+      <w:pPr>
+        <w:ind w:left="3645" w:hanging="360"/>
+      </w:pPr>
+    </w:lvl>
+    <w:lvl w:ilvl="5" w:tplc="0419001B" w:tentative="1">
+      <w:start w:val="1"/>
+      <w:numFmt w:val="lowerRoman"/>
+      <w:lvlText w:val="%6."/>
+      <w:lvlJc w:val="right"/>
+      <w:pPr>
+        <w:ind w:left="4365" w:hanging="180"/>
+      </w:pPr>
+    </w:lvl>
+    <w:lvl w:ilvl="6" w:tplc="0419000F" w:tentative="1">
+      <w:start w:val="1"/>
+      <w:numFmt w:val="decimal"/>
+      <w:lvlText w:val="%7."/>
+      <w:lvlJc w:val="left"/>
+      <w:pPr>
+        <w:ind w:left="5085" w:hanging="360"/>
+      </w:pPr>
+    </w:lvl>
+    <w:lvl w:ilvl="7" w:tplc="04190019" w:tentative="1">
+      <w:start w:val="1"/>
+      <w:numFmt w:val="lowerLetter"/>
+      <w:lvlText w:val="%8."/>
+      <w:lvlJc w:val="left"/>
+      <w:pPr>
+        <w:ind w:left="5805" w:hanging="360"/>
+      </w:pPr>
+    </w:lvl>
+    <w:lvl w:ilvl="8" w:tplc="0419001B" w:tentative="1">
+      <w:start w:val="1"/>
+      <w:numFmt w:val="lowerRoman"/>
+      <w:lvlText w:val="%9."/>
+      <w:lvlJc w:val="right"/>
+      <w:pPr>
+        <w:ind w:left="6525" w:hanging="180"/>
+      </w:pPr>
+    </w:lvl>
+  </w:abstractNum>
+  <w:abstractNum w:abstractNumId="11" w15:restartNumberingAfterBreak="0">
     <w:nsid w:val="1C3561A4"/>
     <w:multiLevelType w:val="multilevel"/>
     <w:tmpl w:val="45DEE35E"/>
@@ -5034,7 +4538,93 @@
       </w:rPr>
     </w:lvl>
   </w:abstractNum>
-  <w:abstractNum w:abstractNumId="10">
+  <w:abstractNum w:abstractNumId="12" w15:restartNumberingAfterBreak="0">
+    <w:nsid w:val="2096602F"/>
+    <w:multiLevelType w:val="hybridMultilevel"/>
+    <w:tmpl w:val="1CE8752E"/>
+    <w:lvl w:ilvl="0" w:tplc="04190011">
+      <w:start w:val="1"/>
+      <w:numFmt w:val="decimal"/>
+      <w:lvlText w:val="%1)"/>
+      <w:lvlJc w:val="left"/>
+      <w:pPr>
+        <w:ind w:left="765" w:hanging="360"/>
+      </w:pPr>
+    </w:lvl>
+    <w:lvl w:ilvl="1" w:tplc="04190019" w:tentative="1">
+      <w:start w:val="1"/>
+      <w:numFmt w:val="lowerLetter"/>
+      <w:lvlText w:val="%2."/>
+      <w:lvlJc w:val="left"/>
+      <w:pPr>
+        <w:ind w:left="1485" w:hanging="360"/>
+      </w:pPr>
+    </w:lvl>
+    <w:lvl w:ilvl="2" w:tplc="0419001B" w:tentative="1">
+      <w:start w:val="1"/>
+      <w:numFmt w:val="lowerRoman"/>
+      <w:lvlText w:val="%3."/>
+      <w:lvlJc w:val="right"/>
+      <w:pPr>
+        <w:ind w:left="2205" w:hanging="180"/>
+      </w:pPr>
+    </w:lvl>
+    <w:lvl w:ilvl="3" w:tplc="0419000F" w:tentative="1">
+      <w:start w:val="1"/>
+      <w:numFmt w:val="decimal"/>
+      <w:lvlText w:val="%4."/>
+      <w:lvlJc w:val="left"/>
+      <w:pPr>
+        <w:ind w:left="2925" w:hanging="360"/>
+      </w:pPr>
+    </w:lvl>
+    <w:lvl w:ilvl="4" w:tplc="04190019" w:tentative="1">
+      <w:start w:val="1"/>
+      <w:numFmt w:val="lowerLetter"/>
+      <w:lvlText w:val="%5."/>
+      <w:lvlJc w:val="left"/>
+      <w:pPr>
+        <w:ind w:left="3645" w:hanging="360"/>
+      </w:pPr>
+    </w:lvl>
+    <w:lvl w:ilvl="5" w:tplc="0419001B" w:tentative="1">
+      <w:start w:val="1"/>
+      <w:numFmt w:val="lowerRoman"/>
+      <w:lvlText w:val="%6."/>
+      <w:lvlJc w:val="right"/>
+      <w:pPr>
+        <w:ind w:left="4365" w:hanging="180"/>
+      </w:pPr>
+    </w:lvl>
+    <w:lvl w:ilvl="6" w:tplc="0419000F" w:tentative="1">
+      <w:start w:val="1"/>
+      <w:numFmt w:val="decimal"/>
+      <w:lvlText w:val="%7."/>
+      <w:lvlJc w:val="left"/>
+      <w:pPr>
+        <w:ind w:left="5085" w:hanging="360"/>
+      </w:pPr>
+    </w:lvl>
+    <w:lvl w:ilvl="7" w:tplc="04190019" w:tentative="1">
+      <w:start w:val="1"/>
+      <w:numFmt w:val="lowerLetter"/>
+      <w:lvlText w:val="%8."/>
+      <w:lvlJc w:val="left"/>
+      <w:pPr>
+        <w:ind w:left="5805" w:hanging="360"/>
+      </w:pPr>
+    </w:lvl>
+    <w:lvl w:ilvl="8" w:tplc="0419001B" w:tentative="1">
+      <w:start w:val="1"/>
+      <w:numFmt w:val="lowerRoman"/>
+      <w:lvlText w:val="%9."/>
+      <w:lvlJc w:val="right"/>
+      <w:pPr>
+        <w:ind w:left="6525" w:hanging="180"/>
+      </w:pPr>
+    </w:lvl>
+  </w:abstractNum>
+  <w:abstractNum w:abstractNumId="13" w15:restartNumberingAfterBreak="0">
     <w:nsid w:val="218B0FF4"/>
     <w:multiLevelType w:val="multilevel"/>
     <w:tmpl w:val="57CA4DE4"/>
@@ -5183,7 +4773,7 @@
       </w:rPr>
     </w:lvl>
   </w:abstractNum>
-  <w:abstractNum w:abstractNumId="11">
+  <w:abstractNum w:abstractNumId="14" w15:restartNumberingAfterBreak="0">
     <w:nsid w:val="24620C58"/>
     <w:multiLevelType w:val="multilevel"/>
     <w:tmpl w:val="6194EA34"/>
@@ -5296,7 +4886,156 @@
       </w:pPr>
     </w:lvl>
   </w:abstractNum>
-  <w:abstractNum w:abstractNumId="12">
+  <w:abstractNum w:abstractNumId="15" w15:restartNumberingAfterBreak="0">
+    <w:nsid w:val="2AA839F9"/>
+    <w:multiLevelType w:val="multilevel"/>
+    <w:tmpl w:val="9460BF8E"/>
+    <w:lvl w:ilvl="0">
+      <w:start w:val="1"/>
+      <w:numFmt w:val="bullet"/>
+      <w:lvlText w:val=""/>
+      <w:lvlJc w:val="left"/>
+      <w:pPr>
+        <w:tabs>
+          <w:tab w:val="num" w:pos="720"/>
+        </w:tabs>
+        <w:ind w:left="720" w:hanging="360"/>
+      </w:pPr>
+      <w:rPr>
+        <w:rFonts w:ascii="Symbol" w:hAnsi="Symbol" w:hint="default"/>
+        <w:sz w:val="20"/>
+      </w:rPr>
+    </w:lvl>
+    <w:lvl w:ilvl="1" w:tentative="1">
+      <w:start w:val="1"/>
+      <w:numFmt w:val="bullet"/>
+      <w:lvlText w:val="o"/>
+      <w:lvlJc w:val="left"/>
+      <w:pPr>
+        <w:tabs>
+          <w:tab w:val="num" w:pos="1440"/>
+        </w:tabs>
+        <w:ind w:left="1440" w:hanging="360"/>
+      </w:pPr>
+      <w:rPr>
+        <w:rFonts w:ascii="Courier New" w:hAnsi="Courier New" w:hint="default"/>
+        <w:sz w:val="20"/>
+      </w:rPr>
+    </w:lvl>
+    <w:lvl w:ilvl="2" w:tentative="1">
+      <w:start w:val="1"/>
+      <w:numFmt w:val="bullet"/>
+      <w:lvlText w:val=""/>
+      <w:lvlJc w:val="left"/>
+      <w:pPr>
+        <w:tabs>
+          <w:tab w:val="num" w:pos="2160"/>
+        </w:tabs>
+        <w:ind w:left="2160" w:hanging="360"/>
+      </w:pPr>
+      <w:rPr>
+        <w:rFonts w:ascii="Wingdings" w:hAnsi="Wingdings" w:hint="default"/>
+        <w:sz w:val="20"/>
+      </w:rPr>
+    </w:lvl>
+    <w:lvl w:ilvl="3" w:tentative="1">
+      <w:start w:val="1"/>
+      <w:numFmt w:val="bullet"/>
+      <w:lvlText w:val=""/>
+      <w:lvlJc w:val="left"/>
+      <w:pPr>
+        <w:tabs>
+          <w:tab w:val="num" w:pos="2880"/>
+        </w:tabs>
+        <w:ind w:left="2880" w:hanging="360"/>
+      </w:pPr>
+      <w:rPr>
+        <w:rFonts w:ascii="Wingdings" w:hAnsi="Wingdings" w:hint="default"/>
+        <w:sz w:val="20"/>
+      </w:rPr>
+    </w:lvl>
+    <w:lvl w:ilvl="4" w:tentative="1">
+      <w:start w:val="1"/>
+      <w:numFmt w:val="bullet"/>
+      <w:lvlText w:val=""/>
+      <w:lvlJc w:val="left"/>
+      <w:pPr>
+        <w:tabs>
+          <w:tab w:val="num" w:pos="3600"/>
+        </w:tabs>
+        <w:ind w:left="3600" w:hanging="360"/>
+      </w:pPr>
+      <w:rPr>
+        <w:rFonts w:ascii="Wingdings" w:hAnsi="Wingdings" w:hint="default"/>
+        <w:sz w:val="20"/>
+      </w:rPr>
+    </w:lvl>
+    <w:lvl w:ilvl="5" w:tentative="1">
+      <w:start w:val="1"/>
+      <w:numFmt w:val="bullet"/>
+      <w:lvlText w:val=""/>
+      <w:lvlJc w:val="left"/>
+      <w:pPr>
+        <w:tabs>
+          <w:tab w:val="num" w:pos="4320"/>
+        </w:tabs>
+        <w:ind w:left="4320" w:hanging="360"/>
+      </w:pPr>
+      <w:rPr>
+        <w:rFonts w:ascii="Wingdings" w:hAnsi="Wingdings" w:hint="default"/>
+        <w:sz w:val="20"/>
+      </w:rPr>
+    </w:lvl>
+    <w:lvl w:ilvl="6" w:tentative="1">
+      <w:start w:val="1"/>
+      <w:numFmt w:val="bullet"/>
+      <w:lvlText w:val=""/>
+      <w:lvlJc w:val="left"/>
+      <w:pPr>
+        <w:tabs>
+          <w:tab w:val="num" w:pos="5040"/>
+        </w:tabs>
+        <w:ind w:left="5040" w:hanging="360"/>
+      </w:pPr>
+      <w:rPr>
+        <w:rFonts w:ascii="Wingdings" w:hAnsi="Wingdings" w:hint="default"/>
+        <w:sz w:val="20"/>
+      </w:rPr>
+    </w:lvl>
+    <w:lvl w:ilvl="7" w:tentative="1">
+      <w:start w:val="1"/>
+      <w:numFmt w:val="bullet"/>
+      <w:lvlText w:val=""/>
+      <w:lvlJc w:val="left"/>
+      <w:pPr>
+        <w:tabs>
+          <w:tab w:val="num" w:pos="5760"/>
+        </w:tabs>
+        <w:ind w:left="5760" w:hanging="360"/>
+      </w:pPr>
+      <w:rPr>
+        <w:rFonts w:ascii="Wingdings" w:hAnsi="Wingdings" w:hint="default"/>
+        <w:sz w:val="20"/>
+      </w:rPr>
+    </w:lvl>
+    <w:lvl w:ilvl="8" w:tentative="1">
+      <w:start w:val="1"/>
+      <w:numFmt w:val="bullet"/>
+      <w:lvlText w:val=""/>
+      <w:lvlJc w:val="left"/>
+      <w:pPr>
+        <w:tabs>
+          <w:tab w:val="num" w:pos="6480"/>
+        </w:tabs>
+        <w:ind w:left="6480" w:hanging="360"/>
+      </w:pPr>
+      <w:rPr>
+        <w:rFonts w:ascii="Wingdings" w:hAnsi="Wingdings" w:hint="default"/>
+        <w:sz w:val="20"/>
+      </w:rPr>
+    </w:lvl>
+  </w:abstractNum>
+  <w:abstractNum w:abstractNumId="16" w15:restartNumberingAfterBreak="0">
     <w:nsid w:val="2B010EC7"/>
     <w:multiLevelType w:val="multilevel"/>
     <w:tmpl w:val="2A541FB2"/>
@@ -5409,7 +5148,7 @@
       </w:pPr>
     </w:lvl>
   </w:abstractNum>
-  <w:abstractNum w:abstractNumId="13">
+  <w:abstractNum w:abstractNumId="17" w15:restartNumberingAfterBreak="0">
     <w:nsid w:val="2BDB247D"/>
     <w:multiLevelType w:val="multilevel"/>
     <w:tmpl w:val="34842320"/>
@@ -5558,7 +5297,7 @@
       </w:rPr>
     </w:lvl>
   </w:abstractNum>
-  <w:abstractNum w:abstractNumId="14">
+  <w:abstractNum w:abstractNumId="18" w15:restartNumberingAfterBreak="0">
     <w:nsid w:val="2FA34DBD"/>
     <w:multiLevelType w:val="multilevel"/>
     <w:tmpl w:val="161A413C"/>
@@ -5707,7 +5446,7 @@
       </w:rPr>
     </w:lvl>
   </w:abstractNum>
-  <w:abstractNum w:abstractNumId="15">
+  <w:abstractNum w:abstractNumId="19" w15:restartNumberingAfterBreak="0">
     <w:nsid w:val="34096B26"/>
     <w:multiLevelType w:val="multilevel"/>
     <w:tmpl w:val="9ECCA848"/>
@@ -5856,7 +5595,7 @@
       </w:rPr>
     </w:lvl>
   </w:abstractNum>
-  <w:abstractNum w:abstractNumId="16">
+  <w:abstractNum w:abstractNumId="20" w15:restartNumberingAfterBreak="0">
     <w:nsid w:val="35595C34"/>
     <w:multiLevelType w:val="multilevel"/>
     <w:tmpl w:val="F2E84A5C"/>
@@ -6005,7 +5744,120 @@
       </w:rPr>
     </w:lvl>
   </w:abstractNum>
-  <w:abstractNum w:abstractNumId="17">
+  <w:abstractNum w:abstractNumId="21" w15:restartNumberingAfterBreak="0">
+    <w:nsid w:val="3B9875AF"/>
+    <w:multiLevelType w:val="hybridMultilevel"/>
+    <w:tmpl w:val="196CBFD8"/>
+    <w:lvl w:ilvl="0" w:tplc="04190001">
+      <w:start w:val="1"/>
+      <w:numFmt w:val="bullet"/>
+      <w:lvlText w:val=""/>
+      <w:lvlJc w:val="left"/>
+      <w:pPr>
+        <w:ind w:left="1485" w:hanging="360"/>
+      </w:pPr>
+      <w:rPr>
+        <w:rFonts w:ascii="Symbol" w:hAnsi="Symbol" w:hint="default"/>
+      </w:rPr>
+    </w:lvl>
+    <w:lvl w:ilvl="1" w:tplc="04190003" w:tentative="1">
+      <w:start w:val="1"/>
+      <w:numFmt w:val="bullet"/>
+      <w:lvlText w:val="o"/>
+      <w:lvlJc w:val="left"/>
+      <w:pPr>
+        <w:ind w:left="2205" w:hanging="360"/>
+      </w:pPr>
+      <w:rPr>
+        <w:rFonts w:ascii="Courier New" w:hAnsi="Courier New" w:cs="Courier New" w:hint="default"/>
+      </w:rPr>
+    </w:lvl>
+    <w:lvl w:ilvl="2" w:tplc="04190005" w:tentative="1">
+      <w:start w:val="1"/>
+      <w:numFmt w:val="bullet"/>
+      <w:lvlText w:val=""/>
+      <w:lvlJc w:val="left"/>
+      <w:pPr>
+        <w:ind w:left="2925" w:hanging="360"/>
+      </w:pPr>
+      <w:rPr>
+        <w:rFonts w:ascii="Wingdings" w:hAnsi="Wingdings" w:hint="default"/>
+      </w:rPr>
+    </w:lvl>
+    <w:lvl w:ilvl="3" w:tplc="04190001" w:tentative="1">
+      <w:start w:val="1"/>
+      <w:numFmt w:val="bullet"/>
+      <w:lvlText w:val=""/>
+      <w:lvlJc w:val="left"/>
+      <w:pPr>
+        <w:ind w:left="3645" w:hanging="360"/>
+      </w:pPr>
+      <w:rPr>
+        <w:rFonts w:ascii="Symbol" w:hAnsi="Symbol" w:hint="default"/>
+      </w:rPr>
+    </w:lvl>
+    <w:lvl w:ilvl="4" w:tplc="04190003" w:tentative="1">
+      <w:start w:val="1"/>
+      <w:numFmt w:val="bullet"/>
+      <w:lvlText w:val="o"/>
+      <w:lvlJc w:val="left"/>
+      <w:pPr>
+        <w:ind w:left="4365" w:hanging="360"/>
+      </w:pPr>
+      <w:rPr>
+        <w:rFonts w:ascii="Courier New" w:hAnsi="Courier New" w:cs="Courier New" w:hint="default"/>
+      </w:rPr>
+    </w:lvl>
+    <w:lvl w:ilvl="5" w:tplc="04190005" w:tentative="1">
+      <w:start w:val="1"/>
+      <w:numFmt w:val="bullet"/>
+      <w:lvlText w:val=""/>
+      <w:lvlJc w:val="left"/>
+      <w:pPr>
+        <w:ind w:left="5085" w:hanging="360"/>
+      </w:pPr>
+      <w:rPr>
+        <w:rFonts w:ascii="Wingdings" w:hAnsi="Wingdings" w:hint="default"/>
+      </w:rPr>
+    </w:lvl>
+    <w:lvl w:ilvl="6" w:tplc="04190001" w:tentative="1">
+      <w:start w:val="1"/>
+      <w:numFmt w:val="bullet"/>
+      <w:lvlText w:val=""/>
+      <w:lvlJc w:val="left"/>
+      <w:pPr>
+        <w:ind w:left="5805" w:hanging="360"/>
+      </w:pPr>
+      <w:rPr>
+        <w:rFonts w:ascii="Symbol" w:hAnsi="Symbol" w:hint="default"/>
+      </w:rPr>
+    </w:lvl>
+    <w:lvl w:ilvl="7" w:tplc="04190003" w:tentative="1">
+      <w:start w:val="1"/>
+      <w:numFmt w:val="bullet"/>
+      <w:lvlText w:val="o"/>
+      <w:lvlJc w:val="left"/>
+      <w:pPr>
+        <w:ind w:left="6525" w:hanging="360"/>
+      </w:pPr>
+      <w:rPr>
+        <w:rFonts w:ascii="Courier New" w:hAnsi="Courier New" w:cs="Courier New" w:hint="default"/>
+      </w:rPr>
+    </w:lvl>
+    <w:lvl w:ilvl="8" w:tplc="04190005" w:tentative="1">
+      <w:start w:val="1"/>
+      <w:numFmt w:val="bullet"/>
+      <w:lvlText w:val=""/>
+      <w:lvlJc w:val="left"/>
+      <w:pPr>
+        <w:ind w:left="7245" w:hanging="360"/>
+      </w:pPr>
+      <w:rPr>
+        <w:rFonts w:ascii="Wingdings" w:hAnsi="Wingdings" w:hint="default"/>
+      </w:rPr>
+    </w:lvl>
+  </w:abstractNum>
+  <w:abstractNum w:abstractNumId="22" w15:restartNumberingAfterBreak="0">
     <w:nsid w:val="427E1356"/>
     <w:multiLevelType w:val="multilevel"/>
     <w:tmpl w:val="DAB2680C"/>
@@ -6118,7 +5970,96 @@
       </w:pPr>
     </w:lvl>
   </w:abstractNum>
-  <w:abstractNum w:abstractNumId="18">
+  <w:abstractNum w:abstractNumId="23" w15:restartNumberingAfterBreak="0">
+    <w:nsid w:val="450B7713"/>
+    <w:multiLevelType w:val="hybridMultilevel"/>
+    <w:tmpl w:val="BBB82E4E"/>
+    <w:lvl w:ilvl="0" w:tplc="F5BE34C6">
+      <w:start w:val="1"/>
+      <w:numFmt w:val="decimal"/>
+      <w:lvlText w:val="%1."/>
+      <w:lvlJc w:val="left"/>
+      <w:pPr>
+        <w:ind w:left="1778" w:hanging="360"/>
+      </w:pPr>
+      <w:rPr>
+        <w:rFonts w:hint="default"/>
+      </w:rPr>
+    </w:lvl>
+    <w:lvl w:ilvl="1" w:tplc="04190019" w:tentative="1">
+      <w:start w:val="1"/>
+      <w:numFmt w:val="lowerLetter"/>
+      <w:lvlText w:val="%2."/>
+      <w:lvlJc w:val="left"/>
+      <w:pPr>
+        <w:ind w:left="2149" w:hanging="360"/>
+      </w:pPr>
+    </w:lvl>
+    <w:lvl w:ilvl="2" w:tplc="0419001B" w:tentative="1">
+      <w:start w:val="1"/>
+      <w:numFmt w:val="lowerRoman"/>
+      <w:lvlText w:val="%3."/>
+      <w:lvlJc w:val="right"/>
+      <w:pPr>
+        <w:ind w:left="2869" w:hanging="180"/>
+      </w:pPr>
+    </w:lvl>
+    <w:lvl w:ilvl="3" w:tplc="0419000F" w:tentative="1">
+      <w:start w:val="1"/>
+      <w:numFmt w:val="decimal"/>
+      <w:lvlText w:val="%4."/>
+      <w:lvlJc w:val="left"/>
+      <w:pPr>
+        <w:ind w:left="3589" w:hanging="360"/>
+      </w:pPr>
+    </w:lvl>
+    <w:lvl w:ilvl="4" w:tplc="04190019" w:tentative="1">
+      <w:start w:val="1"/>
+      <w:numFmt w:val="lowerLetter"/>
+      <w:lvlText w:val="%5."/>
+      <w:lvlJc w:val="left"/>
+      <w:pPr>
+        <w:ind w:left="4309" w:hanging="360"/>
+      </w:pPr>
+    </w:lvl>
+    <w:lvl w:ilvl="5" w:tplc="0419001B" w:tentative="1">
+      <w:start w:val="1"/>
+      <w:numFmt w:val="lowerRoman"/>
+      <w:lvlText w:val="%6."/>
+      <w:lvlJc w:val="right"/>
+      <w:pPr>
+        <w:ind w:left="5029" w:hanging="180"/>
+      </w:pPr>
+    </w:lvl>
+    <w:lvl w:ilvl="6" w:tplc="0419000F" w:tentative="1">
+      <w:start w:val="1"/>
+      <w:numFmt w:val="decimal"/>
+      <w:lvlText w:val="%7."/>
+      <w:lvlJc w:val="left"/>
+      <w:pPr>
+        <w:ind w:left="5749" w:hanging="360"/>
+      </w:pPr>
+    </w:lvl>
+    <w:lvl w:ilvl="7" w:tplc="04190019" w:tentative="1">
+      <w:start w:val="1"/>
+      <w:numFmt w:val="lowerLetter"/>
+      <w:lvlText w:val="%8."/>
+      <w:lvlJc w:val="left"/>
+      <w:pPr>
+        <w:ind w:left="6469" w:hanging="360"/>
+      </w:pPr>
+    </w:lvl>
+    <w:lvl w:ilvl="8" w:tplc="0419001B" w:tentative="1">
+      <w:start w:val="1"/>
+      <w:numFmt w:val="lowerRoman"/>
+      <w:lvlText w:val="%9."/>
+      <w:lvlJc w:val="right"/>
+      <w:pPr>
+        <w:ind w:left="7189" w:hanging="180"/>
+      </w:pPr>
+    </w:lvl>
+  </w:abstractNum>
+  <w:abstractNum w:abstractNumId="24" w15:restartNumberingAfterBreak="0">
     <w:nsid w:val="464B77E3"/>
     <w:multiLevelType w:val="multilevel"/>
     <w:tmpl w:val="1D246818"/>
@@ -6235,7 +6176,120 @@
       </w:pPr>
     </w:lvl>
   </w:abstractNum>
-  <w:abstractNum w:abstractNumId="19">
+  <w:abstractNum w:abstractNumId="25" w15:restartNumberingAfterBreak="0">
+    <w:nsid w:val="49767BFF"/>
+    <w:multiLevelType w:val="hybridMultilevel"/>
+    <w:tmpl w:val="8E98C906"/>
+    <w:lvl w:ilvl="0" w:tplc="04190001">
+      <w:start w:val="1"/>
+      <w:numFmt w:val="bullet"/>
+      <w:lvlText w:val=""/>
+      <w:lvlJc w:val="left"/>
+      <w:pPr>
+        <w:ind w:left="720" w:hanging="360"/>
+      </w:pPr>
+      <w:rPr>
+        <w:rFonts w:ascii="Symbol" w:hAnsi="Symbol" w:hint="default"/>
+      </w:rPr>
+    </w:lvl>
+    <w:lvl w:ilvl="1" w:tplc="04190003" w:tentative="1">
+      <w:start w:val="1"/>
+      <w:numFmt w:val="bullet"/>
+      <w:lvlText w:val="o"/>
+      <w:lvlJc w:val="left"/>
+      <w:pPr>
+        <w:ind w:left="1440" w:hanging="360"/>
+      </w:pPr>
+      <w:rPr>
+        <w:rFonts w:ascii="Courier New" w:hAnsi="Courier New" w:cs="Courier New" w:hint="default"/>
+      </w:rPr>
+    </w:lvl>
+    <w:lvl w:ilvl="2" w:tplc="04190005" w:tentative="1">
+      <w:start w:val="1"/>
+      <w:numFmt w:val="bullet"/>
+      <w:lvlText w:val=""/>
+      <w:lvlJc w:val="left"/>
+      <w:pPr>
+        <w:ind w:left="2160" w:hanging="360"/>
+      </w:pPr>
+      <w:rPr>
+        <w:rFonts w:ascii="Wingdings" w:hAnsi="Wingdings" w:hint="default"/>
+      </w:rPr>
+    </w:lvl>
+    <w:lvl w:ilvl="3" w:tplc="04190001" w:tentative="1">
+      <w:start w:val="1"/>
+      <w:numFmt w:val="bullet"/>
+      <w:lvlText w:val=""/>
+      <w:lvlJc w:val="left"/>
+      <w:pPr>
+        <w:ind w:left="2880" w:hanging="360"/>
+      </w:pPr>
+      <w:rPr>
+        <w:rFonts w:ascii="Symbol" w:hAnsi="Symbol" w:hint="default"/>
+      </w:rPr>
+    </w:lvl>
+    <w:lvl w:ilvl="4" w:tplc="04190003" w:tentative="1">
+      <w:start w:val="1"/>
+      <w:numFmt w:val="bullet"/>
+      <w:lvlText w:val="o"/>
+      <w:lvlJc w:val="left"/>
+      <w:pPr>
+        <w:ind w:left="3600" w:hanging="360"/>
+      </w:pPr>
+      <w:rPr>
+        <w:rFonts w:ascii="Courier New" w:hAnsi="Courier New" w:cs="Courier New" w:hint="default"/>
+      </w:rPr>
+    </w:lvl>
+    <w:lvl w:ilvl="5" w:tplc="04190005" w:tentative="1">
+      <w:start w:val="1"/>
+      <w:numFmt w:val="bullet"/>
+      <w:lvlText w:val=""/>
+      <w:lvlJc w:val="left"/>
+      <w:pPr>
+        <w:ind w:left="4320" w:hanging="360"/>
+      </w:pPr>
+      <w:rPr>
+        <w:rFonts w:ascii="Wingdings" w:hAnsi="Wingdings" w:hint="default"/>
+      </w:rPr>
+    </w:lvl>
+    <w:lvl w:ilvl="6" w:tplc="04190001" w:tentative="1">
+      <w:start w:val="1"/>
+      <w:numFmt w:val="bullet"/>
+      <w:lvlText w:val=""/>
+      <w:lvlJc w:val="left"/>
+      <w:pPr>
+        <w:ind w:left="5040" w:hanging="360"/>
+      </w:pPr>
+      <w:rPr>
+        <w:rFonts w:ascii="Symbol" w:hAnsi="Symbol" w:hint="default"/>
+      </w:rPr>
+    </w:lvl>
+    <w:lvl w:ilvl="7" w:tplc="04190003" w:tentative="1">
+      <w:start w:val="1"/>
+      <w:numFmt w:val="bullet"/>
+      <w:lvlText w:val="o"/>
+      <w:lvlJc w:val="left"/>
+      <w:pPr>
+        <w:ind w:left="5760" w:hanging="360"/>
+      </w:pPr>
+      <w:rPr>
+        <w:rFonts w:ascii="Courier New" w:hAnsi="Courier New" w:cs="Courier New" w:hint="default"/>
+      </w:rPr>
+    </w:lvl>
+    <w:lvl w:ilvl="8" w:tplc="04190005" w:tentative="1">
+      <w:start w:val="1"/>
+      <w:numFmt w:val="bullet"/>
+      <w:lvlText w:val=""/>
+      <w:lvlJc w:val="left"/>
+      <w:pPr>
+        <w:ind w:left="6480" w:hanging="360"/>
+      </w:pPr>
+      <w:rPr>
+        <w:rFonts w:ascii="Wingdings" w:hAnsi="Wingdings" w:hint="default"/>
+      </w:rPr>
+    </w:lvl>
+  </w:abstractNum>
+  <w:abstractNum w:abstractNumId="26" w15:restartNumberingAfterBreak="0">
     <w:nsid w:val="49D128DD"/>
     <w:multiLevelType w:val="multilevel"/>
     <w:tmpl w:val="CAEEC14E"/>
@@ -6384,7 +6438,7 @@
       </w:rPr>
     </w:lvl>
   </w:abstractNum>
-  <w:abstractNum w:abstractNumId="20">
+  <w:abstractNum w:abstractNumId="27" w15:restartNumberingAfterBreak="0">
     <w:nsid w:val="596B1F05"/>
     <w:multiLevelType w:val="multilevel"/>
     <w:tmpl w:val="62582F04"/>
@@ -6497,7 +6551,96 @@
       </w:pPr>
     </w:lvl>
   </w:abstractNum>
-  <w:abstractNum w:abstractNumId="21">
+  <w:abstractNum w:abstractNumId="28" w15:restartNumberingAfterBreak="0">
+    <w:nsid w:val="5A8F74D5"/>
+    <w:multiLevelType w:val="hybridMultilevel"/>
+    <w:tmpl w:val="A29485A6"/>
+    <w:lvl w:ilvl="0" w:tplc="9A9833B4">
+      <w:start w:val="1"/>
+      <w:numFmt w:val="decimal"/>
+      <w:lvlText w:val="%1."/>
+      <w:lvlJc w:val="left"/>
+      <w:pPr>
+        <w:ind w:left="1429" w:hanging="360"/>
+      </w:pPr>
+      <w:rPr>
+        <w:sz w:val="28"/>
+      </w:rPr>
+    </w:lvl>
+    <w:lvl w:ilvl="1" w:tplc="04190019" w:tentative="1">
+      <w:start w:val="1"/>
+      <w:numFmt w:val="lowerLetter"/>
+      <w:lvlText w:val="%2."/>
+      <w:lvlJc w:val="left"/>
+      <w:pPr>
+        <w:ind w:left="2149" w:hanging="360"/>
+      </w:pPr>
+    </w:lvl>
+    <w:lvl w:ilvl="2" w:tplc="0419001B" w:tentative="1">
+      <w:start w:val="1"/>
+      <w:numFmt w:val="lowerRoman"/>
+      <w:lvlText w:val="%3."/>
+      <w:lvlJc w:val="right"/>
+      <w:pPr>
+        <w:ind w:left="2869" w:hanging="180"/>
+      </w:pPr>
+    </w:lvl>
+    <w:lvl w:ilvl="3" w:tplc="0419000F" w:tentative="1">
+      <w:start w:val="1"/>
+      <w:numFmt w:val="decimal"/>
+      <w:lvlText w:val="%4."/>
+      <w:lvlJc w:val="left"/>
+      <w:pPr>
+        <w:ind w:left="3589" w:hanging="360"/>
+      </w:pPr>
+    </w:lvl>
+    <w:lvl w:ilvl="4" w:tplc="04190019" w:tentative="1">
+      <w:start w:val="1"/>
+      <w:numFmt w:val="lowerLetter"/>
+      <w:lvlText w:val="%5."/>
+      <w:lvlJc w:val="left"/>
+      <w:pPr>
+        <w:ind w:left="4309" w:hanging="360"/>
+      </w:pPr>
+    </w:lvl>
+    <w:lvl w:ilvl="5" w:tplc="0419001B" w:tentative="1">
+      <w:start w:val="1"/>
+      <w:numFmt w:val="lowerRoman"/>
+      <w:lvlText w:val="%6."/>
+      <w:lvlJc w:val="right"/>
+      <w:pPr>
+        <w:ind w:left="5029" w:hanging="180"/>
+      </w:pPr>
+    </w:lvl>
+    <w:lvl w:ilvl="6" w:tplc="0419000F" w:tentative="1">
+      <w:start w:val="1"/>
+      <w:numFmt w:val="decimal"/>
+      <w:lvlText w:val="%7."/>
+      <w:lvlJc w:val="left"/>
+      <w:pPr>
+        <w:ind w:left="5749" w:hanging="360"/>
+      </w:pPr>
+    </w:lvl>
+    <w:lvl w:ilvl="7" w:tplc="04190019" w:tentative="1">
+      <w:start w:val="1"/>
+      <w:numFmt w:val="lowerLetter"/>
+      <w:lvlText w:val="%8."/>
+      <w:lvlJc w:val="left"/>
+      <w:pPr>
+        <w:ind w:left="6469" w:hanging="360"/>
+      </w:pPr>
+    </w:lvl>
+    <w:lvl w:ilvl="8" w:tplc="0419001B" w:tentative="1">
+      <w:start w:val="1"/>
+      <w:numFmt w:val="lowerRoman"/>
+      <w:lvlText w:val="%9."/>
+      <w:lvlJc w:val="right"/>
+      <w:pPr>
+        <w:ind w:left="7189" w:hanging="180"/>
+      </w:pPr>
+    </w:lvl>
+  </w:abstractNum>
+  <w:abstractNum w:abstractNumId="29" w15:restartNumberingAfterBreak="0">
     <w:nsid w:val="5FDA6EC8"/>
     <w:multiLevelType w:val="multilevel"/>
     <w:tmpl w:val="727C9F68"/>
@@ -6646,7 +6789,120 @@
       </w:rPr>
     </w:lvl>
   </w:abstractNum>
-  <w:abstractNum w:abstractNumId="22">
+  <w:abstractNum w:abstractNumId="30" w15:restartNumberingAfterBreak="0">
+    <w:nsid w:val="662F6E7E"/>
+    <w:multiLevelType w:val="hybridMultilevel"/>
+    <w:tmpl w:val="501E0020"/>
+    <w:lvl w:ilvl="0" w:tplc="04190001">
+      <w:start w:val="1"/>
+      <w:numFmt w:val="bullet"/>
+      <w:lvlText w:val=""/>
+      <w:lvlJc w:val="left"/>
+      <w:pPr>
+        <w:ind w:left="1485" w:hanging="360"/>
+      </w:pPr>
+      <w:rPr>
+        <w:rFonts w:ascii="Symbol" w:hAnsi="Symbol" w:hint="default"/>
+      </w:rPr>
+    </w:lvl>
+    <w:lvl w:ilvl="1" w:tplc="04190003" w:tentative="1">
+      <w:start w:val="1"/>
+      <w:numFmt w:val="bullet"/>
+      <w:lvlText w:val="o"/>
+      <w:lvlJc w:val="left"/>
+      <w:pPr>
+        <w:ind w:left="2205" w:hanging="360"/>
+      </w:pPr>
+      <w:rPr>
+        <w:rFonts w:ascii="Courier New" w:hAnsi="Courier New" w:cs="Courier New" w:hint="default"/>
+      </w:rPr>
+    </w:lvl>
+    <w:lvl w:ilvl="2" w:tplc="04190005" w:tentative="1">
+      <w:start w:val="1"/>
+      <w:numFmt w:val="bullet"/>
+      <w:lvlText w:val=""/>
+      <w:lvlJc w:val="left"/>
+      <w:pPr>
+        <w:ind w:left="2925" w:hanging="360"/>
+      </w:pPr>
+      <w:rPr>
+        <w:rFonts w:ascii="Wingdings" w:hAnsi="Wingdings" w:hint="default"/>
+      </w:rPr>
+    </w:lvl>
+    <w:lvl w:ilvl="3" w:tplc="04190001" w:tentative="1">
+      <w:start w:val="1"/>
+      <w:numFmt w:val="bullet"/>
+      <w:lvlText w:val=""/>
+      <w:lvlJc w:val="left"/>
+      <w:pPr>
+        <w:ind w:left="3645" w:hanging="360"/>
+      </w:pPr>
+      <w:rPr>
+        <w:rFonts w:ascii="Symbol" w:hAnsi="Symbol" w:hint="default"/>
+      </w:rPr>
+    </w:lvl>
+    <w:lvl w:ilvl="4" w:tplc="04190003" w:tentative="1">
+      <w:start w:val="1"/>
+      <w:numFmt w:val="bullet"/>
+      <w:lvlText w:val="o"/>
+      <w:lvlJc w:val="left"/>
+      <w:pPr>
+        <w:ind w:left="4365" w:hanging="360"/>
+      </w:pPr>
+      <w:rPr>
+        <w:rFonts w:ascii="Courier New" w:hAnsi="Courier New" w:cs="Courier New" w:hint="default"/>
+      </w:rPr>
+    </w:lvl>
+    <w:lvl w:ilvl="5" w:tplc="04190005" w:tentative="1">
+      <w:start w:val="1"/>
+      <w:numFmt w:val="bullet"/>
+      <w:lvlText w:val=""/>
+      <w:lvlJc w:val="left"/>
+      <w:pPr>
+        <w:ind w:left="5085" w:hanging="360"/>
+      </w:pPr>
+      <w:rPr>
+        <w:rFonts w:ascii="Wingdings" w:hAnsi="Wingdings" w:hint="default"/>
+      </w:rPr>
+    </w:lvl>
+    <w:lvl w:ilvl="6" w:tplc="04190001" w:tentative="1">
+      <w:start w:val="1"/>
+      <w:numFmt w:val="bullet"/>
+      <w:lvlText w:val=""/>
+      <w:lvlJc w:val="left"/>
+      <w:pPr>
+        <w:ind w:left="5805" w:hanging="360"/>
+      </w:pPr>
+      <w:rPr>
+        <w:rFonts w:ascii="Symbol" w:hAnsi="Symbol" w:hint="default"/>
+      </w:rPr>
+    </w:lvl>
+    <w:lvl w:ilvl="7" w:tplc="04190003" w:tentative="1">
+      <w:start w:val="1"/>
+      <w:numFmt w:val="bullet"/>
+      <w:lvlText w:val="o"/>
+      <w:lvlJc w:val="left"/>
+      <w:pPr>
+        <w:ind w:left="6525" w:hanging="360"/>
+      </w:pPr>
+      <w:rPr>
+        <w:rFonts w:ascii="Courier New" w:hAnsi="Courier New" w:cs="Courier New" w:hint="default"/>
+      </w:rPr>
+    </w:lvl>
+    <w:lvl w:ilvl="8" w:tplc="04190005" w:tentative="1">
+      <w:start w:val="1"/>
+      <w:numFmt w:val="bullet"/>
+      <w:lvlText w:val=""/>
+      <w:lvlJc w:val="left"/>
+      <w:pPr>
+        <w:ind w:left="7245" w:hanging="360"/>
+      </w:pPr>
+      <w:rPr>
+        <w:rFonts w:ascii="Wingdings" w:hAnsi="Wingdings" w:hint="default"/>
+      </w:rPr>
+    </w:lvl>
+  </w:abstractNum>
+  <w:abstractNum w:abstractNumId="31" w15:restartNumberingAfterBreak="0">
     <w:nsid w:val="671846A9"/>
     <w:multiLevelType w:val="multilevel"/>
     <w:tmpl w:val="0A8AA5D6"/>
@@ -6795,7 +7051,7 @@
       </w:rPr>
     </w:lvl>
   </w:abstractNum>
-  <w:abstractNum w:abstractNumId="23">
+  <w:abstractNum w:abstractNumId="32" w15:restartNumberingAfterBreak="0">
     <w:nsid w:val="6B9F1452"/>
     <w:multiLevelType w:val="multilevel"/>
     <w:tmpl w:val="96B66162"/>
@@ -6944,7 +7200,7 @@
       </w:rPr>
     </w:lvl>
   </w:abstractNum>
-  <w:abstractNum w:abstractNumId="24">
+  <w:abstractNum w:abstractNumId="33" w15:restartNumberingAfterBreak="0">
     <w:nsid w:val="6FC4740F"/>
     <w:multiLevelType w:val="multilevel"/>
     <w:tmpl w:val="8C0ADD28"/>
@@ -7093,7 +7349,7 @@
       </w:rPr>
     </w:lvl>
   </w:abstractNum>
-  <w:abstractNum w:abstractNumId="25">
+  <w:abstractNum w:abstractNumId="34" w15:restartNumberingAfterBreak="0">
     <w:nsid w:val="7258626B"/>
     <w:multiLevelType w:val="multilevel"/>
     <w:tmpl w:val="DE804DD2"/>
@@ -7242,7 +7498,7 @@
       </w:rPr>
     </w:lvl>
   </w:abstractNum>
-  <w:abstractNum w:abstractNumId="26">
+  <w:abstractNum w:abstractNumId="35" w15:restartNumberingAfterBreak="0">
     <w:nsid w:val="75E40A6A"/>
     <w:multiLevelType w:val="multilevel"/>
     <w:tmpl w:val="8352449A"/>
@@ -7391,7 +7647,7 @@
       </w:rPr>
     </w:lvl>
   </w:abstractNum>
-  <w:abstractNum w:abstractNumId="27">
+  <w:abstractNum w:abstractNumId="36" w15:restartNumberingAfterBreak="0">
     <w:nsid w:val="785071E7"/>
     <w:multiLevelType w:val="multilevel"/>
     <w:tmpl w:val="F8B2909E"/>
@@ -7540,7 +7796,7 @@
       </w:rPr>
     </w:lvl>
   </w:abstractNum>
-  <w:abstractNum w:abstractNumId="28">
+  <w:abstractNum w:abstractNumId="37" w15:restartNumberingAfterBreak="0">
     <w:nsid w:val="78F35750"/>
     <w:multiLevelType w:val="multilevel"/>
     <w:tmpl w:val="A33CCFDE"/>
@@ -7690,97 +7946,124 @@
     </w:lvl>
   </w:abstractNum>
   <w:num w:numId="1">
-    <w:abstractNumId w:val="11"/>
+    <w:abstractNumId w:val="14"/>
   </w:num>
   <w:num w:numId="2">
-    <w:abstractNumId w:val="7"/>
+    <w:abstractNumId w:val="8"/>
   </w:num>
   <w:num w:numId="3">
-    <w:abstractNumId w:val="27"/>
+    <w:abstractNumId w:val="36"/>
   </w:num>
   <w:num w:numId="4">
-    <w:abstractNumId w:val="18"/>
+    <w:abstractNumId w:val="24"/>
   </w:num>
   <w:num w:numId="5">
-    <w:abstractNumId w:val="22"/>
+    <w:abstractNumId w:val="31"/>
   </w:num>
   <w:num w:numId="6">
-    <w:abstractNumId w:val="16"/>
+    <w:abstractNumId w:val="20"/>
   </w:num>
   <w:num w:numId="7">
     <w:abstractNumId w:val="0"/>
   </w:num>
   <w:num w:numId="8">
-    <w:abstractNumId w:val="25"/>
+    <w:abstractNumId w:val="34"/>
   </w:num>
   <w:num w:numId="9">
-    <w:abstractNumId w:val="24"/>
+    <w:abstractNumId w:val="33"/>
   </w:num>
   <w:num w:numId="10">
+    <w:abstractNumId w:val="32"/>
+  </w:num>
+  <w:num w:numId="11">
+    <w:abstractNumId w:val="13"/>
+  </w:num>
+  <w:num w:numId="12">
+    <w:abstractNumId w:val="26"/>
+  </w:num>
+  <w:num w:numId="13">
+    <w:abstractNumId w:val="22"/>
+  </w:num>
+  <w:num w:numId="14">
+    <w:abstractNumId w:val="2"/>
+  </w:num>
+  <w:num w:numId="15">
+    <w:abstractNumId w:val="19"/>
+  </w:num>
+  <w:num w:numId="16">
+    <w:abstractNumId w:val="17"/>
+  </w:num>
+  <w:num w:numId="17">
+    <w:abstractNumId w:val="37"/>
+  </w:num>
+  <w:num w:numId="18">
+    <w:abstractNumId w:val="4"/>
+  </w:num>
+  <w:num w:numId="19">
+    <w:abstractNumId w:val="29"/>
+  </w:num>
+  <w:num w:numId="20">
+    <w:abstractNumId w:val="35"/>
+  </w:num>
+  <w:num w:numId="21">
+    <w:abstractNumId w:val="6"/>
+  </w:num>
+  <w:num w:numId="22">
+    <w:abstractNumId w:val="5"/>
+  </w:num>
+  <w:num w:numId="23">
+    <w:abstractNumId w:val="18"/>
+  </w:num>
+  <w:num w:numId="24">
+    <w:abstractNumId w:val="9"/>
+  </w:num>
+  <w:num w:numId="25">
+    <w:abstractNumId w:val="3"/>
+  </w:num>
+  <w:num w:numId="26">
+    <w:abstractNumId w:val="11"/>
+  </w:num>
+  <w:num w:numId="27">
+    <w:abstractNumId w:val="7"/>
+  </w:num>
+  <w:num w:numId="28">
+    <w:abstractNumId w:val="16"/>
+  </w:num>
+  <w:num w:numId="29">
+    <w:abstractNumId w:val="27"/>
+  </w:num>
+  <w:num w:numId="30">
+    <w:abstractNumId w:val="15"/>
+  </w:num>
+  <w:num w:numId="31">
+    <w:abstractNumId w:val="12"/>
+  </w:num>
+  <w:num w:numId="32">
+    <w:abstractNumId w:val="10"/>
+  </w:num>
+  <w:num w:numId="33">
+    <w:abstractNumId w:val="21"/>
+  </w:num>
+  <w:num w:numId="34">
+    <w:abstractNumId w:val="30"/>
+  </w:num>
+  <w:num w:numId="35">
+    <w:abstractNumId w:val="28"/>
+  </w:num>
+  <w:num w:numId="36">
+    <w:abstractNumId w:val="1"/>
+  </w:num>
+  <w:num w:numId="37">
     <w:abstractNumId w:val="23"/>
   </w:num>
-  <w:num w:numId="11">
-    <w:abstractNumId w:val="10"/>
-  </w:num>
-  <w:num w:numId="12">
-    <w:abstractNumId w:val="19"/>
-  </w:num>
-  <w:num w:numId="13">
-    <w:abstractNumId w:val="17"/>
-  </w:num>
-  <w:num w:numId="14">
-    <w:abstractNumId w:val="1"/>
-  </w:num>
-  <w:num w:numId="15">
-    <w:abstractNumId w:val="15"/>
-  </w:num>
-  <w:num w:numId="16">
-    <w:abstractNumId w:val="13"/>
-  </w:num>
-  <w:num w:numId="17">
-    <w:abstractNumId w:val="28"/>
-  </w:num>
-  <w:num w:numId="18">
-    <w:abstractNumId w:val="3"/>
-  </w:num>
-  <w:num w:numId="19">
-    <w:abstractNumId w:val="21"/>
-  </w:num>
-  <w:num w:numId="20">
-    <w:abstractNumId w:val="26"/>
-  </w:num>
-  <w:num w:numId="21">
-    <w:abstractNumId w:val="5"/>
-  </w:num>
-  <w:num w:numId="22">
-    <w:abstractNumId w:val="4"/>
-  </w:num>
-  <w:num w:numId="23">
-    <w:abstractNumId w:val="14"/>
-  </w:num>
-  <w:num w:numId="24">
-    <w:abstractNumId w:val="8"/>
-  </w:num>
-  <w:num w:numId="25">
-    <w:abstractNumId w:val="2"/>
-  </w:num>
-  <w:num w:numId="26">
-    <w:abstractNumId w:val="9"/>
-  </w:num>
-  <w:num w:numId="27">
-    <w:abstractNumId w:val="6"/>
-  </w:num>
-  <w:num w:numId="28">
-    <w:abstractNumId w:val="12"/>
-  </w:num>
-  <w:num w:numId="29">
-    <w:abstractNumId w:val="20"/>
+  <w:num w:numId="38">
+    <w:abstractNumId w:val="25"/>
   </w:num>
 </w:numbering>
 </file>
 
 <file path=word/styles.xml><?xml version="1.0" encoding="utf-8"?>
-<w:styles xmlns:mc="http://schemas.openxmlformats.org/markup-compatibility/2006" xmlns:r="http://schemas.openxmlformats.org/officeDocument/2006/relationships" xmlns:w="http://schemas.openxmlformats.org/wordprocessingml/2006/main" xmlns:w14="http://schemas.microsoft.com/office/word/2010/wordml" mc:Ignorable="w14">
+<w:styles xmlns:mc="http://schemas.openxmlformats.org/markup-compatibility/2006" xmlns:r="http://schemas.openxmlformats.org/officeDocument/2006/relationships" xmlns:w="http://schemas.openxmlformats.org/wordprocessingml/2006/main" xmlns:w14="http://schemas.microsoft.com/office/word/2010/wordml" xmlns:w15="http://schemas.microsoft.com/office/word/2012/wordml" xmlns:w16se="http://schemas.microsoft.com/office/word/2015/wordml/symex" mc:Ignorable="w14 w15 w16se">
   <w:docDefaults>
     <w:rPrDefault>
       <w:rPr>
@@ -7796,144 +8079,378 @@
       </w:pPr>
     </w:pPrDefault>
   </w:docDefaults>
-  <w:latentStyles w:defLockedState="0" w:defUIPriority="99" w:defSemiHidden="1" w:defUnhideWhenUsed="1" w:defQFormat="0" w:count="267">
-    <w:lsdException w:name="Normal" w:semiHidden="0" w:uiPriority="0" w:unhideWhenUsed="0" w:qFormat="1"/>
-    <w:lsdException w:name="heading 1" w:semiHidden="0" w:uiPriority="9" w:unhideWhenUsed="0" w:qFormat="1"/>
-    <w:lsdException w:name="heading 2" w:uiPriority="9" w:qFormat="1"/>
-    <w:lsdException w:name="heading 3" w:uiPriority="9" w:qFormat="1"/>
-    <w:lsdException w:name="heading 4" w:uiPriority="9" w:qFormat="1"/>
-    <w:lsdException w:name="heading 5" w:uiPriority="9" w:qFormat="1"/>
-    <w:lsdException w:name="heading 6" w:uiPriority="9" w:qFormat="1"/>
-    <w:lsdException w:name="heading 7" w:uiPriority="9" w:qFormat="1"/>
-    <w:lsdException w:name="heading 8" w:uiPriority="9" w:qFormat="1"/>
-    <w:lsdException w:name="heading 9" w:uiPriority="9" w:qFormat="1"/>
-    <w:lsdException w:name="toc 1" w:uiPriority="39"/>
-    <w:lsdException w:name="toc 2" w:uiPriority="39"/>
-    <w:lsdException w:name="toc 3" w:uiPriority="39"/>
-    <w:lsdException w:name="toc 4" w:uiPriority="39"/>
-    <w:lsdException w:name="toc 5" w:uiPriority="39"/>
-    <w:lsdException w:name="toc 6" w:uiPriority="39"/>
-    <w:lsdException w:name="toc 7" w:uiPriority="39"/>
-    <w:lsdException w:name="toc 8" w:uiPriority="39"/>
-    <w:lsdException w:name="toc 9" w:uiPriority="39"/>
-    <w:lsdException w:name="caption" w:uiPriority="35" w:qFormat="1"/>
-    <w:lsdException w:name="Title" w:semiHidden="0" w:uiPriority="10" w:unhideWhenUsed="0" w:qFormat="1"/>
-    <w:lsdException w:name="Default Paragraph Font" w:uiPriority="1"/>
-    <w:lsdException w:name="Subtitle" w:semiHidden="0" w:uiPriority="11" w:unhideWhenUsed="0" w:qFormat="1"/>
-    <w:lsdException w:name="Strong" w:semiHidden="0" w:uiPriority="22" w:unhideWhenUsed="0" w:qFormat="1"/>
-    <w:lsdException w:name="Emphasis" w:semiHidden="0" w:uiPriority="20" w:unhideWhenUsed="0" w:qFormat="1"/>
-    <w:lsdException w:name="Table Grid" w:semiHidden="0" w:uiPriority="59" w:unhideWhenUsed="0"/>
-    <w:lsdException w:name="Placeholder Text" w:unhideWhenUsed="0"/>
-    <w:lsdException w:name="No Spacing" w:semiHidden="0" w:uiPriority="1" w:unhideWhenUsed="0" w:qFormat="1"/>
-    <w:lsdException w:name="Light Shading" w:semiHidden="0" w:uiPriority="60" w:unhideWhenUsed="0"/>
-    <w:lsdException w:name="Light List" w:semiHidden="0" w:uiPriority="61" w:unhideWhenUsed="0"/>
-    <w:lsdException w:name="Light Grid" w:semiHidden="0" w:uiPriority="62" w:unhideWhenUsed="0"/>
-    <w:lsdException w:name="Medium Shading 1" w:semiHidden="0" w:uiPriority="63" w:unhideWhenUsed="0"/>
-    <w:lsdException w:name="Medium Shading 2" w:semiHidden="0" w:uiPriority="64" w:unhideWhenUsed="0"/>
-    <w:lsdException w:name="Medium List 1" w:semiHidden="0" w:uiPriority="65" w:unhideWhenUsed="0"/>
-    <w:lsdException w:name="Medium List 2" w:semiHidden="0" w:uiPriority="66" w:unhideWhenUsed="0"/>
-    <w:lsdException w:name="Medium Grid 1" w:semiHidden="0" w:uiPriority="67" w:unhideWhenUsed="0"/>
-    <w:lsdException w:name="Medium Grid 2" w:semiHidden="0" w:uiPriority="68" w:unhideWhenUsed="0"/>
-    <w:lsdException w:name="Medium Grid 3" w:semiHidden="0" w:uiPriority="69" w:unhideWhenUsed="0"/>
-    <w:lsdException w:name="Dark List" w:semiHidden="0" w:uiPriority="70" w:unhideWhenUsed="0"/>
-    <w:lsdException w:name="Colorful Shading" w:semiHidden="0" w:uiPriority="71" w:unhideWhenUsed="0"/>
-    <w:lsdException w:name="Colorful List" w:semiHidden="0" w:uiPriority="72" w:unhideWhenUsed="0"/>
-    <w:lsdException w:name="Colorful Grid" w:semiHidden="0" w:uiPriority="73" w:unhideWhenUsed="0"/>
-    <w:lsdException w:name="Light Shading Accent 1" w:semiHidden="0" w:uiPriority="60" w:unhideWhenUsed="0"/>
-    <w:lsdException w:name="Light List Accent 1" w:semiHidden="0" w:uiPriority="61" w:unhideWhenUsed="0"/>
-    <w:lsdException w:name="Light Grid Accent 1" w:semiHidden="0" w:uiPriority="62" w:unhideWhenUsed="0"/>
-    <w:lsdException w:name="Medium Shading 1 Accent 1" w:semiHidden="0" w:uiPriority="63" w:unhideWhenUsed="0"/>
-    <w:lsdException w:name="Medium Shading 2 Accent 1" w:semiHidden="0" w:uiPriority="64" w:unhideWhenUsed="0"/>
-    <w:lsdException w:name="Medium List 1 Accent 1" w:semiHidden="0" w:uiPriority="65" w:unhideWhenUsed="0"/>
-    <w:lsdException w:name="Revision" w:unhideWhenUsed="0"/>
-    <w:lsdException w:name="List Paragraph" w:semiHidden="0" w:uiPriority="34" w:unhideWhenUsed="0" w:qFormat="1"/>
-    <w:lsdException w:name="Quote" w:semiHidden="0" w:uiPriority="29" w:unhideWhenUsed="0" w:qFormat="1"/>
-    <w:lsdException w:name="Intense Quote" w:semiHidden="0" w:uiPriority="30" w:unhideWhenUsed="0" w:qFormat="1"/>
-    <w:lsdException w:name="Medium List 2 Accent 1" w:semiHidden="0" w:uiPriority="66" w:unhideWhenUsed="0"/>
-    <w:lsdException w:name="Medium Grid 1 Accent 1" w:semiHidden="0" w:uiPriority="67" w:unhideWhenUsed="0"/>
-    <w:lsdException w:name="Medium Grid 2 Accent 1" w:semiHidden="0" w:uiPriority="68" w:unhideWhenUsed="0"/>
-    <w:lsdException w:name="Medium Grid 3 Accent 1" w:semiHidden="0" w:uiPriority="69" w:unhideWhenUsed="0"/>
-    <w:lsdException w:name="Dark List Accent 1" w:semiHidden="0" w:uiPriority="70" w:unhideWhenUsed="0"/>
-    <w:lsdException w:name="Colorful Shading Accent 1" w:semiHidden="0" w:uiPriority="71" w:unhideWhenUsed="0"/>
-    <w:lsdException w:name="Colorful List Accent 1" w:semiHidden="0" w:uiPriority="72" w:unhideWhenUsed="0"/>
-    <w:lsdException w:name="Colorful Grid Accent 1" w:semiHidden="0" w:uiPriority="73" w:unhideWhenUsed="0"/>
-    <w:lsdException w:name="Light Shading Accent 2" w:semiHidden="0" w:uiPriority="60" w:unhideWhenUsed="0"/>
-    <w:lsdException w:name="Light List Accent 2" w:semiHidden="0" w:uiPriority="61" w:unhideWhenUsed="0"/>
-    <w:lsdException w:name="Light Grid Accent 2" w:semiHidden="0" w:uiPriority="62" w:unhideWhenUsed="0"/>
-    <w:lsdException w:name="Medium Shading 1 Accent 2" w:semiHidden="0" w:uiPriority="63" w:unhideWhenUsed="0"/>
-    <w:lsdException w:name="Medium Shading 2 Accent 2" w:semiHidden="0" w:uiPriority="64" w:unhideWhenUsed="0"/>
-    <w:lsdException w:name="Medium List 1 Accent 2" w:semiHidden="0" w:uiPriority="65" w:unhideWhenUsed="0"/>
-    <w:lsdException w:name="Medium List 2 Accent 2" w:semiHidden="0" w:uiPriority="66" w:unhideWhenUsed="0"/>
-    <w:lsdException w:name="Medium Grid 1 Accent 2" w:semiHidden="0" w:uiPriority="67" w:unhideWhenUsed="0"/>
-    <w:lsdException w:name="Medium Grid 2 Accent 2" w:semiHidden="0" w:uiPriority="68" w:unhideWhenUsed="0"/>
-    <w:lsdException w:name="Medium Grid 3 Accent 2" w:semiHidden="0" w:uiPriority="69" w:unhideWhenUsed="0"/>
-    <w:lsdException w:name="Dark List Accent 2" w:semiHidden="0" w:uiPriority="70" w:unhideWhenUsed="0"/>
-    <w:lsdException w:name="Colorful Shading Accent 2" w:semiHidden="0" w:uiPriority="71" w:unhideWhenUsed="0"/>
-    <w:lsdException w:name="Colorful List Accent 2" w:semiHidden="0" w:uiPriority="72" w:unhideWhenUsed="0"/>
-    <w:lsdException w:name="Colorful Grid Accent 2" w:semiHidden="0" w:uiPriority="73" w:unhideWhenUsed="0"/>
-    <w:lsdException w:name="Light Shading Accent 3" w:semiHidden="0" w:uiPriority="60" w:unhideWhenUsed="0"/>
-    <w:lsdException w:name="Light List Accent 3" w:semiHidden="0" w:uiPriority="61" w:unhideWhenUsed="0"/>
-    <w:lsdException w:name="Light Grid Accent 3" w:semiHidden="0" w:uiPriority="62" w:unhideWhenUsed="0"/>
-    <w:lsdException w:name="Medium Shading 1 Accent 3" w:semiHidden="0" w:uiPriority="63" w:unhideWhenUsed="0"/>
-    <w:lsdException w:name="Medium Shading 2 Accent 3" w:semiHidden="0" w:uiPriority="64" w:unhideWhenUsed="0"/>
-    <w:lsdException w:name="Medium List 1 Accent 3" w:semiHidden="0" w:uiPriority="65" w:unhideWhenUsed="0"/>
-    <w:lsdException w:name="Medium List 2 Accent 3" w:semiHidden="0" w:uiPriority="66" w:unhideWhenUsed="0"/>
-    <w:lsdException w:name="Medium Grid 1 Accent 3" w:semiHidden="0" w:uiPriority="67" w:unhideWhenUsed="0"/>
-    <w:lsdException w:name="Medium Grid 2 Accent 3" w:semiHidden="0" w:uiPriority="68" w:unhideWhenUsed="0"/>
-    <w:lsdException w:name="Medium Grid 3 Accent 3" w:semiHidden="0" w:uiPriority="69" w:unhideWhenUsed="0"/>
-    <w:lsdException w:name="Dark List Accent 3" w:semiHidden="0" w:uiPriority="70" w:unhideWhenUsed="0"/>
-    <w:lsdException w:name="Colorful Shading Accent 3" w:semiHidden="0" w:uiPriority="71" w:unhideWhenUsed="0"/>
-    <w:lsdException w:name="Colorful List Accent 3" w:semiHidden="0" w:uiPriority="72" w:unhideWhenUsed="0"/>
-    <w:lsdException w:name="Colorful Grid Accent 3" w:semiHidden="0" w:uiPriority="73" w:unhideWhenUsed="0"/>
-    <w:lsdException w:name="Light Shading Accent 4" w:semiHidden="0" w:uiPriority="60" w:unhideWhenUsed="0"/>
-    <w:lsdException w:name="Light List Accent 4" w:semiHidden="0" w:uiPriority="61" w:unhideWhenUsed="0"/>
-    <w:lsdException w:name="Light Grid Accent 4" w:semiHidden="0" w:uiPriority="62" w:unhideWhenUsed="0"/>
-    <w:lsdException w:name="Medium Shading 1 Accent 4" w:semiHidden="0" w:uiPriority="63" w:unhideWhenUsed="0"/>
-    <w:lsdException w:name="Medium Shading 2 Accent 4" w:semiHidden="0" w:uiPriority="64" w:unhideWhenUsed="0"/>
-    <w:lsdException w:name="Medium List 1 Accent 4" w:semiHidden="0" w:uiPriority="65" w:unhideWhenUsed="0"/>
-    <w:lsdException w:name="Medium List 2 Accent 4" w:semiHidden="0" w:uiPriority="66" w:unhideWhenUsed="0"/>
-    <w:lsdException w:name="Medium Grid 1 Accent 4" w:semiHidden="0" w:uiPriority="67" w:unhideWhenUsed="0"/>
-    <w:lsdException w:name="Medium Grid 2 Accent 4" w:semiHidden="0" w:uiPriority="68" w:unhideWhenUsed="0"/>
-    <w:lsdException w:name="Medium Grid 3 Accent 4" w:semiHidden="0" w:uiPriority="69" w:unhideWhenUsed="0"/>
-    <w:lsdException w:name="Dark List Accent 4" w:semiHidden="0" w:uiPriority="70" w:unhideWhenUsed="0"/>
-    <w:lsdException w:name="Colorful Shading Accent 4" w:semiHidden="0" w:uiPriority="71" w:unhideWhenUsed="0"/>
-    <w:lsdException w:name="Colorful List Accent 4" w:semiHidden="0" w:uiPriority="72" w:unhideWhenUsed="0"/>
-    <w:lsdException w:name="Colorful Grid Accent 4" w:semiHidden="0" w:uiPriority="73" w:unhideWhenUsed="0"/>
-    <w:lsdException w:name="Light Shading Accent 5" w:semiHidden="0" w:uiPriority="60" w:unhideWhenUsed="0"/>
-    <w:lsdException w:name="Light List Accent 5" w:semiHidden="0" w:uiPriority="61" w:unhideWhenUsed="0"/>
-    <w:lsdException w:name="Light Grid Accent 5" w:semiHidden="0" w:uiPriority="62" w:unhideWhenUsed="0"/>
-    <w:lsdException w:name="Medium Shading 1 Accent 5" w:semiHidden="0" w:uiPriority="63" w:unhideWhenUsed="0"/>
-    <w:lsdException w:name="Medium Shading 2 Accent 5" w:semiHidden="0" w:uiPriority="64" w:unhideWhenUsed="0"/>
-    <w:lsdException w:name="Medium List 1 Accent 5" w:semiHidden="0" w:uiPriority="65" w:unhideWhenUsed="0"/>
-    <w:lsdException w:name="Medium List 2 Accent 5" w:semiHidden="0" w:uiPriority="66" w:unhideWhenUsed="0"/>
-    <w:lsdException w:name="Medium Grid 1 Accent 5" w:semiHidden="0" w:uiPriority="67" w:unhideWhenUsed="0"/>
-    <w:lsdException w:name="Medium Grid 2 Accent 5" w:semiHidden="0" w:uiPriority="68" w:unhideWhenUsed="0"/>
-    <w:lsdException w:name="Medium Grid 3 Accent 5" w:semiHidden="0" w:uiPriority="69" w:unhideWhenUsed="0"/>
-    <w:lsdException w:name="Dark List Accent 5" w:semiHidden="0" w:uiPriority="70" w:unhideWhenUsed="0"/>
-    <w:lsdException w:name="Colorful Shading Accent 5" w:semiHidden="0" w:uiPriority="71" w:unhideWhenUsed="0"/>
-    <w:lsdException w:name="Colorful List Accent 5" w:semiHidden="0" w:uiPriority="72" w:unhideWhenUsed="0"/>
-    <w:lsdException w:name="Colorful Grid Accent 5" w:semiHidden="0" w:uiPriority="73" w:unhideWhenUsed="0"/>
-    <w:lsdException w:name="Light Shading Accent 6" w:semiHidden="0" w:uiPriority="60" w:unhideWhenUsed="0"/>
-    <w:lsdException w:name="Light List Accent 6" w:semiHidden="0" w:uiPriority="61" w:unhideWhenUsed="0"/>
-    <w:lsdException w:name="Light Grid Accent 6" w:semiHidden="0" w:uiPriority="62" w:unhideWhenUsed="0"/>
-    <w:lsdException w:name="Medium Shading 1 Accent 6" w:semiHidden="0" w:uiPriority="63" w:unhideWhenUsed="0"/>
-    <w:lsdException w:name="Medium Shading 2 Accent 6" w:semiHidden="0" w:uiPriority="64" w:unhideWhenUsed="0"/>
-    <w:lsdException w:name="Medium List 1 Accent 6" w:semiHidden="0" w:uiPriority="65" w:unhideWhenUsed="0"/>
-    <w:lsdException w:name="Medium List 2 Accent 6" w:semiHidden="0" w:uiPriority="66" w:unhideWhenUsed="0"/>
-    <w:lsdException w:name="Medium Grid 1 Accent 6" w:semiHidden="0" w:uiPriority="67" w:unhideWhenUsed="0"/>
-    <w:lsdException w:name="Medium Grid 2 Accent 6" w:semiHidden="0" w:uiPriority="68" w:unhideWhenUsed="0"/>
-    <w:lsdException w:name="Medium Grid 3 Accent 6" w:semiHidden="0" w:uiPriority="69" w:unhideWhenUsed="0"/>
-    <w:lsdException w:name="Dark List Accent 6" w:semiHidden="0" w:uiPriority="70" w:unhideWhenUsed="0"/>
-    <w:lsdException w:name="Colorful Shading Accent 6" w:semiHidden="0" w:uiPriority="71" w:unhideWhenUsed="0"/>
-    <w:lsdException w:name="Colorful List Accent 6" w:semiHidden="0" w:uiPriority="72" w:unhideWhenUsed="0"/>
-    <w:lsdException w:name="Colorful Grid Accent 6" w:semiHidden="0" w:uiPriority="73" w:unhideWhenUsed="0"/>
-    <w:lsdException w:name="Subtle Emphasis" w:semiHidden="0" w:uiPriority="19" w:unhideWhenUsed="0" w:qFormat="1"/>
-    <w:lsdException w:name="Intense Emphasis" w:semiHidden="0" w:uiPriority="21" w:unhideWhenUsed="0" w:qFormat="1"/>
-    <w:lsdException w:name="Subtle Reference" w:semiHidden="0" w:uiPriority="31" w:unhideWhenUsed="0" w:qFormat="1"/>
-    <w:lsdException w:name="Intense Reference" w:semiHidden="0" w:uiPriority="32" w:unhideWhenUsed="0" w:qFormat="1"/>
-    <w:lsdException w:name="Book Title" w:semiHidden="0" w:uiPriority="33" w:unhideWhenUsed="0" w:qFormat="1"/>
-    <w:lsdException w:name="Bibliography" w:uiPriority="37"/>
-    <w:lsdException w:name="TOC Heading" w:uiPriority="39" w:qFormat="1"/>
+  <w:latentStyles w:defLockedState="0" w:defUIPriority="99" w:defSemiHidden="0" w:defUnhideWhenUsed="0" w:defQFormat="0" w:count="371">
+    <w:lsdException w:name="Normal" w:uiPriority="0" w:qFormat="1"/>
+    <w:lsdException w:name="heading 1" w:uiPriority="9" w:qFormat="1"/>
+    <w:lsdException w:name="heading 2" w:semiHidden="1" w:uiPriority="9" w:unhideWhenUsed="1" w:qFormat="1"/>
+    <w:lsdException w:name="heading 3" w:semiHidden="1" w:uiPriority="9" w:unhideWhenUsed="1" w:qFormat="1"/>
+    <w:lsdException w:name="heading 4" w:semiHidden="1" w:uiPriority="9" w:unhideWhenUsed="1" w:qFormat="1"/>
+    <w:lsdException w:name="heading 5" w:semiHidden="1" w:uiPriority="9" w:unhideWhenUsed="1" w:qFormat="1"/>
+    <w:lsdException w:name="heading 6" w:semiHidden="1" w:uiPriority="9" w:unhideWhenUsed="1" w:qFormat="1"/>
+    <w:lsdException w:name="heading 7" w:semiHidden="1" w:uiPriority="9" w:unhideWhenUsed="1" w:qFormat="1"/>
+    <w:lsdException w:name="heading 8" w:semiHidden="1" w:uiPriority="9" w:unhideWhenUsed="1" w:qFormat="1"/>
+    <w:lsdException w:name="heading 9" w:semiHidden="1" w:uiPriority="9" w:unhideWhenUsed="1" w:qFormat="1"/>
+    <w:lsdException w:name="index 1" w:semiHidden="1" w:unhideWhenUsed="1"/>
+    <w:lsdException w:name="index 2" w:semiHidden="1" w:unhideWhenUsed="1"/>
+    <w:lsdException w:name="index 3" w:semiHidden="1" w:unhideWhenUsed="1"/>
+    <w:lsdException w:name="index 4" w:semiHidden="1" w:unhideWhenUsed="1"/>
+    <w:lsdException w:name="index 5" w:semiHidden="1" w:unhideWhenUsed="1"/>
+    <w:lsdException w:name="index 6" w:semiHidden="1" w:unhideWhenUsed="1"/>
+    <w:lsdException w:name="index 7" w:semiHidden="1" w:unhideWhenUsed="1"/>
+    <w:lsdException w:name="index 8" w:semiHidden="1" w:unhideWhenUsed="1"/>
+    <w:lsdException w:name="index 9" w:semiHidden="1" w:unhideWhenUsed="1"/>
+    <w:lsdException w:name="toc 1" w:semiHidden="1" w:uiPriority="39" w:unhideWhenUsed="1"/>
+    <w:lsdException w:name="toc 2" w:semiHidden="1" w:uiPriority="39" w:unhideWhenUsed="1"/>
+    <w:lsdException w:name="toc 3" w:semiHidden="1" w:uiPriority="39" w:unhideWhenUsed="1"/>
+    <w:lsdException w:name="toc 4" w:semiHidden="1" w:uiPriority="39" w:unhideWhenUsed="1"/>
+    <w:lsdException w:name="toc 5" w:semiHidden="1" w:uiPriority="39" w:unhideWhenUsed="1"/>
+    <w:lsdException w:name="toc 6" w:semiHidden="1" w:uiPriority="39" w:unhideWhenUsed="1"/>
+    <w:lsdException w:name="toc 7" w:semiHidden="1" w:uiPriority="39" w:unhideWhenUsed="1"/>
+    <w:lsdException w:name="toc 8" w:semiHidden="1" w:uiPriority="39" w:unhideWhenUsed="1"/>
+    <w:lsdException w:name="toc 9" w:semiHidden="1" w:uiPriority="39" w:unhideWhenUsed="1"/>
+    <w:lsdException w:name="Normal Indent" w:semiHidden="1" w:unhideWhenUsed="1"/>
+    <w:lsdException w:name="footnote text" w:semiHidden="1" w:unhideWhenUsed="1"/>
+    <w:lsdException w:name="annotation text" w:semiHidden="1" w:unhideWhenUsed="1"/>
+    <w:lsdException w:name="header" w:semiHidden="1" w:unhideWhenUsed="1"/>
+    <w:lsdException w:name="footer" w:semiHidden="1" w:unhideWhenUsed="1"/>
+    <w:lsdException w:name="index heading" w:semiHidden="1" w:unhideWhenUsed="1"/>
+    <w:lsdException w:name="caption" w:semiHidden="1" w:uiPriority="35" w:unhideWhenUsed="1" w:qFormat="1"/>
+    <w:lsdException w:name="table of figures" w:semiHidden="1" w:unhideWhenUsed="1"/>
+    <w:lsdException w:name="envelope address" w:semiHidden="1" w:unhideWhenUsed="1"/>
+    <w:lsdException w:name="envelope return" w:semiHidden="1" w:unhideWhenUsed="1"/>
+    <w:lsdException w:name="footnote reference" w:semiHidden="1" w:unhideWhenUsed="1"/>
+    <w:lsdException w:name="annotation reference" w:semiHidden="1" w:unhideWhenUsed="1"/>
+    <w:lsdException w:name="line number" w:semiHidden="1" w:unhideWhenUsed="1"/>
+    <w:lsdException w:name="page number" w:semiHidden="1" w:unhideWhenUsed="1"/>
+    <w:lsdException w:name="endnote reference" w:semiHidden="1" w:unhideWhenUsed="1"/>
+    <w:lsdException w:name="endnote text" w:semiHidden="1" w:unhideWhenUsed="1"/>
+    <w:lsdException w:name="table of authorities" w:semiHidden="1" w:unhideWhenUsed="1"/>
+    <w:lsdException w:name="macro" w:semiHidden="1" w:unhideWhenUsed="1"/>
+    <w:lsdException w:name="toa heading" w:semiHidden="1" w:unhideWhenUsed="1"/>
+    <w:lsdException w:name="List" w:semiHidden="1" w:unhideWhenUsed="1"/>
+    <w:lsdException w:name="List Bullet" w:semiHidden="1" w:unhideWhenUsed="1"/>
+    <w:lsdException w:name="List Number" w:semiHidden="1" w:unhideWhenUsed="1"/>
+    <w:lsdException w:name="List 2" w:semiHidden="1" w:unhideWhenUsed="1"/>
+    <w:lsdException w:name="List 3" w:semiHidden="1" w:unhideWhenUsed="1"/>
+    <w:lsdException w:name="List 4" w:semiHidden="1" w:unhideWhenUsed="1"/>
+    <w:lsdException w:name="List 5" w:semiHidden="1" w:unhideWhenUsed="1"/>
+    <w:lsdException w:name="List Bullet 2" w:semiHidden="1" w:unhideWhenUsed="1"/>
+    <w:lsdException w:name="List Bullet 3" w:semiHidden="1" w:unhideWhenUsed="1"/>
+    <w:lsdException w:name="List Bullet 4" w:semiHidden="1" w:unhideWhenUsed="1"/>
+    <w:lsdException w:name="List Bullet 5" w:semiHidden="1" w:unhideWhenUsed="1"/>
+    <w:lsdException w:name="List Number 2" w:semiHidden="1" w:unhideWhenUsed="1"/>
+    <w:lsdException w:name="List Number 3" w:semiHidden="1" w:unhideWhenUsed="1"/>
+    <w:lsdException w:name="List Number 4" w:semiHidden="1" w:unhideWhenUsed="1"/>
+    <w:lsdException w:name="List Number 5" w:semiHidden="1" w:unhideWhenUsed="1"/>
+    <w:lsdException w:name="Title" w:uiPriority="10" w:qFormat="1"/>
+    <w:lsdException w:name="Closing" w:semiHidden="1" w:unhideWhenUsed="1"/>
+    <w:lsdException w:name="Signature" w:semiHidden="1" w:unhideWhenUsed="1"/>
+    <w:lsdException w:name="Default Paragraph Font" w:semiHidden="1" w:uiPriority="1" w:unhideWhenUsed="1"/>
+    <w:lsdException w:name="Body Text" w:semiHidden="1" w:unhideWhenUsed="1"/>
+    <w:lsdException w:name="Body Text Indent" w:semiHidden="1" w:unhideWhenUsed="1"/>
+    <w:lsdException w:name="List Continue" w:semiHidden="1" w:unhideWhenUsed="1"/>
+    <w:lsdException w:name="List Continue 2" w:semiHidden="1" w:unhideWhenUsed="1"/>
+    <w:lsdException w:name="List Continue 3" w:semiHidden="1" w:unhideWhenUsed="1"/>
+    <w:lsdException w:name="List Continue 4" w:semiHidden="1" w:unhideWhenUsed="1"/>
+    <w:lsdException w:name="List Continue 5" w:semiHidden="1" w:unhideWhenUsed="1"/>
+    <w:lsdException w:name="Message Header" w:semiHidden="1" w:unhideWhenUsed="1"/>
+    <w:lsdException w:name="Subtitle" w:uiPriority="11" w:qFormat="1"/>
+    <w:lsdException w:name="Salutation" w:semiHidden="1" w:unhideWhenUsed="1"/>
+    <w:lsdException w:name="Date" w:semiHidden="1" w:unhideWhenUsed="1"/>
+    <w:lsdException w:name="Body Text First Indent" w:semiHidden="1" w:unhideWhenUsed="1"/>
+    <w:lsdException w:name="Body Text First Indent 2" w:semiHidden="1" w:unhideWhenUsed="1"/>
+    <w:lsdException w:name="Note Heading" w:semiHidden="1" w:unhideWhenUsed="1"/>
+    <w:lsdException w:name="Body Text 2" w:semiHidden="1" w:unhideWhenUsed="1"/>
+    <w:lsdException w:name="Body Text 3" w:semiHidden="1" w:unhideWhenUsed="1"/>
+    <w:lsdException w:name="Body Text Indent 2" w:semiHidden="1" w:unhideWhenUsed="1"/>
+    <w:lsdException w:name="Body Text Indent 3" w:semiHidden="1" w:unhideWhenUsed="1"/>
+    <w:lsdException w:name="Block Text" w:semiHidden="1" w:unhideWhenUsed="1"/>
+    <w:lsdException w:name="Hyperlink" w:semiHidden="1" w:unhideWhenUsed="1"/>
+    <w:lsdException w:name="FollowedHyperlink" w:semiHidden="1" w:unhideWhenUsed="1"/>
+    <w:lsdException w:name="Strong" w:uiPriority="22" w:qFormat="1"/>
+    <w:lsdException w:name="Emphasis" w:uiPriority="20" w:qFormat="1"/>
+    <w:lsdException w:name="Document Map" w:semiHidden="1" w:unhideWhenUsed="1"/>
+    <w:lsdException w:name="Plain Text" w:semiHidden="1" w:unhideWhenUsed="1"/>
+    <w:lsdException w:name="E-mail Signature" w:semiHidden="1" w:unhideWhenUsed="1"/>
+    <w:lsdException w:name="HTML Top of Form" w:semiHidden="1" w:unhideWhenUsed="1"/>
+    <w:lsdException w:name="HTML Bottom of Form" w:semiHidden="1" w:unhideWhenUsed="1"/>
+    <w:lsdException w:name="Normal (Web)" w:semiHidden="1" w:unhideWhenUsed="1"/>
+    <w:lsdException w:name="HTML Acronym" w:semiHidden="1" w:unhideWhenUsed="1"/>
+    <w:lsdException w:name="HTML Address" w:semiHidden="1" w:unhideWhenUsed="1"/>
+    <w:lsdException w:name="HTML Cite" w:semiHidden="1" w:unhideWhenUsed="1"/>
+    <w:lsdException w:name="HTML Code" w:semiHidden="1" w:unhideWhenUsed="1"/>
+    <w:lsdException w:name="HTML Definition" w:semiHidden="1" w:unhideWhenUsed="1"/>
+    <w:lsdException w:name="HTML Keyboard" w:semiHidden="1" w:unhideWhenUsed="1"/>
+    <w:lsdException w:name="HTML Preformatted" w:semiHidden="1" w:unhideWhenUsed="1"/>
+    <w:lsdException w:name="HTML Sample" w:semiHidden="1" w:unhideWhenUsed="1"/>
+    <w:lsdException w:name="HTML Typewriter" w:semiHidden="1" w:unhideWhenUsed="1"/>
+    <w:lsdException w:name="HTML Variable" w:semiHidden="1" w:unhideWhenUsed="1"/>
+    <w:lsdException w:name="Normal Table" w:semiHidden="1" w:unhideWhenUsed="1"/>
+    <w:lsdException w:name="annotation subject" w:semiHidden="1" w:unhideWhenUsed="1"/>
+    <w:lsdException w:name="No List" w:semiHidden="1" w:unhideWhenUsed="1"/>
+    <w:lsdException w:name="Outline List 1" w:semiHidden="1" w:unhideWhenUsed="1"/>
+    <w:lsdException w:name="Outline List 2" w:semiHidden="1" w:unhideWhenUsed="1"/>
+    <w:lsdException w:name="Outline List 3" w:semiHidden="1" w:unhideWhenUsed="1"/>
+    <w:lsdException w:name="Table Simple 1" w:semiHidden="1" w:unhideWhenUsed="1"/>
+    <w:lsdException w:name="Table Simple 2" w:semiHidden="1" w:unhideWhenUsed="1"/>
+    <w:lsdException w:name="Table Simple 3" w:semiHidden="1" w:unhideWhenUsed="1"/>
+    <w:lsdException w:name="Table Classic 1" w:semiHidden="1" w:unhideWhenUsed="1"/>
+    <w:lsdException w:name="Table Classic 2" w:semiHidden="1" w:unhideWhenUsed="1"/>
+    <w:lsdException w:name="Table Classic 3" w:semiHidden="1" w:unhideWhenUsed="1"/>
+    <w:lsdException w:name="Table Classic 4" w:semiHidden="1" w:unhideWhenUsed="1"/>
+    <w:lsdException w:name="Table Colorful 1" w:semiHidden="1" w:unhideWhenUsed="1"/>
+    <w:lsdException w:name="Table Colorful 2" w:semiHidden="1" w:unhideWhenUsed="1"/>
+    <w:lsdException w:name="Table Colorful 3" w:semiHidden="1" w:unhideWhenUsed="1"/>
+    <w:lsdException w:name="Table Columns 1" w:semiHidden="1" w:unhideWhenUsed="1"/>
+    <w:lsdException w:name="Table Columns 2" w:semiHidden="1" w:unhideWhenUsed="1"/>
+    <w:lsdException w:name="Table Columns 3" w:semiHidden="1" w:unhideWhenUsed="1"/>
+    <w:lsdException w:name="Table Columns 4" w:semiHidden="1" w:unhideWhenUsed="1"/>
+    <w:lsdException w:name="Table Columns 5" w:semiHidden="1" w:unhideWhenUsed="1"/>
+    <w:lsdException w:name="Table Grid 1" w:semiHidden="1" w:unhideWhenUsed="1"/>
+    <w:lsdException w:name="Table Grid 2" w:semiHidden="1" w:unhideWhenUsed="1"/>
+    <w:lsdException w:name="Table Grid 3" w:semiHidden="1" w:unhideWhenUsed="1"/>
+    <w:lsdException w:name="Table Grid 4" w:semiHidden="1" w:unhideWhenUsed="1"/>
+    <w:lsdException w:name="Table Grid 5" w:semiHidden="1" w:unhideWhenUsed="1"/>
+    <w:lsdException w:name="Table Grid 6" w:semiHidden="1" w:unhideWhenUsed="1"/>
+    <w:lsdException w:name="Table Grid 7" w:semiHidden="1" w:unhideWhenUsed="1"/>
+    <w:lsdException w:name="Table Grid 8" w:semiHidden="1" w:unhideWhenUsed="1"/>
+    <w:lsdException w:name="Table List 1" w:semiHidden="1" w:unhideWhenUsed="1"/>
+    <w:lsdException w:name="Table List 2" w:semiHidden="1" w:unhideWhenUsed="1"/>
+    <w:lsdException w:name="Table List 3" w:semiHidden="1" w:unhideWhenUsed="1"/>
+    <w:lsdException w:name="Table List 4" w:semiHidden="1" w:unhideWhenUsed="1"/>
+    <w:lsdException w:name="Table List 5" w:semiHidden="1" w:unhideWhenUsed="1"/>
+    <w:lsdException w:name="Table List 6" w:semiHidden="1" w:unhideWhenUsed="1"/>
+    <w:lsdException w:name="Table List 7" w:semiHidden="1" w:unhideWhenUsed="1"/>
+    <w:lsdException w:name="Table List 8" w:semiHidden="1" w:unhideWhenUsed="1"/>
+    <w:lsdException w:name="Table 3D effects 1" w:semiHidden="1" w:unhideWhenUsed="1"/>
+    <w:lsdException w:name="Table 3D effects 2" w:semiHidden="1" w:unhideWhenUsed="1"/>
+    <w:lsdException w:name="Table 3D effects 3" w:semiHidden="1" w:unhideWhenUsed="1"/>
+    <w:lsdException w:name="Table Contemporary" w:semiHidden="1" w:unhideWhenUsed="1"/>
+    <w:lsdException w:name="Table Elegant" w:semiHidden="1" w:unhideWhenUsed="1"/>
+    <w:lsdException w:name="Table Professional" w:semiHidden="1" w:unhideWhenUsed="1"/>
+    <w:lsdException w:name="Table Subtle 1" w:semiHidden="1" w:unhideWhenUsed="1"/>
+    <w:lsdException w:name="Table Subtle 2" w:semiHidden="1" w:unhideWhenUsed="1"/>
+    <w:lsdException w:name="Table Web 1" w:semiHidden="1" w:unhideWhenUsed="1"/>
+    <w:lsdException w:name="Table Web 2" w:semiHidden="1" w:unhideWhenUsed="1"/>
+    <w:lsdException w:name="Table Web 3" w:semiHidden="1" w:unhideWhenUsed="1"/>
+    <w:lsdException w:name="Balloon Text" w:semiHidden="1" w:unhideWhenUsed="1"/>
+    <w:lsdException w:name="Table Grid" w:uiPriority="59"/>
+    <w:lsdException w:name="Table Theme" w:semiHidden="1" w:unhideWhenUsed="1"/>
+    <w:lsdException w:name="Placeholder Text" w:semiHidden="1"/>
+    <w:lsdException w:name="No Spacing" w:uiPriority="1" w:qFormat="1"/>
+    <w:lsdException w:name="Light Shading" w:uiPriority="60"/>
+    <w:lsdException w:name="Light List" w:uiPriority="61"/>
+    <w:lsdException w:name="Light Grid" w:uiPriority="62"/>
+    <w:lsdException w:name="Medium Shading 1" w:uiPriority="63"/>
+    <w:lsdException w:name="Medium Shading 2" w:uiPriority="64"/>
+    <w:lsdException w:name="Medium List 1" w:uiPriority="65"/>
+    <w:lsdException w:name="Medium List 2" w:uiPriority="66"/>
+    <w:lsdException w:name="Medium Grid 1" w:uiPriority="67"/>
+    <w:lsdException w:name="Medium Grid 2" w:uiPriority="68"/>
+    <w:lsdException w:name="Medium Grid 3" w:uiPriority="69"/>
+    <w:lsdException w:name="Dark List" w:uiPriority="70"/>
+    <w:lsdException w:name="Colorful Shading" w:uiPriority="71"/>
+    <w:lsdException w:name="Colorful List" w:uiPriority="72"/>
+    <w:lsdException w:name="Colorful Grid" w:uiPriority="73"/>
+    <w:lsdException w:name="Light Shading Accent 1" w:uiPriority="60"/>
+    <w:lsdException w:name="Light List Accent 1" w:uiPriority="61"/>
+    <w:lsdException w:name="Light Grid Accent 1" w:uiPriority="62"/>
+    <w:lsdException w:name="Medium Shading 1 Accent 1" w:uiPriority="63"/>
+    <w:lsdException w:name="Medium Shading 2 Accent 1" w:uiPriority="64"/>
+    <w:lsdException w:name="Medium List 1 Accent 1" w:uiPriority="65"/>
+    <w:lsdException w:name="Revision" w:semiHidden="1"/>
+    <w:lsdException w:name="List Paragraph" w:uiPriority="34" w:qFormat="1"/>
+    <w:lsdException w:name="Quote" w:uiPriority="29" w:qFormat="1"/>
+    <w:lsdException w:name="Intense Quote" w:uiPriority="30" w:qFormat="1"/>
+    <w:lsdException w:name="Medium List 2 Accent 1" w:uiPriority="66"/>
+    <w:lsdException w:name="Medium Grid 1 Accent 1" w:uiPriority="67"/>
+    <w:lsdException w:name="Medium Grid 2 Accent 1" w:uiPriority="68"/>
+    <w:lsdException w:name="Medium Grid 3 Accent 1" w:uiPriority="69"/>
+    <w:lsdException w:name="Dark List Accent 1" w:uiPriority="70"/>
+    <w:lsdException w:name="Colorful Shading Accent 1" w:uiPriority="71"/>
+    <w:lsdException w:name="Colorful List Accent 1" w:uiPriority="72"/>
+    <w:lsdException w:name="Colorful Grid Accent 1" w:uiPriority="73"/>
+    <w:lsdException w:name="Light Shading Accent 2" w:uiPriority="60"/>
+    <w:lsdException w:name="Light List Accent 2" w:uiPriority="61"/>
+    <w:lsdException w:name="Light Grid Accent 2" w:uiPriority="62"/>
+    <w:lsdException w:name="Medium Shading 1 Accent 2" w:uiPriority="63"/>
+    <w:lsdException w:name="Medium Shading 2 Accent 2" w:uiPriority="64"/>
+    <w:lsdException w:name="Medium List 1 Accent 2" w:uiPriority="65"/>
+    <w:lsdException w:name="Medium List 2 Accent 2" w:uiPriority="66"/>
+    <w:lsdException w:name="Medium Grid 1 Accent 2" w:uiPriority="67"/>
+    <w:lsdException w:name="Medium Grid 2 Accent 2" w:uiPriority="68"/>
+    <w:lsdException w:name="Medium Grid 3 Accent 2" w:uiPriority="69"/>
+    <w:lsdException w:name="Dark List Accent 2" w:uiPriority="70"/>
+    <w:lsdException w:name="Colorful Shading Accent 2" w:uiPriority="71"/>
+    <w:lsdException w:name="Colorful List Accent 2" w:uiPriority="72"/>
+    <w:lsdException w:name="Colorful Grid Accent 2" w:uiPriority="73"/>
+    <w:lsdException w:name="Light Shading Accent 3" w:uiPriority="60"/>
+    <w:lsdException w:name="Light List Accent 3" w:uiPriority="61"/>
+    <w:lsdException w:name="Light Grid Accent 3" w:uiPriority="62"/>
+    <w:lsdException w:name="Medium Shading 1 Accent 3" w:uiPriority="63"/>
+    <w:lsdException w:name="Medium Shading 2 Accent 3" w:uiPriority="64"/>
+    <w:lsdException w:name="Medium List 1 Accent 3" w:uiPriority="65"/>
+    <w:lsdException w:name="Medium List 2 Accent 3" w:uiPriority="66"/>
+    <w:lsdException w:name="Medium Grid 1 Accent 3" w:uiPriority="67"/>
+    <w:lsdException w:name="Medium Grid 2 Accent 3" w:uiPriority="68"/>
+    <w:lsdException w:name="Medium Grid 3 Accent 3" w:uiPriority="69"/>
+    <w:lsdException w:name="Dark List Accent 3" w:uiPriority="70"/>
+    <w:lsdException w:name="Colorful Shading Accent 3" w:uiPriority="71"/>
+    <w:lsdException w:name="Colorful List Accent 3" w:uiPriority="72"/>
+    <w:lsdException w:name="Colorful Grid Accent 3" w:uiPriority="73"/>
+    <w:lsdException w:name="Light Shading Accent 4" w:uiPriority="60"/>
+    <w:lsdException w:name="Light List Accent 4" w:uiPriority="61"/>
+    <w:lsdException w:name="Light Grid Accent 4" w:uiPriority="62"/>
+    <w:lsdException w:name="Medium Shading 1 Accent 4" w:uiPriority="63"/>
+    <w:lsdException w:name="Medium Shading 2 Accent 4" w:uiPriority="64"/>
+    <w:lsdException w:name="Medium List 1 Accent 4" w:uiPriority="65"/>
+    <w:lsdException w:name="Medium List 2 Accent 4" w:uiPriority="66"/>
+    <w:lsdException w:name="Medium Grid 1 Accent 4" w:uiPriority="67"/>
+    <w:lsdException w:name="Medium Grid 2 Accent 4" w:uiPriority="68"/>
+    <w:lsdException w:name="Medium Grid 3 Accent 4" w:uiPriority="69"/>
+    <w:lsdException w:name="Dark List Accent 4" w:uiPriority="70"/>
+    <w:lsdException w:name="Colorful Shading Accent 4" w:uiPriority="71"/>
+    <w:lsdException w:name="Colorful List Accent 4" w:uiPriority="72"/>
+    <w:lsdException w:name="Colorful Grid Accent 4" w:uiPriority="73"/>
+    <w:lsdException w:name="Light Shading Accent 5" w:uiPriority="60"/>
+    <w:lsdException w:name="Light List Accent 5" w:uiPriority="61"/>
+    <w:lsdException w:name="Light Grid Accent 5" w:uiPriority="62"/>
+    <w:lsdException w:name="Medium Shading 1 Accent 5" w:uiPriority="63"/>
+    <w:lsdException w:name="Medium Shading 2 Accent 5" w:uiPriority="64"/>
+    <w:lsdException w:name="Medium List 1 Accent 5" w:uiPriority="65"/>
+    <w:lsdException w:name="Medium List 2 Accent 5" w:uiPriority="66"/>
+    <w:lsdException w:name="Medium Grid 1 Accent 5" w:uiPriority="67"/>
+    <w:lsdException w:name="Medium Grid 2 Accent 5" w:uiPriority="68"/>
+    <w:lsdException w:name="Medium Grid 3 Accent 5" w:uiPriority="69"/>
+    <w:lsdException w:name="Dark List Accent 5" w:uiPriority="70"/>
+    <w:lsdException w:name="Colorful Shading Accent 5" w:uiPriority="71"/>
+    <w:lsdException w:name="Colorful List Accent 5" w:uiPriority="72"/>
+    <w:lsdException w:name="Colorful Grid Accent 5" w:uiPriority="73"/>
+    <w:lsdException w:name="Light Shading Accent 6" w:uiPriority="60"/>
+    <w:lsdException w:name="Light List Accent 6" w:uiPriority="61"/>
+    <w:lsdException w:name="Light Grid Accent 6" w:uiPriority="62"/>
+    <w:lsdException w:name="Medium Shading 1 Accent 6" w:uiPriority="63"/>
+    <w:lsdException w:name="Medium Shading 2 Accent 6" w:uiPriority="64"/>
+    <w:lsdException w:name="Medium List 1 Accent 6" w:uiPriority="65"/>
+    <w:lsdException w:name="Medium List 2 Accent 6" w:uiPriority="66"/>
+    <w:lsdException w:name="Medium Grid 1 Accent 6" w:uiPriority="67"/>
+    <w:lsdException w:name="Medium Grid 2 Accent 6" w:uiPriority="68"/>
+    <w:lsdException w:name="Medium Grid 3 Accent 6" w:uiPriority="69"/>
+    <w:lsdException w:name="Dark List Accent 6" w:uiPriority="70"/>
+    <w:lsdException w:name="Colorful Shading Accent 6" w:uiPriority="71"/>
+    <w:lsdException w:name="Colorful List Accent 6" w:uiPriority="72"/>
+    <w:lsdException w:name="Colorful Grid Accent 6" w:uiPriority="73"/>
+    <w:lsdException w:name="Subtle Emphasis" w:uiPriority="19" w:qFormat="1"/>
+    <w:lsdException w:name="Intense Emphasis" w:uiPriority="21" w:qFormat="1"/>
+    <w:lsdException w:name="Subtle Reference" w:uiPriority="31" w:qFormat="1"/>
+    <w:lsdException w:name="Intense Reference" w:uiPriority="32" w:qFormat="1"/>
+    <w:lsdException w:name="Book Title" w:uiPriority="33" w:qFormat="1"/>
+    <w:lsdException w:name="Bibliography" w:semiHidden="1" w:uiPriority="37" w:unhideWhenUsed="1"/>
+    <w:lsdException w:name="TOC Heading" w:semiHidden="1" w:uiPriority="39" w:unhideWhenUsed="1" w:qFormat="1"/>
+    <w:lsdException w:name="Plain Table 1" w:uiPriority="41"/>
+    <w:lsdException w:name="Plain Table 2" w:uiPriority="42"/>
+    <w:lsdException w:name="Plain Table 3" w:uiPriority="43"/>
+    <w:lsdException w:name="Plain Table 4" w:uiPriority="44"/>
+    <w:lsdException w:name="Plain Table 5" w:uiPriority="45"/>
+    <w:lsdException w:name="Grid Table Light" w:uiPriority="40"/>
+    <w:lsdException w:name="Grid Table 1 Light" w:uiPriority="46"/>
+    <w:lsdException w:name="Grid Table 2" w:uiPriority="47"/>
+    <w:lsdException w:name="Grid Table 3" w:uiPriority="48"/>
+    <w:lsdException w:name="Grid Table 4" w:uiPriority="49"/>
+    <w:lsdException w:name="Grid Table 5 Dark" w:uiPriority="50"/>
+    <w:lsdException w:name="Grid Table 6 Colorful" w:uiPriority="51"/>
+    <w:lsdException w:name="Grid Table 7 Colorful" w:uiPriority="52"/>
+    <w:lsdException w:name="Grid Table 1 Light Accent 1" w:uiPriority="46"/>
+    <w:lsdException w:name="Grid Table 2 Accent 1" w:uiPriority="47"/>
+    <w:lsdException w:name="Grid Table 3 Accent 1" w:uiPriority="48"/>
+    <w:lsdException w:name="Grid Table 4 Accent 1" w:uiPriority="49"/>
+    <w:lsdException w:name="Grid Table 5 Dark Accent 1" w:uiPriority="50"/>
+    <w:lsdException w:name="Grid Table 6 Colorful Accent 1" w:uiPriority="51"/>
+    <w:lsdException w:name="Grid Table 7 Colorful Accent 1" w:uiPriority="52"/>
+    <w:lsdException w:name="Grid Table 1 Light Accent 2" w:uiPriority="46"/>
+    <w:lsdException w:name="Grid Table 2 Accent 2" w:uiPriority="47"/>
+    <w:lsdException w:name="Grid Table 3 Accent 2" w:uiPriority="48"/>
+    <w:lsdException w:name="Grid Table 4 Accent 2" w:uiPriority="49"/>
+    <w:lsdException w:name="Grid Table 5 Dark Accent 2" w:uiPriority="50"/>
+    <w:lsdException w:name="Grid Table 6 Colorful Accent 2" w:uiPriority="51"/>
+    <w:lsdException w:name="Grid Table 7 Colorful Accent 2" w:uiPriority="52"/>
+    <w:lsdException w:name="Grid Table 1 Light Accent 3" w:uiPriority="46"/>
+    <w:lsdException w:name="Grid Table 2 Accent 3" w:uiPriority="47"/>
+    <w:lsdException w:name="Grid Table 3 Accent 3" w:uiPriority="48"/>
+    <w:lsdException w:name="Grid Table 4 Accent 3" w:uiPriority="49"/>
+    <w:lsdException w:name="Grid Table 5 Dark Accent 3" w:uiPriority="50"/>
+    <w:lsdException w:name="Grid Table 6 Colorful Accent 3" w:uiPriority="51"/>
+    <w:lsdException w:name="Grid Table 7 Colorful Accent 3" w:uiPriority="52"/>
+    <w:lsdException w:name="Grid Table 1 Light Accent 4" w:uiPriority="46"/>
+    <w:lsdException w:name="Grid Table 2 Accent 4" w:uiPriority="47"/>
+    <w:lsdException w:name="Grid Table 3 Accent 4" w:uiPriority="48"/>
+    <w:lsdException w:name="Grid Table 4 Accent 4" w:uiPriority="49"/>
+    <w:lsdException w:name="Grid Table 5 Dark Accent 4" w:uiPriority="50"/>
+    <w:lsdException w:name="Grid Table 6 Colorful Accent 4" w:uiPriority="51"/>
+    <w:lsdException w:name="Grid Table 7 Colorful Accent 4" w:uiPriority="52"/>
+    <w:lsdException w:name="Grid Table 1 Light Accent 5" w:uiPriority="46"/>
+    <w:lsdException w:name="Grid Table 2 Accent 5" w:uiPriority="47"/>
+    <w:lsdException w:name="Grid Table 3 Accent 5" w:uiPriority="48"/>
+    <w:lsdException w:name="Grid Table 4 Accent 5" w:uiPriority="49"/>
+    <w:lsdException w:name="Grid Table 5 Dark Accent 5" w:uiPriority="50"/>
+    <w:lsdException w:name="Grid Table 6 Colorful Accent 5" w:uiPriority="51"/>
+    <w:lsdException w:name="Grid Table 7 Colorful Accent 5" w:uiPriority="52"/>
+    <w:lsdException w:name="Grid Table 1 Light Accent 6" w:uiPriority="46"/>
+    <w:lsdException w:name="Grid Table 2 Accent 6" w:uiPriority="47"/>
+    <w:lsdException w:name="Grid Table 3 Accent 6" w:uiPriority="48"/>
+    <w:lsdException w:name="Grid Table 4 Accent 6" w:uiPriority="49"/>
+    <w:lsdException w:name="Grid Table 5 Dark Accent 6" w:uiPriority="50"/>
+    <w:lsdException w:name="Grid Table 6 Colorful Accent 6" w:uiPriority="51"/>
+    <w:lsdException w:name="Grid Table 7 Colorful Accent 6" w:uiPriority="52"/>
+    <w:lsdException w:name="List Table 1 Light" w:uiPriority="46"/>
+    <w:lsdException w:name="List Table 2" w:uiPriority="47"/>
+    <w:lsdException w:name="List Table 3" w:uiPriority="48"/>
+    <w:lsdException w:name="List Table 4" w:uiPriority="49"/>
+    <w:lsdException w:name="List Table 5 Dark" w:uiPriority="50"/>
+    <w:lsdException w:name="List Table 6 Colorful" w:uiPriority="51"/>
+    <w:lsdException w:name="List Table 7 Colorful" w:uiPriority="52"/>
+    <w:lsdException w:name="List Table 1 Light Accent 1" w:uiPriority="46"/>
+    <w:lsdException w:name="List Table 2 Accent 1" w:uiPriority="47"/>
+    <w:lsdException w:name="List Table 3 Accent 1" w:uiPriority="48"/>
+    <w:lsdException w:name="List Table 4 Accent 1" w:uiPriority="49"/>
+    <w:lsdException w:name="List Table 5 Dark Accent 1" w:uiPriority="50"/>
+    <w:lsdException w:name="List Table 6 Colorful Accent 1" w:uiPriority="51"/>
+    <w:lsdException w:name="List Table 7 Colorful Accent 1" w:uiPriority="52"/>
+    <w:lsdException w:name="List Table 1 Light Accent 2" w:uiPriority="46"/>
+    <w:lsdException w:name="List Table 2 Accent 2" w:uiPriority="47"/>
+    <w:lsdException w:name="List Table 3 Accent 2" w:uiPriority="48"/>
+    <w:lsdException w:name="List Table 4 Accent 2" w:uiPriority="49"/>
+    <w:lsdException w:name="List Table 5 Dark Accent 2" w:uiPriority="50"/>
+    <w:lsdException w:name="List Table 6 Colorful Accent 2" w:uiPriority="51"/>
+    <w:lsdException w:name="List Table 7 Colorful Accent 2" w:uiPriority="52"/>
+    <w:lsdException w:name="List Table 1 Light Accent 3" w:uiPriority="46"/>
+    <w:lsdException w:name="List Table 2 Accent 3" w:uiPriority="47"/>
+    <w:lsdException w:name="List Table 3 Accent 3" w:uiPriority="48"/>
+    <w:lsdException w:name="List Table 4 Accent 3" w:uiPriority="49"/>
+    <w:lsdException w:name="List Table 5 Dark Accent 3" w:uiPriority="50"/>
+    <w:lsdException w:name="List Table 6 Colorful Accent 3" w:uiPriority="51"/>
+    <w:lsdException w:name="List Table 7 Colorful Accent 3" w:uiPriority="52"/>
+    <w:lsdException w:name="List Table 1 Light Accent 4" w:uiPriority="46"/>
+    <w:lsdException w:name="List Table 2 Accent 4" w:uiPriority="47"/>
+    <w:lsdException w:name="List Table 3 Accent 4" w:uiPriority="48"/>
+    <w:lsdException w:name="List Table 4 Accent 4" w:uiPriority="49"/>
+    <w:lsdException w:name="List Table 5 Dark Accent 4" w:uiPriority="50"/>
+    <w:lsdException w:name="List Table 6 Colorful Accent 4" w:uiPriority="51"/>
+    <w:lsdException w:name="List Table 7 Colorful Accent 4" w:uiPriority="52"/>
+    <w:lsdException w:name="List Table 1 Light Accent 5" w:uiPriority="46"/>
+    <w:lsdException w:name="List Table 2 Accent 5" w:uiPriority="47"/>
+    <w:lsdException w:name="List Table 3 Accent 5" w:uiPriority="48"/>
+    <w:lsdException w:name="List Table 4 Accent 5" w:uiPriority="49"/>
+    <w:lsdException w:name="List Table 5 Dark Accent 5" w:uiPriority="50"/>
+    <w:lsdException w:name="List Table 6 Colorful Accent 5" w:uiPriority="51"/>
+    <w:lsdException w:name="List Table 7 Colorful Accent 5" w:uiPriority="52"/>
+    <w:lsdException w:name="List Table 1 Light Accent 6" w:uiPriority="46"/>
+    <w:lsdException w:name="List Table 2 Accent 6" w:uiPriority="47"/>
+    <w:lsdException w:name="List Table 3 Accent 6" w:uiPriority="48"/>
+    <w:lsdException w:name="List Table 4 Accent 6" w:uiPriority="49"/>
+    <w:lsdException w:name="List Table 5 Dark Accent 6" w:uiPriority="50"/>
+    <w:lsdException w:name="List Table 6 Colorful Accent 6" w:uiPriority="51"/>
+    <w:lsdException w:name="List Table 7 Colorful Accent 6" w:uiPriority="52"/>
   </w:latentStyles>
   <w:style w:type="paragraph" w:default="1" w:styleId="a">
     <w:name w:val="Normal"/>
@@ -7942,6 +8459,7 @@
   <w:style w:type="character" w:default="1" w:styleId="a0">
     <w:name w:val="Default Paragraph Font"/>
     <w:uiPriority w:val="1"/>
+    <w:semiHidden/>
     <w:unhideWhenUsed/>
   </w:style>
   <w:style w:type="table" w:default="1" w:styleId="a1">
@@ -7965,194 +8483,54 @@
     <w:semiHidden/>
     <w:unhideWhenUsed/>
   </w:style>
-</w:styles>
-</file>
-
-<file path=word/stylesWithEffects.xml><?xml version="1.0" encoding="utf-8"?>
-<w:styles xmlns:wpc="http://schemas.microsoft.com/office/word/2010/wordprocessingCanvas" xmlns:mc="http://schemas.openxmlformats.org/markup-compatibility/2006" xmlns:o="urn:schemas-microsoft-com:office:office" xmlns:r="http://schemas.openxmlformats.org/officeDocument/2006/relationships" xmlns:m="http://schemas.openxmlformats.org/officeDocument/2006/math" xmlns:v="urn:schemas-microsoft-com:vml" xmlns:wp14="http://schemas.microsoft.com/office/word/2010/wordprocessingDrawing" xmlns:wp="http://schemas.openxmlformats.org/drawingml/2006/wordprocessingDrawing" xmlns:w10="urn:schemas-microsoft-com:office:word" xmlns:w="http://schemas.openxmlformats.org/wordprocessingml/2006/main" xmlns:w14="http://schemas.microsoft.com/office/word/2010/wordml" xmlns:wpg="http://schemas.microsoft.com/office/word/2010/wordprocessingGroup" xmlns:wpi="http://schemas.microsoft.com/office/word/2010/wordprocessingInk" xmlns:wne="http://schemas.microsoft.com/office/word/2006/wordml" xmlns:wps="http://schemas.microsoft.com/office/word/2010/wordprocessingShape" mc:Ignorable="w14 wp14">
-  <w:docDefaults>
-    <w:rPrDefault>
-      <w:rPr>
-        <w:rFonts w:asciiTheme="minorHAnsi" w:eastAsiaTheme="minorHAnsi" w:hAnsiTheme="minorHAnsi" w:cstheme="minorBidi"/>
-        <w:sz w:val="22"/>
-        <w:szCs w:val="22"/>
-        <w:lang w:val="ru-RU" w:eastAsia="en-US" w:bidi="ar-SA"/>
-      </w:rPr>
-    </w:rPrDefault>
-    <w:pPrDefault>
-      <w:pPr>
-        <w:spacing w:after="200" w:line="276" w:lineRule="auto"/>
-      </w:pPr>
-    </w:pPrDefault>
-  </w:docDefaults>
-  <w:latentStyles w:defLockedState="0" w:defUIPriority="99" w:defSemiHidden="1" w:defUnhideWhenUsed="1" w:defQFormat="0" w:count="267">
-    <w:lsdException w:name="Normal" w:semiHidden="0" w:uiPriority="0" w:unhideWhenUsed="0" w:qFormat="1"/>
-    <w:lsdException w:name="heading 1" w:semiHidden="0" w:uiPriority="9" w:unhideWhenUsed="0" w:qFormat="1"/>
-    <w:lsdException w:name="heading 2" w:uiPriority="9" w:qFormat="1"/>
-    <w:lsdException w:name="heading 3" w:uiPriority="9" w:qFormat="1"/>
-    <w:lsdException w:name="heading 4" w:uiPriority="9" w:qFormat="1"/>
-    <w:lsdException w:name="heading 5" w:uiPriority="9" w:qFormat="1"/>
-    <w:lsdException w:name="heading 6" w:uiPriority="9" w:qFormat="1"/>
-    <w:lsdException w:name="heading 7" w:uiPriority="9" w:qFormat="1"/>
-    <w:lsdException w:name="heading 8" w:uiPriority="9" w:qFormat="1"/>
-    <w:lsdException w:name="heading 9" w:uiPriority="9" w:qFormat="1"/>
-    <w:lsdException w:name="toc 1" w:uiPriority="39"/>
-    <w:lsdException w:name="toc 2" w:uiPriority="39"/>
-    <w:lsdException w:name="toc 3" w:uiPriority="39"/>
-    <w:lsdException w:name="toc 4" w:uiPriority="39"/>
-    <w:lsdException w:name="toc 5" w:uiPriority="39"/>
-    <w:lsdException w:name="toc 6" w:uiPriority="39"/>
-    <w:lsdException w:name="toc 7" w:uiPriority="39"/>
-    <w:lsdException w:name="toc 8" w:uiPriority="39"/>
-    <w:lsdException w:name="toc 9" w:uiPriority="39"/>
-    <w:lsdException w:name="caption" w:uiPriority="35" w:qFormat="1"/>
-    <w:lsdException w:name="Title" w:semiHidden="0" w:uiPriority="10" w:unhideWhenUsed="0" w:qFormat="1"/>
-    <w:lsdException w:name="Default Paragraph Font" w:uiPriority="1"/>
-    <w:lsdException w:name="Subtitle" w:semiHidden="0" w:uiPriority="11" w:unhideWhenUsed="0" w:qFormat="1"/>
-    <w:lsdException w:name="Strong" w:semiHidden="0" w:uiPriority="22" w:unhideWhenUsed="0" w:qFormat="1"/>
-    <w:lsdException w:name="Emphasis" w:semiHidden="0" w:uiPriority="20" w:unhideWhenUsed="0" w:qFormat="1"/>
-    <w:lsdException w:name="Table Grid" w:semiHidden="0" w:uiPriority="59" w:unhideWhenUsed="0"/>
-    <w:lsdException w:name="Placeholder Text" w:unhideWhenUsed="0"/>
-    <w:lsdException w:name="No Spacing" w:semiHidden="0" w:uiPriority="1" w:unhideWhenUsed="0" w:qFormat="1"/>
-    <w:lsdException w:name="Light Shading" w:semiHidden="0" w:uiPriority="60" w:unhideWhenUsed="0"/>
-    <w:lsdException w:name="Light List" w:semiHidden="0" w:uiPriority="61" w:unhideWhenUsed="0"/>
-    <w:lsdException w:name="Light Grid" w:semiHidden="0" w:uiPriority="62" w:unhideWhenUsed="0"/>
-    <w:lsdException w:name="Medium Shading 1" w:semiHidden="0" w:uiPriority="63" w:unhideWhenUsed="0"/>
-    <w:lsdException w:name="Medium Shading 2" w:semiHidden="0" w:uiPriority="64" w:unhideWhenUsed="0"/>
-    <w:lsdException w:name="Medium List 1" w:semiHidden="0" w:uiPriority="65" w:unhideWhenUsed="0"/>
-    <w:lsdException w:name="Medium List 2" w:semiHidden="0" w:uiPriority="66" w:unhideWhenUsed="0"/>
-    <w:lsdException w:name="Medium Grid 1" w:semiHidden="0" w:uiPriority="67" w:unhideWhenUsed="0"/>
-    <w:lsdException w:name="Medium Grid 2" w:semiHidden="0" w:uiPriority="68" w:unhideWhenUsed="0"/>
-    <w:lsdException w:name="Medium Grid 3" w:semiHidden="0" w:uiPriority="69" w:unhideWhenUsed="0"/>
-    <w:lsdException w:name="Dark List" w:semiHidden="0" w:uiPriority="70" w:unhideWhenUsed="0"/>
-    <w:lsdException w:name="Colorful Shading" w:semiHidden="0" w:uiPriority="71" w:unhideWhenUsed="0"/>
-    <w:lsdException w:name="Colorful List" w:semiHidden="0" w:uiPriority="72" w:unhideWhenUsed="0"/>
-    <w:lsdException w:name="Colorful Grid" w:semiHidden="0" w:uiPriority="73" w:unhideWhenUsed="0"/>
-    <w:lsdException w:name="Light Shading Accent 1" w:semiHidden="0" w:uiPriority="60" w:unhideWhenUsed="0"/>
-    <w:lsdException w:name="Light List Accent 1" w:semiHidden="0" w:uiPriority="61" w:unhideWhenUsed="0"/>
-    <w:lsdException w:name="Light Grid Accent 1" w:semiHidden="0" w:uiPriority="62" w:unhideWhenUsed="0"/>
-    <w:lsdException w:name="Medium Shading 1 Accent 1" w:semiHidden="0" w:uiPriority="63" w:unhideWhenUsed="0"/>
-    <w:lsdException w:name="Medium Shading 2 Accent 1" w:semiHidden="0" w:uiPriority="64" w:unhideWhenUsed="0"/>
-    <w:lsdException w:name="Medium List 1 Accent 1" w:semiHidden="0" w:uiPriority="65" w:unhideWhenUsed="0"/>
-    <w:lsdException w:name="Revision" w:unhideWhenUsed="0"/>
-    <w:lsdException w:name="List Paragraph" w:semiHidden="0" w:uiPriority="34" w:unhideWhenUsed="0" w:qFormat="1"/>
-    <w:lsdException w:name="Quote" w:semiHidden="0" w:uiPriority="29" w:unhideWhenUsed="0" w:qFormat="1"/>
-    <w:lsdException w:name="Intense Quote" w:semiHidden="0" w:uiPriority="30" w:unhideWhenUsed="0" w:qFormat="1"/>
-    <w:lsdException w:name="Medium List 2 Accent 1" w:semiHidden="0" w:uiPriority="66" w:unhideWhenUsed="0"/>
-    <w:lsdException w:name="Medium Grid 1 Accent 1" w:semiHidden="0" w:uiPriority="67" w:unhideWhenUsed="0"/>
-    <w:lsdException w:name="Medium Grid 2 Accent 1" w:semiHidden="0" w:uiPriority="68" w:unhideWhenUsed="0"/>
-    <w:lsdException w:name="Medium Grid 3 Accent 1" w:semiHidden="0" w:uiPriority="69" w:unhideWhenUsed="0"/>
-    <w:lsdException w:name="Dark List Accent 1" w:semiHidden="0" w:uiPriority="70" w:unhideWhenUsed="0"/>
-    <w:lsdException w:name="Colorful Shading Accent 1" w:semiHidden="0" w:uiPriority="71" w:unhideWhenUsed="0"/>
-    <w:lsdException w:name="Colorful List Accent 1" w:semiHidden="0" w:uiPriority="72" w:unhideWhenUsed="0"/>
-    <w:lsdException w:name="Colorful Grid Accent 1" w:semiHidden="0" w:uiPriority="73" w:unhideWhenUsed="0"/>
-    <w:lsdException w:name="Light Shading Accent 2" w:semiHidden="0" w:uiPriority="60" w:unhideWhenUsed="0"/>
-    <w:lsdException w:name="Light List Accent 2" w:semiHidden="0" w:uiPriority="61" w:unhideWhenUsed="0"/>
-    <w:lsdException w:name="Light Grid Accent 2" w:semiHidden="0" w:uiPriority="62" w:unhideWhenUsed="0"/>
-    <w:lsdException w:name="Medium Shading 1 Accent 2" w:semiHidden="0" w:uiPriority="63" w:unhideWhenUsed="0"/>
-    <w:lsdException w:name="Medium Shading 2 Accent 2" w:semiHidden="0" w:uiPriority="64" w:unhideWhenUsed="0"/>
-    <w:lsdException w:name="Medium List 1 Accent 2" w:semiHidden="0" w:uiPriority="65" w:unhideWhenUsed="0"/>
-    <w:lsdException w:name="Medium List 2 Accent 2" w:semiHidden="0" w:uiPriority="66" w:unhideWhenUsed="0"/>
-    <w:lsdException w:name="Medium Grid 1 Accent 2" w:semiHidden="0" w:uiPriority="67" w:unhideWhenUsed="0"/>
-    <w:lsdException w:name="Medium Grid 2 Accent 2" w:semiHidden="0" w:uiPriority="68" w:unhideWhenUsed="0"/>
-    <w:lsdException w:name="Medium Grid 3 Accent 2" w:semiHidden="0" w:uiPriority="69" w:unhideWhenUsed="0"/>
-    <w:lsdException w:name="Dark List Accent 2" w:semiHidden="0" w:uiPriority="70" w:unhideWhenUsed="0"/>
-    <w:lsdException w:name="Colorful Shading Accent 2" w:semiHidden="0" w:uiPriority="71" w:unhideWhenUsed="0"/>
-    <w:lsdException w:name="Colorful List Accent 2" w:semiHidden="0" w:uiPriority="72" w:unhideWhenUsed="0"/>
-    <w:lsdException w:name="Colorful Grid Accent 2" w:semiHidden="0" w:uiPriority="73" w:unhideWhenUsed="0"/>
-    <w:lsdException w:name="Light Shading Accent 3" w:semiHidden="0" w:uiPriority="60" w:unhideWhenUsed="0"/>
-    <w:lsdException w:name="Light List Accent 3" w:semiHidden="0" w:uiPriority="61" w:unhideWhenUsed="0"/>
-    <w:lsdException w:name="Light Grid Accent 3" w:semiHidden="0" w:uiPriority="62" w:unhideWhenUsed="0"/>
-    <w:lsdException w:name="Medium Shading 1 Accent 3" w:semiHidden="0" w:uiPriority="63" w:unhideWhenUsed="0"/>
-    <w:lsdException w:name="Medium Shading 2 Accent 3" w:semiHidden="0" w:uiPriority="64" w:unhideWhenUsed="0"/>
-    <w:lsdException w:name="Medium List 1 Accent 3" w:semiHidden="0" w:uiPriority="65" w:unhideWhenUsed="0"/>
-    <w:lsdException w:name="Medium List 2 Accent 3" w:semiHidden="0" w:uiPriority="66" w:unhideWhenUsed="0"/>
-    <w:lsdException w:name="Medium Grid 1 Accent 3" w:semiHidden="0" w:uiPriority="67" w:unhideWhenUsed="0"/>
-    <w:lsdException w:name="Medium Grid 2 Accent 3" w:semiHidden="0" w:uiPriority="68" w:unhideWhenUsed="0"/>
-    <w:lsdException w:name="Medium Grid 3 Accent 3" w:semiHidden="0" w:uiPriority="69" w:unhideWhenUsed="0"/>
-    <w:lsdException w:name="Dark List Accent 3" w:semiHidden="0" w:uiPriority="70" w:unhideWhenUsed="0"/>
-    <w:lsdException w:name="Colorful Shading Accent 3" w:semiHidden="0" w:uiPriority="71" w:unhideWhenUsed="0"/>
-    <w:lsdException w:name="Colorful List Accent 3" w:semiHidden="0" w:uiPriority="72" w:unhideWhenUsed="0"/>
-    <w:lsdException w:name="Colorful Grid Accent 3" w:semiHidden="0" w:uiPriority="73" w:unhideWhenUsed="0"/>
-    <w:lsdException w:name="Light Shading Accent 4" w:semiHidden="0" w:uiPriority="60" w:unhideWhenUsed="0"/>
-    <w:lsdException w:name="Light List Accent 4" w:semiHidden="0" w:uiPriority="61" w:unhideWhenUsed="0"/>
-    <w:lsdException w:name="Light Grid Accent 4" w:semiHidden="0" w:uiPriority="62" w:unhideWhenUsed="0"/>
-    <w:lsdException w:name="Medium Shading 1 Accent 4" w:semiHidden="0" w:uiPriority="63" w:unhideWhenUsed="0"/>
-    <w:lsdException w:name="Medium Shading 2 Accent 4" w:semiHidden="0" w:uiPriority="64" w:unhideWhenUsed="0"/>
-    <w:lsdException w:name="Medium List 1 Accent 4" w:semiHidden="0" w:uiPriority="65" w:unhideWhenUsed="0"/>
-    <w:lsdException w:name="Medium List 2 Accent 4" w:semiHidden="0" w:uiPriority="66" w:unhideWhenUsed="0"/>
-    <w:lsdException w:name="Medium Grid 1 Accent 4" w:semiHidden="0" w:uiPriority="67" w:unhideWhenUsed="0"/>
-    <w:lsdException w:name="Medium Grid 2 Accent 4" w:semiHidden="0" w:uiPriority="68" w:unhideWhenUsed="0"/>
-    <w:lsdException w:name="Medium Grid 3 Accent 4" w:semiHidden="0" w:uiPriority="69" w:unhideWhenUsed="0"/>
-    <w:lsdException w:name="Dark List Accent 4" w:semiHidden="0" w:uiPriority="70" w:unhideWhenUsed="0"/>
-    <w:lsdException w:name="Colorful Shading Accent 4" w:semiHidden="0" w:uiPriority="71" w:unhideWhenUsed="0"/>
-    <w:lsdException w:name="Colorful List Accent 4" w:semiHidden="0" w:uiPriority="72" w:unhideWhenUsed="0"/>
-    <w:lsdException w:name="Colorful Grid Accent 4" w:semiHidden="0" w:uiPriority="73" w:unhideWhenUsed="0"/>
-    <w:lsdException w:name="Light Shading Accent 5" w:semiHidden="0" w:uiPriority="60" w:unhideWhenUsed="0"/>
-    <w:lsdException w:name="Light List Accent 5" w:semiHidden="0" w:uiPriority="61" w:unhideWhenUsed="0"/>
-    <w:lsdException w:name="Light Grid Accent 5" w:semiHidden="0" w:uiPriority="62" w:unhideWhenUsed="0"/>
-    <w:lsdException w:name="Medium Shading 1 Accent 5" w:semiHidden="0" w:uiPriority="63" w:unhideWhenUsed="0"/>
-    <w:lsdException w:name="Medium Shading 2 Accent 5" w:semiHidden="0" w:uiPriority="64" w:unhideWhenUsed="0"/>
-    <w:lsdException w:name="Medium List 1 Accent 5" w:semiHidden="0" w:uiPriority="65" w:unhideWhenUsed="0"/>
-    <w:lsdException w:name="Medium List 2 Accent 5" w:semiHidden="0" w:uiPriority="66" w:unhideWhenUsed="0"/>
-    <w:lsdException w:name="Medium Grid 1 Accent 5" w:semiHidden="0" w:uiPriority="67" w:unhideWhenUsed="0"/>
-    <w:lsdException w:name="Medium Grid 2 Accent 5" w:semiHidden="0" w:uiPriority="68" w:unhideWhenUsed="0"/>
-    <w:lsdException w:name="Medium Grid 3 Accent 5" w:semiHidden="0" w:uiPriority="69" w:unhideWhenUsed="0"/>
-    <w:lsdException w:name="Dark List Accent 5" w:semiHidden="0" w:uiPriority="70" w:unhideWhenUsed="0"/>
-    <w:lsdException w:name="Colorful Shading Accent 5" w:semiHidden="0" w:uiPriority="71" w:unhideWhenUsed="0"/>
-    <w:lsdException w:name="Colorful List Accent 5" w:semiHidden="0" w:uiPriority="72" w:unhideWhenUsed="0"/>
-    <w:lsdException w:name="Colorful Grid Accent 5" w:semiHidden="0" w:uiPriority="73" w:unhideWhenUsed="0"/>
-    <w:lsdException w:name="Light Shading Accent 6" w:semiHidden="0" w:uiPriority="60" w:unhideWhenUsed="0"/>
-    <w:lsdException w:name="Light List Accent 6" w:semiHidden="0" w:uiPriority="61" w:unhideWhenUsed="0"/>
-    <w:lsdException w:name="Light Grid Accent 6" w:semiHidden="0" w:uiPriority="62" w:unhideWhenUsed="0"/>
-    <w:lsdException w:name="Medium Shading 1 Accent 6" w:semiHidden="0" w:uiPriority="63" w:unhideWhenUsed="0"/>
-    <w:lsdException w:name="Medium Shading 2 Accent 6" w:semiHidden="0" w:uiPriority="64" w:unhideWhenUsed="0"/>
-    <w:lsdException w:name="Medium List 1 Accent 6" w:semiHidden="0" w:uiPriority="65" w:unhideWhenUsed="0"/>
-    <w:lsdException w:name="Medium List 2 Accent 6" w:semiHidden="0" w:uiPriority="66" w:unhideWhenUsed="0"/>
-    <w:lsdException w:name="Medium Grid 1 Accent 6" w:semiHidden="0" w:uiPriority="67" w:unhideWhenUsed="0"/>
-    <w:lsdException w:name="Medium Grid 2 Accent 6" w:semiHidden="0" w:uiPriority="68" w:unhideWhenUsed="0"/>
-    <w:lsdException w:name="Medium Grid 3 Accent 6" w:semiHidden="0" w:uiPriority="69" w:unhideWhenUsed="0"/>
-    <w:lsdException w:name="Dark List Accent 6" w:semiHidden="0" w:uiPriority="70" w:unhideWhenUsed="0"/>
-    <w:lsdException w:name="Colorful Shading Accent 6" w:semiHidden="0" w:uiPriority="71" w:unhideWhenUsed="0"/>
-    <w:lsdException w:name="Colorful List Accent 6" w:semiHidden="0" w:uiPriority="72" w:unhideWhenUsed="0"/>
-    <w:lsdException w:name="Colorful Grid Accent 6" w:semiHidden="0" w:uiPriority="73" w:unhideWhenUsed="0"/>
-    <w:lsdException w:name="Subtle Emphasis" w:semiHidden="0" w:uiPriority="19" w:unhideWhenUsed="0" w:qFormat="1"/>
-    <w:lsdException w:name="Intense Emphasis" w:semiHidden="0" w:uiPriority="21" w:unhideWhenUsed="0" w:qFormat="1"/>
-    <w:lsdException w:name="Subtle Reference" w:semiHidden="0" w:uiPriority="31" w:unhideWhenUsed="0" w:qFormat="1"/>
-    <w:lsdException w:name="Intense Reference" w:semiHidden="0" w:uiPriority="32" w:unhideWhenUsed="0" w:qFormat="1"/>
-    <w:lsdException w:name="Book Title" w:semiHidden="0" w:uiPriority="33" w:unhideWhenUsed="0" w:qFormat="1"/>
-    <w:lsdException w:name="Bibliography" w:uiPriority="37"/>
-    <w:lsdException w:name="TOC Heading" w:uiPriority="39" w:qFormat="1"/>
-  </w:latentStyles>
-  <w:style w:type="paragraph" w:default="1" w:styleId="a">
-    <w:name w:val="Normal"/>
-    <w:qFormat/>
-  </w:style>
-  <w:style w:type="character" w:default="1" w:styleId="a0">
-    <w:name w:val="Default Paragraph Font"/>
-    <w:uiPriority w:val="1"/>
-    <w:unhideWhenUsed/>
-  </w:style>
-  <w:style w:type="table" w:default="1" w:styleId="a1">
-    <w:name w:val="Normal Table"/>
-    <w:uiPriority w:val="99"/>
-    <w:semiHidden/>
-    <w:unhideWhenUsed/>
+  <w:style w:type="table" w:styleId="a3">
+    <w:name w:val="Grid Table Light"/>
+    <w:basedOn w:val="a1"/>
+    <w:uiPriority w:val="40"/>
+    <w:rsid w:val="00756999"/>
+    <w:pPr>
+      <w:spacing w:after="0" w:line="240" w:lineRule="auto"/>
+    </w:pPr>
     <w:tblPr>
-      <w:tblInd w:w="0" w:type="dxa"/>
-      <w:tblCellMar>
-        <w:top w:w="0" w:type="dxa"/>
-        <w:left w:w="108" w:type="dxa"/>
-        <w:bottom w:w="0" w:type="dxa"/>
-        <w:right w:w="108" w:type="dxa"/>
-      </w:tblCellMar>
+      <w:tblBorders>
+        <w:top w:val="single" w:sz="4" w:space="0" w:color="BFBFBF" w:themeColor="background1" w:themeShade="BF"/>
+        <w:left w:val="single" w:sz="4" w:space="0" w:color="BFBFBF" w:themeColor="background1" w:themeShade="BF"/>
+        <w:bottom w:val="single" w:sz="4" w:space="0" w:color="BFBFBF" w:themeColor="background1" w:themeShade="BF"/>
+        <w:right w:val="single" w:sz="4" w:space="0" w:color="BFBFBF" w:themeColor="background1" w:themeShade="BF"/>
+        <w:insideH w:val="single" w:sz="4" w:space="0" w:color="BFBFBF" w:themeColor="background1" w:themeShade="BF"/>
+        <w:insideV w:val="single" w:sz="4" w:space="0" w:color="BFBFBF" w:themeColor="background1" w:themeShade="BF"/>
+      </w:tblBorders>
     </w:tblPr>
   </w:style>
-  <w:style w:type="numbering" w:default="1" w:styleId="a2">
-    <w:name w:val="No List"/>
-    <w:uiPriority w:val="99"/>
-    <w:semiHidden/>
-    <w:unhideWhenUsed/>
+  <w:style w:type="paragraph" w:styleId="a4">
+    <w:name w:val="List Paragraph"/>
+    <w:basedOn w:val="a"/>
+    <w:uiPriority w:val="34"/>
+    <w:qFormat/>
+    <w:rsid w:val="00756999"/>
+    <w:pPr>
+      <w:ind w:left="720"/>
+      <w:contextualSpacing/>
+    </w:pPr>
+  </w:style>
+  <w:style w:type="table" w:styleId="a5">
+    <w:name w:val="Table Grid"/>
+    <w:basedOn w:val="a1"/>
+    <w:uiPriority w:val="59"/>
+    <w:rsid w:val="004E4262"/>
+    <w:pPr>
+      <w:spacing w:after="0" w:line="240" w:lineRule="auto"/>
+    </w:pPr>
+    <w:tblPr>
+      <w:tblBorders>
+        <w:top w:val="single" w:sz="4" w:space="0" w:color="auto"/>
+        <w:left w:val="single" w:sz="4" w:space="0" w:color="auto"/>
+        <w:bottom w:val="single" w:sz="4" w:space="0" w:color="auto"/>
+        <w:right w:val="single" w:sz="4" w:space="0" w:color="auto"/>
+        <w:insideH w:val="single" w:sz="4" w:space="0" w:color="auto"/>
+        <w:insideV w:val="single" w:sz="4" w:space="0" w:color="auto"/>
+      </w:tblBorders>
+    </w:tblPr>
   </w:style>
 </w:styles>
 </file>

--- a/test-plan/TP_Graduate_work.docx
+++ b/test-plan/TP_Graduate_work.docx
@@ -23,7 +23,17 @@
           <w:sz w:val="32"/>
           <w:szCs w:val="24"/>
         </w:rPr>
-        <w:t>Тест-план для сайта сети пиццерий «</w:t>
+        <w:t>Тест-план</w:t>
+      </w:r>
+      <w:r>
+        <w:rPr>
+          <w:rFonts w:ascii="Times New Roman" w:hAnsi="Times New Roman" w:cs="Times New Roman"/>
+          <w:b/>
+          <w:bCs/>
+          <w:sz w:val="32"/>
+          <w:szCs w:val="24"/>
+        </w:rPr>
+        <w:t xml:space="preserve"> для сайта сети пиццерий «</w:t>
       </w:r>
       <w:proofErr w:type="spellStart"/>
       <w:r>
@@ -45,7 +55,19 @@
           <w:sz w:val="32"/>
           <w:szCs w:val="24"/>
         </w:rPr>
-        <w:t xml:space="preserve"> пицца»</w:t>
+        <w:t xml:space="preserve"> П</w:t>
+      </w:r>
+      <w:bookmarkStart w:id="0" w:name="_GoBack"/>
+      <w:bookmarkEnd w:id="0"/>
+      <w:r>
+        <w:rPr>
+          <w:rFonts w:ascii="Times New Roman" w:hAnsi="Times New Roman" w:cs="Times New Roman"/>
+          <w:b/>
+          <w:bCs/>
+          <w:sz w:val="32"/>
+          <w:szCs w:val="24"/>
+        </w:rPr>
+        <w:t>ицца»</w:t>
       </w:r>
     </w:p>
     <w:p>
@@ -220,7 +242,23 @@
           <w:sz w:val="24"/>
           <w:szCs w:val="24"/>
         </w:rPr>
-        <w:t>Проверка совместимости с целевыми платформами (браузеры, ОС, устройства).</w:t>
+        <w:t xml:space="preserve">Проверка совместимости с целевыми </w:t>
+      </w:r>
+      <w:r>
+        <w:rPr>
+          <w:rFonts w:ascii="Times New Roman" w:hAnsi="Times New Roman" w:cs="Times New Roman"/>
+          <w:sz w:val="24"/>
+          <w:szCs w:val="24"/>
+        </w:rPr>
+        <w:t>платформами (браузеры</w:t>
+      </w:r>
+      <w:r>
+        <w:rPr>
+          <w:rFonts w:ascii="Times New Roman" w:hAnsi="Times New Roman" w:cs="Times New Roman"/>
+          <w:sz w:val="24"/>
+          <w:szCs w:val="24"/>
+        </w:rPr>
+        <w:t>, устройства).</w:t>
       </w:r>
     </w:p>
     <w:p>
@@ -583,6 +621,14 @@
         </w:rPr>
         <w:t>меню</w:t>
       </w:r>
+      <w:r>
+        <w:rPr>
+          <w:rFonts w:ascii="Times New Roman" w:hAnsi="Times New Roman" w:cs="Times New Roman"/>
+          <w:sz w:val="24"/>
+          <w:szCs w:val="24"/>
+        </w:rPr>
+        <w:t>;</w:t>
+      </w:r>
     </w:p>
     <w:p>
       <w:pPr>
@@ -608,7 +654,31 @@
           <w:sz w:val="24"/>
           <w:szCs w:val="24"/>
         </w:rPr>
-        <w:t>Карточка товара: фото, состав, КБЖУ, аллергены, размеры, цена</w:t>
+        <w:t xml:space="preserve">Карточка товара: фото, </w:t>
+      </w:r>
+      <w:r>
+        <w:rPr>
+          <w:rFonts w:ascii="Times New Roman" w:hAnsi="Times New Roman" w:cs="Times New Roman"/>
+          <w:sz w:val="24"/>
+          <w:szCs w:val="24"/>
+        </w:rPr>
+        <w:t>состав, КБЖУ,</w:t>
+      </w:r>
+      <w:r>
+        <w:rPr>
+          <w:rFonts w:ascii="Times New Roman" w:hAnsi="Times New Roman" w:cs="Times New Roman"/>
+          <w:sz w:val="24"/>
+          <w:szCs w:val="24"/>
+        </w:rPr>
+        <w:t xml:space="preserve"> размеры, цена</w:t>
+      </w:r>
+      <w:r>
+        <w:rPr>
+          <w:rFonts w:ascii="Times New Roman" w:hAnsi="Times New Roman" w:cs="Times New Roman"/>
+          <w:sz w:val="24"/>
+          <w:szCs w:val="24"/>
+        </w:rPr>
+        <w:t>;</w:t>
       </w:r>
     </w:p>
     <w:p>
@@ -636,6 +706,14 @@
           <w:szCs w:val="24"/>
         </w:rPr>
         <w:t>Конструктор пиццы: выбор размера, теста, добавление/удаление ингредиентов</w:t>
+      </w:r>
+      <w:r>
+        <w:rPr>
+          <w:rFonts w:ascii="Times New Roman" w:hAnsi="Times New Roman" w:cs="Times New Roman"/>
+          <w:sz w:val="24"/>
+          <w:szCs w:val="24"/>
+        </w:rPr>
+        <w:t>.</w:t>
       </w:r>
     </w:p>
     <w:p>
@@ -1037,9 +1115,9 @@
         <w:tblLook w:val="04A0" w:firstRow="1" w:lastRow="0" w:firstColumn="1" w:lastColumn="0" w:noHBand="0" w:noVBand="1"/>
       </w:tblPr>
       <w:tblGrid>
-        <w:gridCol w:w="2145"/>
-        <w:gridCol w:w="4636"/>
-        <w:gridCol w:w="2790"/>
+        <w:gridCol w:w="2151"/>
+        <w:gridCol w:w="4562"/>
+        <w:gridCol w:w="2858"/>
       </w:tblGrid>
       <w:tr>
         <w:tc>
@@ -1191,6 +1269,7 @@
         <w:tc>
           <w:tcPr>
             <w:tcW w:w="0" w:type="auto"/>
+            <w:vAlign w:val="center"/>
           </w:tcPr>
           <w:p>
             <w:pPr>
@@ -1297,25 +1376,6 @@
                 <w:sz w:val="24"/>
                 <w:szCs w:val="24"/>
               </w:rPr>
-              <w:t xml:space="preserve">, </w:t>
-            </w:r>
-            <w:proofErr w:type="spellStart"/>
-            <w:r>
-              <w:rPr>
-                <w:rFonts w:ascii="Times New Roman" w:hAnsi="Times New Roman" w:cs="Times New Roman"/>
-                <w:sz w:val="24"/>
-                <w:szCs w:val="24"/>
-                <w:lang w:val="en-US"/>
-              </w:rPr>
-              <w:t>FireFox</w:t>
-            </w:r>
-            <w:proofErr w:type="spellEnd"/>
-            <w:r>
-              <w:rPr>
-                <w:rFonts w:ascii="Times New Roman" w:hAnsi="Times New Roman" w:cs="Times New Roman"/>
-                <w:sz w:val="24"/>
-                <w:szCs w:val="24"/>
-              </w:rPr>
               <w:t>)</w:t>
             </w:r>
           </w:p>
@@ -1323,6 +1383,7 @@
         <w:tc>
           <w:tcPr>
             <w:tcW w:w="0" w:type="auto"/>
+            <w:vAlign w:val="center"/>
           </w:tcPr>
           <w:p>
             <w:pPr>
@@ -1400,6 +1461,7 @@
         <w:tc>
           <w:tcPr>
             <w:tcW w:w="0" w:type="auto"/>
+            <w:vAlign w:val="center"/>
           </w:tcPr>
           <w:p>
             <w:pPr>
@@ -1477,6 +1539,7 @@
         <w:tc>
           <w:tcPr>
             <w:tcW w:w="0" w:type="auto"/>
+            <w:vAlign w:val="center"/>
           </w:tcPr>
           <w:p>
             <w:pPr>
@@ -1773,34 +1836,6 @@
               <w:spacing w:line="360" w:lineRule="auto"/>
               <w:rPr>
                 <w:rFonts w:ascii="Times New Roman" w:hAnsi="Times New Roman" w:cs="Times New Roman"/>
-                <w:sz w:val="24"/>
-                <w:szCs w:val="24"/>
-              </w:rPr>
-            </w:pPr>
-            <w:proofErr w:type="spellStart"/>
-            <w:r>
-              <w:rPr>
-                <w:rFonts w:ascii="Times New Roman" w:hAnsi="Times New Roman" w:cs="Times New Roman"/>
-                <w:sz w:val="24"/>
-                <w:szCs w:val="24"/>
-              </w:rPr>
-              <w:t>Firefox</w:t>
-            </w:r>
-            <w:proofErr w:type="spellEnd"/>
-            <w:r>
-              <w:rPr>
-                <w:rFonts w:ascii="Times New Roman" w:hAnsi="Times New Roman" w:cs="Times New Roman"/>
-                <w:sz w:val="24"/>
-                <w:szCs w:val="24"/>
-              </w:rPr>
-              <w:t xml:space="preserve"> </w:t>
-            </w:r>
-          </w:p>
-          <w:p>
-            <w:pPr>
-              <w:spacing w:line="360" w:lineRule="auto"/>
-              <w:rPr>
-                <w:rFonts w:ascii="Times New Roman" w:hAnsi="Times New Roman" w:cs="Times New Roman"/>
                 <w:b/>
                 <w:bCs/>
                 <w:sz w:val="24"/>
@@ -2547,8 +2582,6 @@
         </w:rPr>
         <w:t xml:space="preserve">Артефакты (результаты тестирования) </w:t>
       </w:r>
-      <w:bookmarkStart w:id="0" w:name="_GoBack"/>
-      <w:bookmarkEnd w:id="0"/>
     </w:p>
     <w:p>
       <w:pPr>
@@ -8532,6 +8565,36 @@
       </w:tblBorders>
     </w:tblPr>
   </w:style>
+  <w:style w:type="paragraph" w:styleId="a6">
+    <w:name w:val="Balloon Text"/>
+    <w:basedOn w:val="a"/>
+    <w:link w:val="a7"/>
+    <w:uiPriority w:val="99"/>
+    <w:semiHidden/>
+    <w:unhideWhenUsed/>
+    <w:rsid w:val="00224DA4"/>
+    <w:pPr>
+      <w:spacing w:after="0" w:line="240" w:lineRule="auto"/>
+    </w:pPr>
+    <w:rPr>
+      <w:rFonts w:ascii="Segoe UI" w:hAnsi="Segoe UI" w:cs="Segoe UI"/>
+      <w:sz w:val="18"/>
+      <w:szCs w:val="18"/>
+    </w:rPr>
+  </w:style>
+  <w:style w:type="character" w:customStyle="1" w:styleId="a7">
+    <w:name w:val="Текст выноски Знак"/>
+    <w:basedOn w:val="a0"/>
+    <w:link w:val="a6"/>
+    <w:uiPriority w:val="99"/>
+    <w:semiHidden/>
+    <w:rsid w:val="00224DA4"/>
+    <w:rPr>
+      <w:rFonts w:ascii="Segoe UI" w:hAnsi="Segoe UI" w:cs="Segoe UI"/>
+      <w:sz w:val="18"/>
+      <w:szCs w:val="18"/>
+    </w:rPr>
+  </w:style>
 </w:styles>
 </file>
 
